--- a/docs/munjin-talk-talk-mvp-code-guide.docx
+++ b/docs/munjin-talk-talk-mvp-code-guide.docx
@@ -48,12 +48,18 @@
             <w:pPr>
               <w:spacing w:after="80"/>
             </w:pPr>
-            <w:r/>
+            <w:r>
+              <w:rPr>
+                <w:rFonts w:ascii="Malgun Gothic" w:hAnsi="Malgun Gothic" w:eastAsia="Malgun Gothic"/>
+                <w:sz w:val="16"/>
+              </w:rPr>
+            </w:r>
             <w:r>
               <w:rPr>
                 <w:rFonts w:ascii="Malgun Gothic" w:hAnsi="Malgun Gothic" w:eastAsia="Malgun Gothic"/>
                 <w:b/>
                 <w:color w:val="0B2545"/>
+                <w:sz w:val="16"/>
               </w:rPr>
               <w:t>문서 작성 기준</w:t>
             </w:r>
@@ -199,7 +205,12 @@
             <w:pPr>
               <w:spacing w:after="0" w:line="276" w:lineRule="auto"/>
             </w:pPr>
-            <w:r/>
+            <w:r>
+              <w:rPr>
+                <w:rFonts w:ascii="Malgun Gothic" w:hAnsi="Malgun Gothic" w:eastAsia="Malgun Gothic"/>
+                <w:sz w:val="16"/>
+              </w:rPr>
+            </w:r>
             <w:r>
               <w:rPr>
                 <w:rFonts w:ascii="Malgun Gothic" w:hAnsi="Malgun Gothic" w:eastAsia="Malgun Gothic"/>
@@ -221,7 +232,12 @@
             <w:pPr>
               <w:spacing w:after="0" w:line="276" w:lineRule="auto"/>
             </w:pPr>
-            <w:r/>
+            <w:r>
+              <w:rPr>
+                <w:rFonts w:ascii="Malgun Gothic" w:hAnsi="Malgun Gothic" w:eastAsia="Malgun Gothic"/>
+                <w:sz w:val="16"/>
+              </w:rPr>
+            </w:r>
             <w:r>
               <w:rPr>
                 <w:rFonts w:ascii="Malgun Gothic" w:hAnsi="Malgun Gothic" w:eastAsia="Malgun Gothic"/>
@@ -244,7 +260,12 @@
             <w:pPr>
               <w:spacing w:after="0" w:line="276" w:lineRule="auto"/>
             </w:pPr>
-            <w:r/>
+            <w:r>
+              <w:rPr>
+                <w:rFonts w:ascii="Malgun Gothic" w:hAnsi="Malgun Gothic" w:eastAsia="Malgun Gothic"/>
+                <w:sz w:val="16"/>
+              </w:rPr>
+            </w:r>
             <w:r>
               <w:rPr>
                 <w:rFonts w:ascii="Malgun Gothic" w:hAnsi="Malgun Gothic" w:eastAsia="Malgun Gothic"/>
@@ -265,7 +286,12 @@
             <w:pPr>
               <w:spacing w:after="0" w:line="276" w:lineRule="auto"/>
             </w:pPr>
-            <w:r/>
+            <w:r>
+              <w:rPr>
+                <w:rFonts w:ascii="Malgun Gothic" w:hAnsi="Malgun Gothic" w:eastAsia="Malgun Gothic"/>
+                <w:sz w:val="16"/>
+              </w:rPr>
+            </w:r>
             <w:r>
               <w:rPr>
                 <w:rFonts w:ascii="Malgun Gothic" w:hAnsi="Malgun Gothic" w:eastAsia="Malgun Gothic"/>
@@ -288,7 +314,12 @@
             <w:pPr>
               <w:spacing w:after="0" w:line="276" w:lineRule="auto"/>
             </w:pPr>
-            <w:r/>
+            <w:r>
+              <w:rPr>
+                <w:rFonts w:ascii="Malgun Gothic" w:hAnsi="Malgun Gothic" w:eastAsia="Malgun Gothic"/>
+                <w:sz w:val="16"/>
+              </w:rPr>
+            </w:r>
             <w:r>
               <w:rPr>
                 <w:rFonts w:ascii="Malgun Gothic" w:hAnsi="Malgun Gothic" w:eastAsia="Malgun Gothic"/>
@@ -309,7 +340,12 @@
             <w:pPr>
               <w:spacing w:after="0" w:line="276" w:lineRule="auto"/>
             </w:pPr>
-            <w:r/>
+            <w:r>
+              <w:rPr>
+                <w:rFonts w:ascii="Malgun Gothic" w:hAnsi="Malgun Gothic" w:eastAsia="Malgun Gothic"/>
+                <w:sz w:val="16"/>
+              </w:rPr>
+            </w:r>
             <w:r>
               <w:rPr>
                 <w:rFonts w:ascii="Malgun Gothic" w:hAnsi="Malgun Gothic" w:eastAsia="Malgun Gothic"/>
@@ -332,7 +368,12 @@
             <w:pPr>
               <w:spacing w:after="0" w:line="276" w:lineRule="auto"/>
             </w:pPr>
-            <w:r/>
+            <w:r>
+              <w:rPr>
+                <w:rFonts w:ascii="Malgun Gothic" w:hAnsi="Malgun Gothic" w:eastAsia="Malgun Gothic"/>
+                <w:sz w:val="16"/>
+              </w:rPr>
+            </w:r>
             <w:r>
               <w:rPr>
                 <w:rFonts w:ascii="Malgun Gothic" w:hAnsi="Malgun Gothic" w:eastAsia="Malgun Gothic"/>
@@ -353,7 +394,12 @@
             <w:pPr>
               <w:spacing w:after="0" w:line="276" w:lineRule="auto"/>
             </w:pPr>
-            <w:r/>
+            <w:r>
+              <w:rPr>
+                <w:rFonts w:ascii="Malgun Gothic" w:hAnsi="Malgun Gothic" w:eastAsia="Malgun Gothic"/>
+                <w:sz w:val="16"/>
+              </w:rPr>
+            </w:r>
             <w:r>
               <w:rPr>
                 <w:rFonts w:ascii="Malgun Gothic" w:hAnsi="Malgun Gothic" w:eastAsia="Malgun Gothic"/>
@@ -376,7 +422,12 @@
             <w:pPr>
               <w:spacing w:after="0" w:line="276" w:lineRule="auto"/>
             </w:pPr>
-            <w:r/>
+            <w:r>
+              <w:rPr>
+                <w:rFonts w:ascii="Malgun Gothic" w:hAnsi="Malgun Gothic" w:eastAsia="Malgun Gothic"/>
+                <w:sz w:val="16"/>
+              </w:rPr>
+            </w:r>
             <w:r>
               <w:rPr>
                 <w:rFonts w:ascii="Malgun Gothic" w:hAnsi="Malgun Gothic" w:eastAsia="Malgun Gothic"/>
@@ -397,7 +448,12 @@
             <w:pPr>
               <w:spacing w:after="0" w:line="276" w:lineRule="auto"/>
             </w:pPr>
-            <w:r/>
+            <w:r>
+              <w:rPr>
+                <w:rFonts w:ascii="Malgun Gothic" w:hAnsi="Malgun Gothic" w:eastAsia="Malgun Gothic"/>
+                <w:sz w:val="16"/>
+              </w:rPr>
+            </w:r>
             <w:r>
               <w:rPr>
                 <w:rFonts w:ascii="Malgun Gothic" w:hAnsi="Malgun Gothic" w:eastAsia="Malgun Gothic"/>
@@ -420,7 +476,12 @@
             <w:pPr>
               <w:spacing w:after="0" w:line="276" w:lineRule="auto"/>
             </w:pPr>
-            <w:r/>
+            <w:r>
+              <w:rPr>
+                <w:rFonts w:ascii="Malgun Gothic" w:hAnsi="Malgun Gothic" w:eastAsia="Malgun Gothic"/>
+                <w:sz w:val="16"/>
+              </w:rPr>
+            </w:r>
             <w:r>
               <w:rPr>
                 <w:rFonts w:ascii="Malgun Gothic" w:hAnsi="Malgun Gothic" w:eastAsia="Malgun Gothic"/>
@@ -441,7 +502,12 @@
             <w:pPr>
               <w:spacing w:after="0" w:line="276" w:lineRule="auto"/>
             </w:pPr>
-            <w:r/>
+            <w:r>
+              <w:rPr>
+                <w:rFonts w:ascii="Malgun Gothic" w:hAnsi="Malgun Gothic" w:eastAsia="Malgun Gothic"/>
+                <w:sz w:val="16"/>
+              </w:rPr>
+            </w:r>
             <w:r>
               <w:rPr>
                 <w:rFonts w:ascii="Malgun Gothic" w:hAnsi="Malgun Gothic" w:eastAsia="Malgun Gothic"/>
@@ -464,7 +530,12 @@
             <w:pPr>
               <w:spacing w:after="0" w:line="276" w:lineRule="auto"/>
             </w:pPr>
-            <w:r/>
+            <w:r>
+              <w:rPr>
+                <w:rFonts w:ascii="Malgun Gothic" w:hAnsi="Malgun Gothic" w:eastAsia="Malgun Gothic"/>
+                <w:sz w:val="16"/>
+              </w:rPr>
+            </w:r>
             <w:r>
               <w:rPr>
                 <w:rFonts w:ascii="Malgun Gothic" w:hAnsi="Malgun Gothic" w:eastAsia="Malgun Gothic"/>
@@ -485,7 +556,12 @@
             <w:pPr>
               <w:spacing w:after="0" w:line="276" w:lineRule="auto"/>
             </w:pPr>
-            <w:r/>
+            <w:r>
+              <w:rPr>
+                <w:rFonts w:ascii="Malgun Gothic" w:hAnsi="Malgun Gothic" w:eastAsia="Malgun Gothic"/>
+                <w:sz w:val="16"/>
+              </w:rPr>
+            </w:r>
             <w:r>
               <w:rPr>
                 <w:rFonts w:ascii="Malgun Gothic" w:hAnsi="Malgun Gothic" w:eastAsia="Malgun Gothic"/>
@@ -508,7 +584,12 @@
             <w:pPr>
               <w:spacing w:after="0" w:line="276" w:lineRule="auto"/>
             </w:pPr>
-            <w:r/>
+            <w:r>
+              <w:rPr>
+                <w:rFonts w:ascii="Malgun Gothic" w:hAnsi="Malgun Gothic" w:eastAsia="Malgun Gothic"/>
+                <w:sz w:val="16"/>
+              </w:rPr>
+            </w:r>
             <w:r>
               <w:rPr>
                 <w:rFonts w:ascii="Malgun Gothic" w:hAnsi="Malgun Gothic" w:eastAsia="Malgun Gothic"/>
@@ -529,7 +610,12 @@
             <w:pPr>
               <w:spacing w:after="0" w:line="276" w:lineRule="auto"/>
             </w:pPr>
-            <w:r/>
+            <w:r>
+              <w:rPr>
+                <w:rFonts w:ascii="Malgun Gothic" w:hAnsi="Malgun Gothic" w:eastAsia="Malgun Gothic"/>
+                <w:sz w:val="16"/>
+              </w:rPr>
+            </w:r>
             <w:r>
               <w:rPr>
                 <w:rFonts w:ascii="Malgun Gothic" w:hAnsi="Malgun Gothic" w:eastAsia="Malgun Gothic"/>
@@ -552,7 +638,12 @@
             <w:pPr>
               <w:spacing w:after="0" w:line="276" w:lineRule="auto"/>
             </w:pPr>
-            <w:r/>
+            <w:r>
+              <w:rPr>
+                <w:rFonts w:ascii="Malgun Gothic" w:hAnsi="Malgun Gothic" w:eastAsia="Malgun Gothic"/>
+                <w:sz w:val="16"/>
+              </w:rPr>
+            </w:r>
             <w:r>
               <w:rPr>
                 <w:rFonts w:ascii="Malgun Gothic" w:hAnsi="Malgun Gothic" w:eastAsia="Malgun Gothic"/>
@@ -573,7 +664,12 @@
             <w:pPr>
               <w:spacing w:after="0" w:line="276" w:lineRule="auto"/>
             </w:pPr>
-            <w:r/>
+            <w:r>
+              <w:rPr>
+                <w:rFonts w:ascii="Malgun Gothic" w:hAnsi="Malgun Gothic" w:eastAsia="Malgun Gothic"/>
+                <w:sz w:val="16"/>
+              </w:rPr>
+            </w:r>
             <w:r>
               <w:rPr>
                 <w:rFonts w:ascii="Malgun Gothic" w:hAnsi="Malgun Gothic" w:eastAsia="Malgun Gothic"/>
@@ -596,7 +692,12 @@
             <w:pPr>
               <w:spacing w:after="0" w:line="276" w:lineRule="auto"/>
             </w:pPr>
-            <w:r/>
+            <w:r>
+              <w:rPr>
+                <w:rFonts w:ascii="Malgun Gothic" w:hAnsi="Malgun Gothic" w:eastAsia="Malgun Gothic"/>
+                <w:sz w:val="16"/>
+              </w:rPr>
+            </w:r>
             <w:r>
               <w:rPr>
                 <w:rFonts w:ascii="Malgun Gothic" w:hAnsi="Malgun Gothic" w:eastAsia="Malgun Gothic"/>
@@ -617,7 +718,12 @@
             <w:pPr>
               <w:spacing w:after="0" w:line="276" w:lineRule="auto"/>
             </w:pPr>
-            <w:r/>
+            <w:r>
+              <w:rPr>
+                <w:rFonts w:ascii="Malgun Gothic" w:hAnsi="Malgun Gothic" w:eastAsia="Malgun Gothic"/>
+                <w:sz w:val="16"/>
+              </w:rPr>
+            </w:r>
             <w:r>
               <w:rPr>
                 <w:rFonts w:ascii="Malgun Gothic" w:hAnsi="Malgun Gothic" w:eastAsia="Malgun Gothic"/>
@@ -640,7 +746,12 @@
             <w:pPr>
               <w:spacing w:after="0" w:line="276" w:lineRule="auto"/>
             </w:pPr>
-            <w:r/>
+            <w:r>
+              <w:rPr>
+                <w:rFonts w:ascii="Malgun Gothic" w:hAnsi="Malgun Gothic" w:eastAsia="Malgun Gothic"/>
+                <w:sz w:val="16"/>
+              </w:rPr>
+            </w:r>
             <w:r>
               <w:rPr>
                 <w:rFonts w:ascii="Malgun Gothic" w:hAnsi="Malgun Gothic" w:eastAsia="Malgun Gothic"/>
@@ -661,7 +772,12 @@
             <w:pPr>
               <w:spacing w:after="0" w:line="276" w:lineRule="auto"/>
             </w:pPr>
-            <w:r/>
+            <w:r>
+              <w:rPr>
+                <w:rFonts w:ascii="Malgun Gothic" w:hAnsi="Malgun Gothic" w:eastAsia="Malgun Gothic"/>
+                <w:sz w:val="16"/>
+              </w:rPr>
+            </w:r>
             <w:r>
               <w:rPr>
                 <w:rFonts w:ascii="Malgun Gothic" w:hAnsi="Malgun Gothic" w:eastAsia="Malgun Gothic"/>
@@ -684,7 +800,12 @@
             <w:pPr>
               <w:spacing w:after="0" w:line="276" w:lineRule="auto"/>
             </w:pPr>
-            <w:r/>
+            <w:r>
+              <w:rPr>
+                <w:rFonts w:ascii="Malgun Gothic" w:hAnsi="Malgun Gothic" w:eastAsia="Malgun Gothic"/>
+                <w:sz w:val="16"/>
+              </w:rPr>
+            </w:r>
             <w:r>
               <w:rPr>
                 <w:rFonts w:ascii="Malgun Gothic" w:hAnsi="Malgun Gothic" w:eastAsia="Malgun Gothic"/>
@@ -705,7 +826,12 @@
             <w:pPr>
               <w:spacing w:after="0" w:line="276" w:lineRule="auto"/>
             </w:pPr>
-            <w:r/>
+            <w:r>
+              <w:rPr>
+                <w:rFonts w:ascii="Malgun Gothic" w:hAnsi="Malgun Gothic" w:eastAsia="Malgun Gothic"/>
+                <w:sz w:val="16"/>
+              </w:rPr>
+            </w:r>
             <w:r>
               <w:rPr>
                 <w:rFonts w:ascii="Malgun Gothic" w:hAnsi="Malgun Gothic" w:eastAsia="Malgun Gothic"/>
@@ -728,7 +854,12 @@
             <w:pPr>
               <w:spacing w:after="0" w:line="276" w:lineRule="auto"/>
             </w:pPr>
-            <w:r/>
+            <w:r>
+              <w:rPr>
+                <w:rFonts w:ascii="Malgun Gothic" w:hAnsi="Malgun Gothic" w:eastAsia="Malgun Gothic"/>
+                <w:sz w:val="16"/>
+              </w:rPr>
+            </w:r>
             <w:r>
               <w:rPr>
                 <w:rFonts w:ascii="Malgun Gothic" w:hAnsi="Malgun Gothic" w:eastAsia="Malgun Gothic"/>
@@ -749,7 +880,12 @@
             <w:pPr>
               <w:spacing w:after="0" w:line="276" w:lineRule="auto"/>
             </w:pPr>
-            <w:r/>
+            <w:r>
+              <w:rPr>
+                <w:rFonts w:ascii="Malgun Gothic" w:hAnsi="Malgun Gothic" w:eastAsia="Malgun Gothic"/>
+                <w:sz w:val="16"/>
+              </w:rPr>
+            </w:r>
             <w:r>
               <w:rPr>
                 <w:rFonts w:ascii="Malgun Gothic" w:hAnsi="Malgun Gothic" w:eastAsia="Malgun Gothic"/>
@@ -772,7 +908,12 @@
             <w:pPr>
               <w:spacing w:after="0" w:line="276" w:lineRule="auto"/>
             </w:pPr>
-            <w:r/>
+            <w:r>
+              <w:rPr>
+                <w:rFonts w:ascii="Malgun Gothic" w:hAnsi="Malgun Gothic" w:eastAsia="Malgun Gothic"/>
+                <w:sz w:val="16"/>
+              </w:rPr>
+            </w:r>
             <w:r>
               <w:rPr>
                 <w:rFonts w:ascii="Malgun Gothic" w:hAnsi="Malgun Gothic" w:eastAsia="Malgun Gothic"/>
@@ -793,7 +934,12 @@
             <w:pPr>
               <w:spacing w:after="0" w:line="276" w:lineRule="auto"/>
             </w:pPr>
-            <w:r/>
+            <w:r>
+              <w:rPr>
+                <w:rFonts w:ascii="Malgun Gothic" w:hAnsi="Malgun Gothic" w:eastAsia="Malgun Gothic"/>
+                <w:sz w:val="16"/>
+              </w:rPr>
+            </w:r>
             <w:r>
               <w:rPr>
                 <w:rFonts w:ascii="Malgun Gothic" w:hAnsi="Malgun Gothic" w:eastAsia="Malgun Gothic"/>
@@ -816,7 +962,12 @@
             <w:pPr>
               <w:spacing w:after="0" w:line="276" w:lineRule="auto"/>
             </w:pPr>
-            <w:r/>
+            <w:r>
+              <w:rPr>
+                <w:rFonts w:ascii="Malgun Gothic" w:hAnsi="Malgun Gothic" w:eastAsia="Malgun Gothic"/>
+                <w:sz w:val="16"/>
+              </w:rPr>
+            </w:r>
             <w:r>
               <w:rPr>
                 <w:rFonts w:ascii="Malgun Gothic" w:hAnsi="Malgun Gothic" w:eastAsia="Malgun Gothic"/>
@@ -837,7 +988,12 @@
             <w:pPr>
               <w:spacing w:after="0" w:line="276" w:lineRule="auto"/>
             </w:pPr>
-            <w:r/>
+            <w:r>
+              <w:rPr>
+                <w:rFonts w:ascii="Malgun Gothic" w:hAnsi="Malgun Gothic" w:eastAsia="Malgun Gothic"/>
+                <w:sz w:val="16"/>
+              </w:rPr>
+            </w:r>
             <w:r>
               <w:rPr>
                 <w:rFonts w:ascii="Malgun Gothic" w:hAnsi="Malgun Gothic" w:eastAsia="Malgun Gothic"/>
@@ -860,7 +1016,12 @@
             <w:pPr>
               <w:spacing w:after="0" w:line="276" w:lineRule="auto"/>
             </w:pPr>
-            <w:r/>
+            <w:r>
+              <w:rPr>
+                <w:rFonts w:ascii="Malgun Gothic" w:hAnsi="Malgun Gothic" w:eastAsia="Malgun Gothic"/>
+                <w:sz w:val="16"/>
+              </w:rPr>
+            </w:r>
             <w:r>
               <w:rPr>
                 <w:rFonts w:ascii="Malgun Gothic" w:hAnsi="Malgun Gothic" w:eastAsia="Malgun Gothic"/>
@@ -881,7 +1042,12 @@
             <w:pPr>
               <w:spacing w:after="0" w:line="276" w:lineRule="auto"/>
             </w:pPr>
-            <w:r/>
+            <w:r>
+              <w:rPr>
+                <w:rFonts w:ascii="Malgun Gothic" w:hAnsi="Malgun Gothic" w:eastAsia="Malgun Gothic"/>
+                <w:sz w:val="16"/>
+              </w:rPr>
+            </w:r>
             <w:r>
               <w:rPr>
                 <w:rFonts w:ascii="Malgun Gothic" w:hAnsi="Malgun Gothic" w:eastAsia="Malgun Gothic"/>
@@ -944,7 +1110,12 @@
             <w:pPr>
               <w:spacing w:after="0" w:line="276" w:lineRule="auto"/>
             </w:pPr>
-            <w:r/>
+            <w:r>
+              <w:rPr>
+                <w:rFonts w:ascii="Malgun Gothic" w:hAnsi="Malgun Gothic" w:eastAsia="Malgun Gothic"/>
+                <w:sz w:val="16"/>
+              </w:rPr>
+            </w:r>
             <w:r>
               <w:rPr>
                 <w:rFonts w:ascii="Malgun Gothic" w:hAnsi="Malgun Gothic" w:eastAsia="Malgun Gothic"/>
@@ -966,7 +1137,12 @@
             <w:pPr>
               <w:spacing w:after="0" w:line="276" w:lineRule="auto"/>
             </w:pPr>
-            <w:r/>
+            <w:r>
+              <w:rPr>
+                <w:rFonts w:ascii="Malgun Gothic" w:hAnsi="Malgun Gothic" w:eastAsia="Malgun Gothic"/>
+                <w:sz w:val="16"/>
+              </w:rPr>
+            </w:r>
             <w:r>
               <w:rPr>
                 <w:rFonts w:ascii="Malgun Gothic" w:hAnsi="Malgun Gothic" w:eastAsia="Malgun Gothic"/>
@@ -989,7 +1165,12 @@
             <w:pPr>
               <w:spacing w:after="0" w:line="276" w:lineRule="auto"/>
             </w:pPr>
-            <w:r/>
+            <w:r>
+              <w:rPr>
+                <w:rFonts w:ascii="Malgun Gothic" w:hAnsi="Malgun Gothic" w:eastAsia="Malgun Gothic"/>
+                <w:sz w:val="16"/>
+              </w:rPr>
+            </w:r>
             <w:r>
               <w:rPr>
                 <w:rFonts w:ascii="Malgun Gothic" w:hAnsi="Malgun Gothic" w:eastAsia="Malgun Gothic"/>
@@ -1010,7 +1191,12 @@
             <w:pPr>
               <w:spacing w:after="0" w:line="276" w:lineRule="auto"/>
             </w:pPr>
-            <w:r/>
+            <w:r>
+              <w:rPr>
+                <w:rFonts w:ascii="Malgun Gothic" w:hAnsi="Malgun Gothic" w:eastAsia="Malgun Gothic"/>
+                <w:sz w:val="16"/>
+              </w:rPr>
+            </w:r>
             <w:r>
               <w:rPr>
                 <w:rFonts w:ascii="Malgun Gothic" w:hAnsi="Malgun Gothic" w:eastAsia="Malgun Gothic"/>
@@ -1033,7 +1219,12 @@
             <w:pPr>
               <w:spacing w:after="0" w:line="276" w:lineRule="auto"/>
             </w:pPr>
-            <w:r/>
+            <w:r>
+              <w:rPr>
+                <w:rFonts w:ascii="Malgun Gothic" w:hAnsi="Malgun Gothic" w:eastAsia="Malgun Gothic"/>
+                <w:sz w:val="16"/>
+              </w:rPr>
+            </w:r>
             <w:r>
               <w:rPr>
                 <w:rFonts w:ascii="Malgun Gothic" w:hAnsi="Malgun Gothic" w:eastAsia="Malgun Gothic"/>
@@ -1054,7 +1245,12 @@
             <w:pPr>
               <w:spacing w:after="0" w:line="276" w:lineRule="auto"/>
             </w:pPr>
-            <w:r/>
+            <w:r>
+              <w:rPr>
+                <w:rFonts w:ascii="Malgun Gothic" w:hAnsi="Malgun Gothic" w:eastAsia="Malgun Gothic"/>
+                <w:sz w:val="16"/>
+              </w:rPr>
+            </w:r>
             <w:r>
               <w:rPr>
                 <w:rFonts w:ascii="Malgun Gothic" w:hAnsi="Malgun Gothic" w:eastAsia="Malgun Gothic"/>
@@ -1077,7 +1273,12 @@
             <w:pPr>
               <w:spacing w:after="0" w:line="276" w:lineRule="auto"/>
             </w:pPr>
-            <w:r/>
+            <w:r>
+              <w:rPr>
+                <w:rFonts w:ascii="Malgun Gothic" w:hAnsi="Malgun Gothic" w:eastAsia="Malgun Gothic"/>
+                <w:sz w:val="16"/>
+              </w:rPr>
+            </w:r>
             <w:r>
               <w:rPr>
                 <w:rFonts w:ascii="Malgun Gothic" w:hAnsi="Malgun Gothic" w:eastAsia="Malgun Gothic"/>
@@ -1098,7 +1299,12 @@
             <w:pPr>
               <w:spacing w:after="0" w:line="276" w:lineRule="auto"/>
             </w:pPr>
-            <w:r/>
+            <w:r>
+              <w:rPr>
+                <w:rFonts w:ascii="Malgun Gothic" w:hAnsi="Malgun Gothic" w:eastAsia="Malgun Gothic"/>
+                <w:sz w:val="16"/>
+              </w:rPr>
+            </w:r>
             <w:r>
               <w:rPr>
                 <w:rFonts w:ascii="Malgun Gothic" w:hAnsi="Malgun Gothic" w:eastAsia="Malgun Gothic"/>
@@ -1121,7 +1327,12 @@
             <w:pPr>
               <w:spacing w:after="0" w:line="276" w:lineRule="auto"/>
             </w:pPr>
-            <w:r/>
+            <w:r>
+              <w:rPr>
+                <w:rFonts w:ascii="Malgun Gothic" w:hAnsi="Malgun Gothic" w:eastAsia="Malgun Gothic"/>
+                <w:sz w:val="16"/>
+              </w:rPr>
+            </w:r>
             <w:r>
               <w:rPr>
                 <w:rFonts w:ascii="Malgun Gothic" w:hAnsi="Malgun Gothic" w:eastAsia="Malgun Gothic"/>
@@ -1142,7 +1353,12 @@
             <w:pPr>
               <w:spacing w:after="0" w:line="276" w:lineRule="auto"/>
             </w:pPr>
-            <w:r/>
+            <w:r>
+              <w:rPr>
+                <w:rFonts w:ascii="Malgun Gothic" w:hAnsi="Malgun Gothic" w:eastAsia="Malgun Gothic"/>
+                <w:sz w:val="16"/>
+              </w:rPr>
+            </w:r>
             <w:r>
               <w:rPr>
                 <w:rFonts w:ascii="Malgun Gothic" w:hAnsi="Malgun Gothic" w:eastAsia="Malgun Gothic"/>
@@ -1165,7 +1381,12 @@
             <w:pPr>
               <w:spacing w:after="0" w:line="276" w:lineRule="auto"/>
             </w:pPr>
-            <w:r/>
+            <w:r>
+              <w:rPr>
+                <w:rFonts w:ascii="Malgun Gothic" w:hAnsi="Malgun Gothic" w:eastAsia="Malgun Gothic"/>
+                <w:sz w:val="16"/>
+              </w:rPr>
+            </w:r>
             <w:r>
               <w:rPr>
                 <w:rFonts w:ascii="Malgun Gothic" w:hAnsi="Malgun Gothic" w:eastAsia="Malgun Gothic"/>
@@ -1186,7 +1407,12 @@
             <w:pPr>
               <w:spacing w:after="0" w:line="276" w:lineRule="auto"/>
             </w:pPr>
-            <w:r/>
+            <w:r>
+              <w:rPr>
+                <w:rFonts w:ascii="Malgun Gothic" w:hAnsi="Malgun Gothic" w:eastAsia="Malgun Gothic"/>
+                <w:sz w:val="16"/>
+              </w:rPr>
+            </w:r>
             <w:r>
               <w:rPr>
                 <w:rFonts w:ascii="Malgun Gothic" w:hAnsi="Malgun Gothic" w:eastAsia="Malgun Gothic"/>
@@ -1384,7 +1610,12 @@
             <w:pPr>
               <w:spacing w:after="0" w:line="276" w:lineRule="auto"/>
             </w:pPr>
-            <w:r/>
+            <w:r>
+              <w:rPr>
+                <w:rFonts w:ascii="Malgun Gothic" w:hAnsi="Malgun Gothic" w:eastAsia="Malgun Gothic"/>
+                <w:sz w:val="16"/>
+              </w:rPr>
+            </w:r>
             <w:r>
               <w:rPr>
                 <w:rFonts w:ascii="Malgun Gothic" w:hAnsi="Malgun Gothic" w:eastAsia="Malgun Gothic"/>
@@ -1406,7 +1637,12 @@
             <w:pPr>
               <w:spacing w:after="0" w:line="276" w:lineRule="auto"/>
             </w:pPr>
-            <w:r/>
+            <w:r>
+              <w:rPr>
+                <w:rFonts w:ascii="Malgun Gothic" w:hAnsi="Malgun Gothic" w:eastAsia="Malgun Gothic"/>
+                <w:sz w:val="16"/>
+              </w:rPr>
+            </w:r>
             <w:r>
               <w:rPr>
                 <w:rFonts w:ascii="Malgun Gothic" w:hAnsi="Malgun Gothic" w:eastAsia="Malgun Gothic"/>
@@ -1429,7 +1665,12 @@
             <w:pPr>
               <w:spacing w:after="0" w:line="276" w:lineRule="auto"/>
             </w:pPr>
-            <w:r/>
+            <w:r>
+              <w:rPr>
+                <w:rFonts w:ascii="Malgun Gothic" w:hAnsi="Malgun Gothic" w:eastAsia="Malgun Gothic"/>
+                <w:sz w:val="16"/>
+              </w:rPr>
+            </w:r>
             <w:r>
               <w:rPr>
                 <w:rFonts w:ascii="Malgun Gothic" w:hAnsi="Malgun Gothic" w:eastAsia="Malgun Gothic"/>
@@ -1450,7 +1691,12 @@
             <w:pPr>
               <w:spacing w:after="0" w:line="276" w:lineRule="auto"/>
             </w:pPr>
-            <w:r/>
+            <w:r>
+              <w:rPr>
+                <w:rFonts w:ascii="Malgun Gothic" w:hAnsi="Malgun Gothic" w:eastAsia="Malgun Gothic"/>
+                <w:sz w:val="16"/>
+              </w:rPr>
+            </w:r>
             <w:r>
               <w:rPr>
                 <w:rFonts w:ascii="Malgun Gothic" w:hAnsi="Malgun Gothic" w:eastAsia="Malgun Gothic"/>
@@ -1473,7 +1719,12 @@
             <w:pPr>
               <w:spacing w:after="0" w:line="276" w:lineRule="auto"/>
             </w:pPr>
-            <w:r/>
+            <w:r>
+              <w:rPr>
+                <w:rFonts w:ascii="Malgun Gothic" w:hAnsi="Malgun Gothic" w:eastAsia="Malgun Gothic"/>
+                <w:sz w:val="16"/>
+              </w:rPr>
+            </w:r>
             <w:r>
               <w:rPr>
                 <w:rFonts w:ascii="Malgun Gothic" w:hAnsi="Malgun Gothic" w:eastAsia="Malgun Gothic"/>
@@ -1494,7 +1745,12 @@
             <w:pPr>
               <w:spacing w:after="0" w:line="276" w:lineRule="auto"/>
             </w:pPr>
-            <w:r/>
+            <w:r>
+              <w:rPr>
+                <w:rFonts w:ascii="Malgun Gothic" w:hAnsi="Malgun Gothic" w:eastAsia="Malgun Gothic"/>
+                <w:sz w:val="16"/>
+              </w:rPr>
+            </w:r>
             <w:r>
               <w:rPr>
                 <w:rFonts w:ascii="Malgun Gothic" w:hAnsi="Malgun Gothic" w:eastAsia="Malgun Gothic"/>
@@ -1517,7 +1773,12 @@
             <w:pPr>
               <w:spacing w:after="0" w:line="276" w:lineRule="auto"/>
             </w:pPr>
-            <w:r/>
+            <w:r>
+              <w:rPr>
+                <w:rFonts w:ascii="Malgun Gothic" w:hAnsi="Malgun Gothic" w:eastAsia="Malgun Gothic"/>
+                <w:sz w:val="16"/>
+              </w:rPr>
+            </w:r>
             <w:r>
               <w:rPr>
                 <w:rFonts w:ascii="Malgun Gothic" w:hAnsi="Malgun Gothic" w:eastAsia="Malgun Gothic"/>
@@ -1538,7 +1799,12 @@
             <w:pPr>
               <w:spacing w:after="0" w:line="276" w:lineRule="auto"/>
             </w:pPr>
-            <w:r/>
+            <w:r>
+              <w:rPr>
+                <w:rFonts w:ascii="Malgun Gothic" w:hAnsi="Malgun Gothic" w:eastAsia="Malgun Gothic"/>
+                <w:sz w:val="16"/>
+              </w:rPr>
+            </w:r>
             <w:r>
               <w:rPr>
                 <w:rFonts w:ascii="Malgun Gothic" w:hAnsi="Malgun Gothic" w:eastAsia="Malgun Gothic"/>
@@ -1561,7 +1827,12 @@
             <w:pPr>
               <w:spacing w:after="0" w:line="276" w:lineRule="auto"/>
             </w:pPr>
-            <w:r/>
+            <w:r>
+              <w:rPr>
+                <w:rFonts w:ascii="Malgun Gothic" w:hAnsi="Malgun Gothic" w:eastAsia="Malgun Gothic"/>
+                <w:sz w:val="16"/>
+              </w:rPr>
+            </w:r>
             <w:r>
               <w:rPr>
                 <w:rFonts w:ascii="Malgun Gothic" w:hAnsi="Malgun Gothic" w:eastAsia="Malgun Gothic"/>
@@ -1582,7 +1853,12 @@
             <w:pPr>
               <w:spacing w:after="0" w:line="276" w:lineRule="auto"/>
             </w:pPr>
-            <w:r/>
+            <w:r>
+              <w:rPr>
+                <w:rFonts w:ascii="Malgun Gothic" w:hAnsi="Malgun Gothic" w:eastAsia="Malgun Gothic"/>
+                <w:sz w:val="16"/>
+              </w:rPr>
+            </w:r>
             <w:r>
               <w:rPr>
                 <w:rFonts w:ascii="Malgun Gothic" w:hAnsi="Malgun Gothic" w:eastAsia="Malgun Gothic"/>
@@ -1605,7 +1881,12 @@
             <w:pPr>
               <w:spacing w:after="0" w:line="276" w:lineRule="auto"/>
             </w:pPr>
-            <w:r/>
+            <w:r>
+              <w:rPr>
+                <w:rFonts w:ascii="Malgun Gothic" w:hAnsi="Malgun Gothic" w:eastAsia="Malgun Gothic"/>
+                <w:sz w:val="16"/>
+              </w:rPr>
+            </w:r>
             <w:r>
               <w:rPr>
                 <w:rFonts w:ascii="Malgun Gothic" w:hAnsi="Malgun Gothic" w:eastAsia="Malgun Gothic"/>
@@ -1626,7 +1907,12 @@
             <w:pPr>
               <w:spacing w:after="0" w:line="276" w:lineRule="auto"/>
             </w:pPr>
-            <w:r/>
+            <w:r>
+              <w:rPr>
+                <w:rFonts w:ascii="Malgun Gothic" w:hAnsi="Malgun Gothic" w:eastAsia="Malgun Gothic"/>
+                <w:sz w:val="16"/>
+              </w:rPr>
+            </w:r>
             <w:r>
               <w:rPr>
                 <w:rFonts w:ascii="Malgun Gothic" w:hAnsi="Malgun Gothic" w:eastAsia="Malgun Gothic"/>
@@ -1649,7 +1935,12 @@
             <w:pPr>
               <w:spacing w:after="0" w:line="276" w:lineRule="auto"/>
             </w:pPr>
-            <w:r/>
+            <w:r>
+              <w:rPr>
+                <w:rFonts w:ascii="Malgun Gothic" w:hAnsi="Malgun Gothic" w:eastAsia="Malgun Gothic"/>
+                <w:sz w:val="16"/>
+              </w:rPr>
+            </w:r>
             <w:r>
               <w:rPr>
                 <w:rFonts w:ascii="Malgun Gothic" w:hAnsi="Malgun Gothic" w:eastAsia="Malgun Gothic"/>
@@ -1670,7 +1961,12 @@
             <w:pPr>
               <w:spacing w:after="0" w:line="276" w:lineRule="auto"/>
             </w:pPr>
-            <w:r/>
+            <w:r>
+              <w:rPr>
+                <w:rFonts w:ascii="Malgun Gothic" w:hAnsi="Malgun Gothic" w:eastAsia="Malgun Gothic"/>
+                <w:sz w:val="16"/>
+              </w:rPr>
+            </w:r>
             <w:r>
               <w:rPr>
                 <w:rFonts w:ascii="Malgun Gothic" w:hAnsi="Malgun Gothic" w:eastAsia="Malgun Gothic"/>
@@ -1733,7 +2029,12 @@
             <w:pPr>
               <w:spacing w:after="0" w:line="276" w:lineRule="auto"/>
             </w:pPr>
-            <w:r/>
+            <w:r>
+              <w:rPr>
+                <w:rFonts w:ascii="Malgun Gothic" w:hAnsi="Malgun Gothic" w:eastAsia="Malgun Gothic"/>
+                <w:sz w:val="16"/>
+              </w:rPr>
+            </w:r>
             <w:r>
               <w:rPr>
                 <w:rFonts w:ascii="Malgun Gothic" w:hAnsi="Malgun Gothic" w:eastAsia="Malgun Gothic"/>
@@ -1755,7 +2056,12 @@
             <w:pPr>
               <w:spacing w:after="0" w:line="276" w:lineRule="auto"/>
             </w:pPr>
-            <w:r/>
+            <w:r>
+              <w:rPr>
+                <w:rFonts w:ascii="Malgun Gothic" w:hAnsi="Malgun Gothic" w:eastAsia="Malgun Gothic"/>
+                <w:sz w:val="16"/>
+              </w:rPr>
+            </w:r>
             <w:r>
               <w:rPr>
                 <w:rFonts w:ascii="Malgun Gothic" w:hAnsi="Malgun Gothic" w:eastAsia="Malgun Gothic"/>
@@ -1778,7 +2084,12 @@
             <w:pPr>
               <w:spacing w:after="0" w:line="276" w:lineRule="auto"/>
             </w:pPr>
-            <w:r/>
+            <w:r>
+              <w:rPr>
+                <w:rFonts w:ascii="Malgun Gothic" w:hAnsi="Malgun Gothic" w:eastAsia="Malgun Gothic"/>
+                <w:sz w:val="16"/>
+              </w:rPr>
+            </w:r>
             <w:r>
               <w:rPr>
                 <w:rFonts w:ascii="Malgun Gothic" w:hAnsi="Malgun Gothic" w:eastAsia="Malgun Gothic"/>
@@ -1799,7 +2110,12 @@
             <w:pPr>
               <w:spacing w:after="0" w:line="276" w:lineRule="auto"/>
             </w:pPr>
-            <w:r/>
+            <w:r>
+              <w:rPr>
+                <w:rFonts w:ascii="Malgun Gothic" w:hAnsi="Malgun Gothic" w:eastAsia="Malgun Gothic"/>
+                <w:sz w:val="16"/>
+              </w:rPr>
+            </w:r>
             <w:r>
               <w:rPr>
                 <w:rFonts w:ascii="Malgun Gothic" w:hAnsi="Malgun Gothic" w:eastAsia="Malgun Gothic"/>
@@ -1822,7 +2138,12 @@
             <w:pPr>
               <w:spacing w:after="0" w:line="276" w:lineRule="auto"/>
             </w:pPr>
-            <w:r/>
+            <w:r>
+              <w:rPr>
+                <w:rFonts w:ascii="Malgun Gothic" w:hAnsi="Malgun Gothic" w:eastAsia="Malgun Gothic"/>
+                <w:sz w:val="16"/>
+              </w:rPr>
+            </w:r>
             <w:r>
               <w:rPr>
                 <w:rFonts w:ascii="Malgun Gothic" w:hAnsi="Malgun Gothic" w:eastAsia="Malgun Gothic"/>
@@ -1843,7 +2164,12 @@
             <w:pPr>
               <w:spacing w:after="0" w:line="276" w:lineRule="auto"/>
             </w:pPr>
-            <w:r/>
+            <w:r>
+              <w:rPr>
+                <w:rFonts w:ascii="Malgun Gothic" w:hAnsi="Malgun Gothic" w:eastAsia="Malgun Gothic"/>
+                <w:sz w:val="16"/>
+              </w:rPr>
+            </w:r>
             <w:r>
               <w:rPr>
                 <w:rFonts w:ascii="Malgun Gothic" w:hAnsi="Malgun Gothic" w:eastAsia="Malgun Gothic"/>
@@ -1866,7 +2192,12 @@
             <w:pPr>
               <w:spacing w:after="0" w:line="276" w:lineRule="auto"/>
             </w:pPr>
-            <w:r/>
+            <w:r>
+              <w:rPr>
+                <w:rFonts w:ascii="Malgun Gothic" w:hAnsi="Malgun Gothic" w:eastAsia="Malgun Gothic"/>
+                <w:sz w:val="16"/>
+              </w:rPr>
+            </w:r>
             <w:r>
               <w:rPr>
                 <w:rFonts w:ascii="Malgun Gothic" w:hAnsi="Malgun Gothic" w:eastAsia="Malgun Gothic"/>
@@ -1887,7 +2218,12 @@
             <w:pPr>
               <w:spacing w:after="0" w:line="276" w:lineRule="auto"/>
             </w:pPr>
-            <w:r/>
+            <w:r>
+              <w:rPr>
+                <w:rFonts w:ascii="Malgun Gothic" w:hAnsi="Malgun Gothic" w:eastAsia="Malgun Gothic"/>
+                <w:sz w:val="16"/>
+              </w:rPr>
+            </w:r>
             <w:r>
               <w:rPr>
                 <w:rFonts w:ascii="Malgun Gothic" w:hAnsi="Malgun Gothic" w:eastAsia="Malgun Gothic"/>
@@ -1910,7 +2246,12 @@
             <w:pPr>
               <w:spacing w:after="0" w:line="276" w:lineRule="auto"/>
             </w:pPr>
-            <w:r/>
+            <w:r>
+              <w:rPr>
+                <w:rFonts w:ascii="Malgun Gothic" w:hAnsi="Malgun Gothic" w:eastAsia="Malgun Gothic"/>
+                <w:sz w:val="16"/>
+              </w:rPr>
+            </w:r>
             <w:r>
               <w:rPr>
                 <w:rFonts w:ascii="Malgun Gothic" w:hAnsi="Malgun Gothic" w:eastAsia="Malgun Gothic"/>
@@ -1931,7 +2272,12 @@
             <w:pPr>
               <w:spacing w:after="0" w:line="276" w:lineRule="auto"/>
             </w:pPr>
-            <w:r/>
+            <w:r>
+              <w:rPr>
+                <w:rFonts w:ascii="Malgun Gothic" w:hAnsi="Malgun Gothic" w:eastAsia="Malgun Gothic"/>
+                <w:sz w:val="16"/>
+              </w:rPr>
+            </w:r>
             <w:r>
               <w:rPr>
                 <w:rFonts w:ascii="Malgun Gothic" w:hAnsi="Malgun Gothic" w:eastAsia="Malgun Gothic"/>
@@ -1954,7 +2300,12 @@
             <w:pPr>
               <w:spacing w:after="0" w:line="276" w:lineRule="auto"/>
             </w:pPr>
-            <w:r/>
+            <w:r>
+              <w:rPr>
+                <w:rFonts w:ascii="Malgun Gothic" w:hAnsi="Malgun Gothic" w:eastAsia="Malgun Gothic"/>
+                <w:sz w:val="16"/>
+              </w:rPr>
+            </w:r>
             <w:r>
               <w:rPr>
                 <w:rFonts w:ascii="Malgun Gothic" w:hAnsi="Malgun Gothic" w:eastAsia="Malgun Gothic"/>
@@ -1975,7 +2326,12 @@
             <w:pPr>
               <w:spacing w:after="0" w:line="276" w:lineRule="auto"/>
             </w:pPr>
-            <w:r/>
+            <w:r>
+              <w:rPr>
+                <w:rFonts w:ascii="Malgun Gothic" w:hAnsi="Malgun Gothic" w:eastAsia="Malgun Gothic"/>
+                <w:sz w:val="16"/>
+              </w:rPr>
+            </w:r>
             <w:r>
               <w:rPr>
                 <w:rFonts w:ascii="Malgun Gothic" w:hAnsi="Malgun Gothic" w:eastAsia="Malgun Gothic"/>
@@ -1998,7 +2354,12 @@
             <w:pPr>
               <w:spacing w:after="0" w:line="276" w:lineRule="auto"/>
             </w:pPr>
-            <w:r/>
+            <w:r>
+              <w:rPr>
+                <w:rFonts w:ascii="Malgun Gothic" w:hAnsi="Malgun Gothic" w:eastAsia="Malgun Gothic"/>
+                <w:sz w:val="16"/>
+              </w:rPr>
+            </w:r>
             <w:r>
               <w:rPr>
                 <w:rFonts w:ascii="Malgun Gothic" w:hAnsi="Malgun Gothic" w:eastAsia="Malgun Gothic"/>
@@ -2019,7 +2380,12 @@
             <w:pPr>
               <w:spacing w:after="0" w:line="276" w:lineRule="auto"/>
             </w:pPr>
-            <w:r/>
+            <w:r>
+              <w:rPr>
+                <w:rFonts w:ascii="Malgun Gothic" w:hAnsi="Malgun Gothic" w:eastAsia="Malgun Gothic"/>
+                <w:sz w:val="16"/>
+              </w:rPr>
+            </w:r>
             <w:r>
               <w:rPr>
                 <w:rFonts w:ascii="Malgun Gothic" w:hAnsi="Malgun Gothic" w:eastAsia="Malgun Gothic"/>
@@ -2099,7 +2465,12 @@
             <w:pPr>
               <w:spacing w:after="0" w:line="276" w:lineRule="auto"/>
             </w:pPr>
-            <w:r/>
+            <w:r>
+              <w:rPr>
+                <w:rFonts w:ascii="Malgun Gothic" w:hAnsi="Malgun Gothic" w:eastAsia="Malgun Gothic"/>
+                <w:sz w:val="16"/>
+              </w:rPr>
+            </w:r>
             <w:r>
               <w:rPr>
                 <w:rFonts w:ascii="Malgun Gothic" w:hAnsi="Malgun Gothic" w:eastAsia="Malgun Gothic"/>
@@ -2121,7 +2492,12 @@
             <w:pPr>
               <w:spacing w:after="0" w:line="276" w:lineRule="auto"/>
             </w:pPr>
-            <w:r/>
+            <w:r>
+              <w:rPr>
+                <w:rFonts w:ascii="Malgun Gothic" w:hAnsi="Malgun Gothic" w:eastAsia="Malgun Gothic"/>
+                <w:sz w:val="16"/>
+              </w:rPr>
+            </w:r>
             <w:r>
               <w:rPr>
                 <w:rFonts w:ascii="Malgun Gothic" w:hAnsi="Malgun Gothic" w:eastAsia="Malgun Gothic"/>
@@ -2143,7 +2519,12 @@
             <w:pPr>
               <w:spacing w:after="0" w:line="276" w:lineRule="auto"/>
             </w:pPr>
-            <w:r/>
+            <w:r>
+              <w:rPr>
+                <w:rFonts w:ascii="Malgun Gothic" w:hAnsi="Malgun Gothic" w:eastAsia="Malgun Gothic"/>
+                <w:sz w:val="16"/>
+              </w:rPr>
+            </w:r>
             <w:r>
               <w:rPr>
                 <w:rFonts w:ascii="Malgun Gothic" w:hAnsi="Malgun Gothic" w:eastAsia="Malgun Gothic"/>
@@ -2165,7 +2546,12 @@
             <w:pPr>
               <w:spacing w:after="0" w:line="276" w:lineRule="auto"/>
             </w:pPr>
-            <w:r/>
+            <w:r>
+              <w:rPr>
+                <w:rFonts w:ascii="Malgun Gothic" w:hAnsi="Malgun Gothic" w:eastAsia="Malgun Gothic"/>
+                <w:sz w:val="16"/>
+              </w:rPr>
+            </w:r>
             <w:r>
               <w:rPr>
                 <w:rFonts w:ascii="Malgun Gothic" w:hAnsi="Malgun Gothic" w:eastAsia="Malgun Gothic"/>
@@ -2188,7 +2574,12 @@
             <w:pPr>
               <w:spacing w:after="0" w:line="276" w:lineRule="auto"/>
             </w:pPr>
-            <w:r/>
+            <w:r>
+              <w:rPr>
+                <w:rFonts w:ascii="Malgun Gothic" w:hAnsi="Malgun Gothic" w:eastAsia="Malgun Gothic"/>
+                <w:sz w:val="16"/>
+              </w:rPr>
+            </w:r>
             <w:r>
               <w:rPr>
                 <w:rFonts w:ascii="Malgun Gothic" w:hAnsi="Malgun Gothic" w:eastAsia="Malgun Gothic"/>
@@ -2209,7 +2600,12 @@
             <w:pPr>
               <w:spacing w:after="0" w:line="276" w:lineRule="auto"/>
             </w:pPr>
-            <w:r/>
+            <w:r>
+              <w:rPr>
+                <w:rFonts w:ascii="Malgun Gothic" w:hAnsi="Malgun Gothic" w:eastAsia="Malgun Gothic"/>
+                <w:sz w:val="16"/>
+              </w:rPr>
+            </w:r>
             <w:r>
               <w:rPr>
                 <w:rFonts w:ascii="Malgun Gothic" w:hAnsi="Malgun Gothic" w:eastAsia="Malgun Gothic"/>
@@ -2230,7 +2626,12 @@
             <w:pPr>
               <w:spacing w:after="0" w:line="276" w:lineRule="auto"/>
             </w:pPr>
-            <w:r/>
+            <w:r>
+              <w:rPr>
+                <w:rFonts w:ascii="Malgun Gothic" w:hAnsi="Malgun Gothic" w:eastAsia="Malgun Gothic"/>
+                <w:sz w:val="16"/>
+              </w:rPr>
+            </w:r>
             <w:r>
               <w:rPr>
                 <w:rFonts w:ascii="Malgun Gothic" w:hAnsi="Malgun Gothic" w:eastAsia="Malgun Gothic"/>
@@ -2251,7 +2652,12 @@
             <w:pPr>
               <w:spacing w:after="0" w:line="276" w:lineRule="auto"/>
             </w:pPr>
-            <w:r/>
+            <w:r>
+              <w:rPr>
+                <w:rFonts w:ascii="Malgun Gothic" w:hAnsi="Malgun Gothic" w:eastAsia="Malgun Gothic"/>
+                <w:sz w:val="16"/>
+              </w:rPr>
+            </w:r>
             <w:r>
               <w:rPr>
                 <w:rFonts w:ascii="Malgun Gothic" w:hAnsi="Malgun Gothic" w:eastAsia="Malgun Gothic"/>
@@ -2274,7 +2680,12 @@
             <w:pPr>
               <w:spacing w:after="0" w:line="276" w:lineRule="auto"/>
             </w:pPr>
-            <w:r/>
+            <w:r>
+              <w:rPr>
+                <w:rFonts w:ascii="Malgun Gothic" w:hAnsi="Malgun Gothic" w:eastAsia="Malgun Gothic"/>
+                <w:sz w:val="16"/>
+              </w:rPr>
+            </w:r>
             <w:r>
               <w:rPr>
                 <w:rFonts w:ascii="Malgun Gothic" w:hAnsi="Malgun Gothic" w:eastAsia="Malgun Gothic"/>
@@ -2295,7 +2706,12 @@
             <w:pPr>
               <w:spacing w:after="0" w:line="276" w:lineRule="auto"/>
             </w:pPr>
-            <w:r/>
+            <w:r>
+              <w:rPr>
+                <w:rFonts w:ascii="Malgun Gothic" w:hAnsi="Malgun Gothic" w:eastAsia="Malgun Gothic"/>
+                <w:sz w:val="16"/>
+              </w:rPr>
+            </w:r>
             <w:r>
               <w:rPr>
                 <w:rFonts w:ascii="Malgun Gothic" w:hAnsi="Malgun Gothic" w:eastAsia="Malgun Gothic"/>
@@ -2316,7 +2732,12 @@
             <w:pPr>
               <w:spacing w:after="0" w:line="276" w:lineRule="auto"/>
             </w:pPr>
-            <w:r/>
+            <w:r>
+              <w:rPr>
+                <w:rFonts w:ascii="Malgun Gothic" w:hAnsi="Malgun Gothic" w:eastAsia="Malgun Gothic"/>
+                <w:sz w:val="16"/>
+              </w:rPr>
+            </w:r>
             <w:r>
               <w:rPr>
                 <w:rFonts w:ascii="Malgun Gothic" w:hAnsi="Malgun Gothic" w:eastAsia="Malgun Gothic"/>
@@ -2337,7 +2758,12 @@
             <w:pPr>
               <w:spacing w:after="0" w:line="276" w:lineRule="auto"/>
             </w:pPr>
-            <w:r/>
+            <w:r>
+              <w:rPr>
+                <w:rFonts w:ascii="Malgun Gothic" w:hAnsi="Malgun Gothic" w:eastAsia="Malgun Gothic"/>
+                <w:sz w:val="16"/>
+              </w:rPr>
+            </w:r>
             <w:r>
               <w:rPr>
                 <w:rFonts w:ascii="Malgun Gothic" w:hAnsi="Malgun Gothic" w:eastAsia="Malgun Gothic"/>
@@ -2360,7 +2786,12 @@
             <w:pPr>
               <w:spacing w:after="0" w:line="276" w:lineRule="auto"/>
             </w:pPr>
-            <w:r/>
+            <w:r>
+              <w:rPr>
+                <w:rFonts w:ascii="Malgun Gothic" w:hAnsi="Malgun Gothic" w:eastAsia="Malgun Gothic"/>
+                <w:sz w:val="16"/>
+              </w:rPr>
+            </w:r>
             <w:r>
               <w:rPr>
                 <w:rFonts w:ascii="Malgun Gothic" w:hAnsi="Malgun Gothic" w:eastAsia="Malgun Gothic"/>
@@ -2381,7 +2812,12 @@
             <w:pPr>
               <w:spacing w:after="0" w:line="276" w:lineRule="auto"/>
             </w:pPr>
-            <w:r/>
+            <w:r>
+              <w:rPr>
+                <w:rFonts w:ascii="Malgun Gothic" w:hAnsi="Malgun Gothic" w:eastAsia="Malgun Gothic"/>
+                <w:sz w:val="16"/>
+              </w:rPr>
+            </w:r>
             <w:r>
               <w:rPr>
                 <w:rFonts w:ascii="Malgun Gothic" w:hAnsi="Malgun Gothic" w:eastAsia="Malgun Gothic"/>
@@ -2402,7 +2838,12 @@
             <w:pPr>
               <w:spacing w:after="0" w:line="276" w:lineRule="auto"/>
             </w:pPr>
-            <w:r/>
+            <w:r>
+              <w:rPr>
+                <w:rFonts w:ascii="Malgun Gothic" w:hAnsi="Malgun Gothic" w:eastAsia="Malgun Gothic"/>
+                <w:sz w:val="16"/>
+              </w:rPr>
+            </w:r>
             <w:r>
               <w:rPr>
                 <w:rFonts w:ascii="Malgun Gothic" w:hAnsi="Malgun Gothic" w:eastAsia="Malgun Gothic"/>
@@ -2423,7 +2864,12 @@
             <w:pPr>
               <w:spacing w:after="0" w:line="276" w:lineRule="auto"/>
             </w:pPr>
-            <w:r/>
+            <w:r>
+              <w:rPr>
+                <w:rFonts w:ascii="Malgun Gothic" w:hAnsi="Malgun Gothic" w:eastAsia="Malgun Gothic"/>
+                <w:sz w:val="16"/>
+              </w:rPr>
+            </w:r>
             <w:r>
               <w:rPr>
                 <w:rFonts w:ascii="Malgun Gothic" w:hAnsi="Malgun Gothic" w:eastAsia="Malgun Gothic"/>
@@ -2446,7 +2892,12 @@
             <w:pPr>
               <w:spacing w:after="0" w:line="276" w:lineRule="auto"/>
             </w:pPr>
-            <w:r/>
+            <w:r>
+              <w:rPr>
+                <w:rFonts w:ascii="Malgun Gothic" w:hAnsi="Malgun Gothic" w:eastAsia="Malgun Gothic"/>
+                <w:sz w:val="16"/>
+              </w:rPr>
+            </w:r>
             <w:r>
               <w:rPr>
                 <w:rFonts w:ascii="Malgun Gothic" w:hAnsi="Malgun Gothic" w:eastAsia="Malgun Gothic"/>
@@ -2467,7 +2918,12 @@
             <w:pPr>
               <w:spacing w:after="0" w:line="276" w:lineRule="auto"/>
             </w:pPr>
-            <w:r/>
+            <w:r>
+              <w:rPr>
+                <w:rFonts w:ascii="Malgun Gothic" w:hAnsi="Malgun Gothic" w:eastAsia="Malgun Gothic"/>
+                <w:sz w:val="16"/>
+              </w:rPr>
+            </w:r>
             <w:r>
               <w:rPr>
                 <w:rFonts w:ascii="Malgun Gothic" w:hAnsi="Malgun Gothic" w:eastAsia="Malgun Gothic"/>
@@ -2488,7 +2944,12 @@
             <w:pPr>
               <w:spacing w:after="0" w:line="276" w:lineRule="auto"/>
             </w:pPr>
-            <w:r/>
+            <w:r>
+              <w:rPr>
+                <w:rFonts w:ascii="Malgun Gothic" w:hAnsi="Malgun Gothic" w:eastAsia="Malgun Gothic"/>
+                <w:sz w:val="16"/>
+              </w:rPr>
+            </w:r>
             <w:r>
               <w:rPr>
                 <w:rFonts w:ascii="Malgun Gothic" w:hAnsi="Malgun Gothic" w:eastAsia="Malgun Gothic"/>
@@ -2509,7 +2970,12 @@
             <w:pPr>
               <w:spacing w:after="0" w:line="276" w:lineRule="auto"/>
             </w:pPr>
-            <w:r/>
+            <w:r>
+              <w:rPr>
+                <w:rFonts w:ascii="Malgun Gothic" w:hAnsi="Malgun Gothic" w:eastAsia="Malgun Gothic"/>
+                <w:sz w:val="16"/>
+              </w:rPr>
+            </w:r>
             <w:r>
               <w:rPr>
                 <w:rFonts w:ascii="Malgun Gothic" w:hAnsi="Malgun Gothic" w:eastAsia="Malgun Gothic"/>
@@ -2563,7 +3029,12 @@
             <w:pPr>
               <w:spacing w:after="0" w:line="276" w:lineRule="auto"/>
             </w:pPr>
-            <w:r/>
+            <w:r>
+              <w:rPr>
+                <w:rFonts w:ascii="Malgun Gothic" w:hAnsi="Malgun Gothic" w:eastAsia="Malgun Gothic"/>
+                <w:sz w:val="16"/>
+              </w:rPr>
+            </w:r>
             <w:r>
               <w:rPr>
                 <w:rFonts w:ascii="Malgun Gothic" w:hAnsi="Malgun Gothic" w:eastAsia="Malgun Gothic"/>
@@ -2585,7 +3056,12 @@
             <w:pPr>
               <w:spacing w:after="0" w:line="276" w:lineRule="auto"/>
             </w:pPr>
-            <w:r/>
+            <w:r>
+              <w:rPr>
+                <w:rFonts w:ascii="Malgun Gothic" w:hAnsi="Malgun Gothic" w:eastAsia="Malgun Gothic"/>
+                <w:sz w:val="16"/>
+              </w:rPr>
+            </w:r>
             <w:r>
               <w:rPr>
                 <w:rFonts w:ascii="Malgun Gothic" w:hAnsi="Malgun Gothic" w:eastAsia="Malgun Gothic"/>
@@ -2607,7 +3083,12 @@
             <w:pPr>
               <w:spacing w:after="0" w:line="276" w:lineRule="auto"/>
             </w:pPr>
-            <w:r/>
+            <w:r>
+              <w:rPr>
+                <w:rFonts w:ascii="Malgun Gothic" w:hAnsi="Malgun Gothic" w:eastAsia="Malgun Gothic"/>
+                <w:sz w:val="16"/>
+              </w:rPr>
+            </w:r>
             <w:r>
               <w:rPr>
                 <w:rFonts w:ascii="Malgun Gothic" w:hAnsi="Malgun Gothic" w:eastAsia="Malgun Gothic"/>
@@ -2629,7 +3110,12 @@
             <w:pPr>
               <w:spacing w:after="0" w:line="276" w:lineRule="auto"/>
             </w:pPr>
-            <w:r/>
+            <w:r>
+              <w:rPr>
+                <w:rFonts w:ascii="Malgun Gothic" w:hAnsi="Malgun Gothic" w:eastAsia="Malgun Gothic"/>
+                <w:sz w:val="16"/>
+              </w:rPr>
+            </w:r>
             <w:r>
               <w:rPr>
                 <w:rFonts w:ascii="Malgun Gothic" w:hAnsi="Malgun Gothic" w:eastAsia="Malgun Gothic"/>
@@ -2652,7 +3138,12 @@
             <w:pPr>
               <w:spacing w:after="0" w:line="276" w:lineRule="auto"/>
             </w:pPr>
-            <w:r/>
+            <w:r>
+              <w:rPr>
+                <w:rFonts w:ascii="Malgun Gothic" w:hAnsi="Malgun Gothic" w:eastAsia="Malgun Gothic"/>
+                <w:sz w:val="16"/>
+              </w:rPr>
+            </w:r>
             <w:r>
               <w:rPr>
                 <w:rFonts w:ascii="Malgun Gothic" w:hAnsi="Malgun Gothic" w:eastAsia="Malgun Gothic"/>
@@ -2673,7 +3164,12 @@
             <w:pPr>
               <w:spacing w:after="0" w:line="276" w:lineRule="auto"/>
             </w:pPr>
-            <w:r/>
+            <w:r>
+              <w:rPr>
+                <w:rFonts w:ascii="Malgun Gothic" w:hAnsi="Malgun Gothic" w:eastAsia="Malgun Gothic"/>
+                <w:sz w:val="16"/>
+              </w:rPr>
+            </w:r>
             <w:r>
               <w:rPr>
                 <w:rFonts w:ascii="Malgun Gothic" w:hAnsi="Malgun Gothic" w:eastAsia="Malgun Gothic"/>
@@ -2694,7 +3190,12 @@
             <w:pPr>
               <w:spacing w:after="0" w:line="276" w:lineRule="auto"/>
             </w:pPr>
-            <w:r/>
+            <w:r>
+              <w:rPr>
+                <w:rFonts w:ascii="Malgun Gothic" w:hAnsi="Malgun Gothic" w:eastAsia="Malgun Gothic"/>
+                <w:sz w:val="16"/>
+              </w:rPr>
+            </w:r>
             <w:r>
               <w:rPr>
                 <w:rFonts w:ascii="Malgun Gothic" w:hAnsi="Malgun Gothic" w:eastAsia="Malgun Gothic"/>
@@ -2715,7 +3216,12 @@
             <w:pPr>
               <w:spacing w:after="0" w:line="276" w:lineRule="auto"/>
             </w:pPr>
-            <w:r/>
+            <w:r>
+              <w:rPr>
+                <w:rFonts w:ascii="Malgun Gothic" w:hAnsi="Malgun Gothic" w:eastAsia="Malgun Gothic"/>
+                <w:sz w:val="16"/>
+              </w:rPr>
+            </w:r>
             <w:r>
               <w:rPr>
                 <w:rFonts w:ascii="Malgun Gothic" w:hAnsi="Malgun Gothic" w:eastAsia="Malgun Gothic"/>
@@ -2738,7 +3244,12 @@
             <w:pPr>
               <w:spacing w:after="0" w:line="276" w:lineRule="auto"/>
             </w:pPr>
-            <w:r/>
+            <w:r>
+              <w:rPr>
+                <w:rFonts w:ascii="Malgun Gothic" w:hAnsi="Malgun Gothic" w:eastAsia="Malgun Gothic"/>
+                <w:sz w:val="16"/>
+              </w:rPr>
+            </w:r>
             <w:r>
               <w:rPr>
                 <w:rFonts w:ascii="Malgun Gothic" w:hAnsi="Malgun Gothic" w:eastAsia="Malgun Gothic"/>
@@ -2759,7 +3270,12 @@
             <w:pPr>
               <w:spacing w:after="0" w:line="276" w:lineRule="auto"/>
             </w:pPr>
-            <w:r/>
+            <w:r>
+              <w:rPr>
+                <w:rFonts w:ascii="Malgun Gothic" w:hAnsi="Malgun Gothic" w:eastAsia="Malgun Gothic"/>
+                <w:sz w:val="16"/>
+              </w:rPr>
+            </w:r>
             <w:r>
               <w:rPr>
                 <w:rFonts w:ascii="Malgun Gothic" w:hAnsi="Malgun Gothic" w:eastAsia="Malgun Gothic"/>
@@ -2780,7 +3296,12 @@
             <w:pPr>
               <w:spacing w:after="0" w:line="276" w:lineRule="auto"/>
             </w:pPr>
-            <w:r/>
+            <w:r>
+              <w:rPr>
+                <w:rFonts w:ascii="Malgun Gothic" w:hAnsi="Malgun Gothic" w:eastAsia="Malgun Gothic"/>
+                <w:sz w:val="16"/>
+              </w:rPr>
+            </w:r>
             <w:r>
               <w:rPr>
                 <w:rFonts w:ascii="Malgun Gothic" w:hAnsi="Malgun Gothic" w:eastAsia="Malgun Gothic"/>
@@ -2801,7 +3322,12 @@
             <w:pPr>
               <w:spacing w:after="0" w:line="276" w:lineRule="auto"/>
             </w:pPr>
-            <w:r/>
+            <w:r>
+              <w:rPr>
+                <w:rFonts w:ascii="Malgun Gothic" w:hAnsi="Malgun Gothic" w:eastAsia="Malgun Gothic"/>
+                <w:sz w:val="16"/>
+              </w:rPr>
+            </w:r>
             <w:r>
               <w:rPr>
                 <w:rFonts w:ascii="Malgun Gothic" w:hAnsi="Malgun Gothic" w:eastAsia="Malgun Gothic"/>
@@ -2824,15 +3350,20 @@
             <w:pPr>
               <w:spacing w:after="0" w:line="276" w:lineRule="auto"/>
             </w:pPr>
-            <w:r/>
-            <w:r>
-              <w:rPr>
-                <w:rFonts w:ascii="Malgun Gothic" w:hAnsi="Malgun Gothic" w:eastAsia="Malgun Gothic"/>
-                <w:b w:val="0"/>
-                <w:color w:val="0B2545"/>
-                <w:sz w:val="14"/>
-              </w:rPr>
-              <w:t>backend/serverless/s3-cors.json</w:t>
+            <w:r>
+              <w:rPr>
+                <w:rFonts w:ascii="Malgun Gothic" w:hAnsi="Malgun Gothic" w:eastAsia="Malgun Gothic"/>
+                <w:sz w:val="16"/>
+              </w:rPr>
+            </w:r>
+            <w:r>
+              <w:rPr>
+                <w:rFonts w:ascii="Malgun Gothic" w:hAnsi="Malgun Gothic" w:eastAsia="Malgun Gothic"/>
+                <w:b w:val="0"/>
+                <w:color w:val="0B2545"/>
+                <w:sz w:val="14"/>
+              </w:rPr>
+              <w:t>backend/serverless/template.yaml</w:t>
             </w:r>
           </w:p>
         </w:tc>
@@ -2845,15 +3376,20 @@
             <w:pPr>
               <w:spacing w:after="0" w:line="276" w:lineRule="auto"/>
             </w:pPr>
-            <w:r/>
-            <w:r>
-              <w:rPr>
-                <w:rFonts w:ascii="Malgun Gothic" w:hAnsi="Malgun Gothic" w:eastAsia="Malgun Gothic"/>
-                <w:b w:val="0"/>
-                <w:color w:val="0B2545"/>
-                <w:sz w:val="14"/>
-              </w:rPr>
-              <w:t>14</w:t>
+            <w:r>
+              <w:rPr>
+                <w:rFonts w:ascii="Malgun Gothic" w:hAnsi="Malgun Gothic" w:eastAsia="Malgun Gothic"/>
+                <w:sz w:val="16"/>
+              </w:rPr>
+            </w:r>
+            <w:r>
+              <w:rPr>
+                <w:rFonts w:ascii="Malgun Gothic" w:hAnsi="Malgun Gothic" w:eastAsia="Malgun Gothic"/>
+                <w:b w:val="0"/>
+                <w:color w:val="0B2545"/>
+                <w:sz w:val="14"/>
+              </w:rPr>
+              <w:t>174</w:t>
             </w:r>
           </w:p>
         </w:tc>
@@ -2866,15 +3402,20 @@
             <w:pPr>
               <w:spacing w:after="0" w:line="276" w:lineRule="auto"/>
             </w:pPr>
-            <w:r/>
-            <w:r>
-              <w:rPr>
-                <w:rFonts w:ascii="Malgun Gothic" w:hAnsi="Malgun Gothic" w:eastAsia="Malgun Gothic"/>
-                <w:b w:val="0"/>
-                <w:color w:val="0B2545"/>
-                <w:sz w:val="14"/>
-              </w:rPr>
-              <w:t>S3에 브라우저가 직접 접근해야 했던 과거 업로드 방식의 CORS 설정이다. 현재 핵심 흐름은 Transcribe Streaming이므로 보존 여부는 운영 정책에 맞춰 검토한다.</w:t>
+            <w:r>
+              <w:rPr>
+                <w:rFonts w:ascii="Malgun Gothic" w:hAnsi="Malgun Gothic" w:eastAsia="Malgun Gothic"/>
+                <w:sz w:val="16"/>
+              </w:rPr>
+            </w:r>
+            <w:r>
+              <w:rPr>
+                <w:rFonts w:ascii="Malgun Gothic" w:hAnsi="Malgun Gothic" w:eastAsia="Malgun Gothic"/>
+                <w:b w:val="0"/>
+                <w:color w:val="0B2545"/>
+                <w:sz w:val="14"/>
+              </w:rPr>
+              <w:t>AWS SAM 템플릿이다. Lambda, HTTP API, 권한, 환경 변수, DynamoDB/S3/Bedrock/Transcribe 연동 설정의 배포 원본이다.</w:t>
             </w:r>
           </w:p>
         </w:tc>
@@ -2887,93 +3428,12 @@
             <w:pPr>
               <w:spacing w:after="0" w:line="276" w:lineRule="auto"/>
             </w:pPr>
-            <w:r/>
-            <w:r>
-              <w:rPr>
-                <w:rFonts w:ascii="Malgun Gothic" w:hAnsi="Malgun Gothic" w:eastAsia="Malgun Gothic"/>
-                <w:b w:val="0"/>
-                <w:color w:val="0B2545"/>
-                <w:sz w:val="14"/>
-              </w:rPr>
-              <w:t>-</w:t>
-            </w:r>
-          </w:p>
-        </w:tc>
-      </w:tr>
-      <w:tr>
-        <w:tc>
-          <w:tcPr>
-            <w:tcW w:type="dxa" w:w="2376"/>
-            <w:vAlign w:val="top"/>
-          </w:tcPr>
-          <w:p>
-            <w:pPr>
-              <w:spacing w:after="0" w:line="276" w:lineRule="auto"/>
-            </w:pPr>
-            <w:r/>
-            <w:r>
-              <w:rPr>
-                <w:rFonts w:ascii="Malgun Gothic" w:hAnsi="Malgun Gothic" w:eastAsia="Malgun Gothic"/>
-                <w:b w:val="0"/>
-                <w:color w:val="0B2545"/>
-                <w:sz w:val="14"/>
-              </w:rPr>
-              <w:t>backend/serverless/template.yaml</w:t>
-            </w:r>
-          </w:p>
-        </w:tc>
-        <w:tc>
-          <w:tcPr>
-            <w:tcW w:type="dxa" w:w="648"/>
-            <w:vAlign w:val="top"/>
-          </w:tcPr>
-          <w:p>
-            <w:pPr>
-              <w:spacing w:after="0" w:line="276" w:lineRule="auto"/>
-            </w:pPr>
-            <w:r/>
-            <w:r>
-              <w:rPr>
-                <w:rFonts w:ascii="Malgun Gothic" w:hAnsi="Malgun Gothic" w:eastAsia="Malgun Gothic"/>
-                <w:b w:val="0"/>
-                <w:color w:val="0B2545"/>
-                <w:sz w:val="14"/>
-              </w:rPr>
-              <w:t>174</w:t>
-            </w:r>
-          </w:p>
-        </w:tc>
-        <w:tc>
-          <w:tcPr>
-            <w:tcW w:type="dxa" w:w="4680"/>
-            <w:vAlign w:val="top"/>
-          </w:tcPr>
-          <w:p>
-            <w:pPr>
-              <w:spacing w:after="0" w:line="276" w:lineRule="auto"/>
-            </w:pPr>
-            <w:r/>
-            <w:r>
-              <w:rPr>
-                <w:rFonts w:ascii="Malgun Gothic" w:hAnsi="Malgun Gothic" w:eastAsia="Malgun Gothic"/>
-                <w:b w:val="0"/>
-                <w:color w:val="0B2545"/>
-                <w:sz w:val="14"/>
-              </w:rPr>
-              <w:t>AWS SAM 템플릿이다. Lambda, HTTP API, 권한, 환경 변수, DynamoDB/S3/Bedrock/Transcribe 연동 설정의 배포 원본이다.</w:t>
-            </w:r>
-          </w:p>
-        </w:tc>
-        <w:tc>
-          <w:tcPr>
-            <w:tcW w:type="dxa" w:w="3096"/>
-            <w:vAlign w:val="top"/>
-          </w:tcPr>
-          <w:p>
-            <w:pPr>
-              <w:spacing w:after="0" w:line="276" w:lineRule="auto"/>
-            </w:pPr>
-            <w:r/>
+            <w:r>
+              <w:rPr>
+                <w:rFonts w:ascii="Malgun Gothic" w:hAnsi="Malgun Gothic" w:eastAsia="Malgun Gothic"/>
+                <w:sz w:val="16"/>
+              </w:rPr>
+            </w:r>
             <w:r>
               <w:rPr>
                 <w:rFonts w:ascii="Malgun Gothic" w:hAnsi="Malgun Gothic" w:eastAsia="Malgun Gothic"/>
@@ -3027,7 +3487,12 @@
             <w:pPr>
               <w:spacing w:after="0" w:line="276" w:lineRule="auto"/>
             </w:pPr>
-            <w:r/>
+            <w:r>
+              <w:rPr>
+                <w:rFonts w:ascii="Malgun Gothic" w:hAnsi="Malgun Gothic" w:eastAsia="Malgun Gothic"/>
+                <w:sz w:val="16"/>
+              </w:rPr>
+            </w:r>
             <w:r>
               <w:rPr>
                 <w:rFonts w:ascii="Malgun Gothic" w:hAnsi="Malgun Gothic" w:eastAsia="Malgun Gothic"/>
@@ -3049,7 +3514,12 @@
             <w:pPr>
               <w:spacing w:after="0" w:line="276" w:lineRule="auto"/>
             </w:pPr>
-            <w:r/>
+            <w:r>
+              <w:rPr>
+                <w:rFonts w:ascii="Malgun Gothic" w:hAnsi="Malgun Gothic" w:eastAsia="Malgun Gothic"/>
+                <w:sz w:val="16"/>
+              </w:rPr>
+            </w:r>
             <w:r>
               <w:rPr>
                 <w:rFonts w:ascii="Malgun Gothic" w:hAnsi="Malgun Gothic" w:eastAsia="Malgun Gothic"/>
@@ -3071,7 +3541,12 @@
             <w:pPr>
               <w:spacing w:after="0" w:line="276" w:lineRule="auto"/>
             </w:pPr>
-            <w:r/>
+            <w:r>
+              <w:rPr>
+                <w:rFonts w:ascii="Malgun Gothic" w:hAnsi="Malgun Gothic" w:eastAsia="Malgun Gothic"/>
+                <w:sz w:val="16"/>
+              </w:rPr>
+            </w:r>
             <w:r>
               <w:rPr>
                 <w:rFonts w:ascii="Malgun Gothic" w:hAnsi="Malgun Gothic" w:eastAsia="Malgun Gothic"/>
@@ -3093,7 +3568,12 @@
             <w:pPr>
               <w:spacing w:after="0" w:line="276" w:lineRule="auto"/>
             </w:pPr>
-            <w:r/>
+            <w:r>
+              <w:rPr>
+                <w:rFonts w:ascii="Malgun Gothic" w:hAnsi="Malgun Gothic" w:eastAsia="Malgun Gothic"/>
+                <w:sz w:val="16"/>
+              </w:rPr>
+            </w:r>
             <w:r>
               <w:rPr>
                 <w:rFonts w:ascii="Malgun Gothic" w:hAnsi="Malgun Gothic" w:eastAsia="Malgun Gothic"/>
@@ -3116,7 +3596,12 @@
             <w:pPr>
               <w:spacing w:after="0" w:line="276" w:lineRule="auto"/>
             </w:pPr>
-            <w:r/>
+            <w:r>
+              <w:rPr>
+                <w:rFonts w:ascii="Malgun Gothic" w:hAnsi="Malgun Gothic" w:eastAsia="Malgun Gothic"/>
+                <w:sz w:val="16"/>
+              </w:rPr>
+            </w:r>
             <w:r>
               <w:rPr>
                 <w:rFonts w:ascii="Malgun Gothic" w:hAnsi="Malgun Gothic" w:eastAsia="Malgun Gothic"/>
@@ -3137,7 +3622,12 @@
             <w:pPr>
               <w:spacing w:after="0" w:line="276" w:lineRule="auto"/>
             </w:pPr>
-            <w:r/>
+            <w:r>
+              <w:rPr>
+                <w:rFonts w:ascii="Malgun Gothic" w:hAnsi="Malgun Gothic" w:eastAsia="Malgun Gothic"/>
+                <w:sz w:val="16"/>
+              </w:rPr>
+            </w:r>
             <w:r>
               <w:rPr>
                 <w:rFonts w:ascii="Malgun Gothic" w:hAnsi="Malgun Gothic" w:eastAsia="Malgun Gothic"/>
@@ -3158,7 +3648,12 @@
             <w:pPr>
               <w:spacing w:after="0" w:line="276" w:lineRule="auto"/>
             </w:pPr>
-            <w:r/>
+            <w:r>
+              <w:rPr>
+                <w:rFonts w:ascii="Malgun Gothic" w:hAnsi="Malgun Gothic" w:eastAsia="Malgun Gothic"/>
+                <w:sz w:val="16"/>
+              </w:rPr>
+            </w:r>
             <w:r>
               <w:rPr>
                 <w:rFonts w:ascii="Malgun Gothic" w:hAnsi="Malgun Gothic" w:eastAsia="Malgun Gothic"/>
@@ -3179,7 +3674,12 @@
             <w:pPr>
               <w:spacing w:after="0" w:line="276" w:lineRule="auto"/>
             </w:pPr>
-            <w:r/>
+            <w:r>
+              <w:rPr>
+                <w:rFonts w:ascii="Malgun Gothic" w:hAnsi="Malgun Gothic" w:eastAsia="Malgun Gothic"/>
+                <w:sz w:val="16"/>
+              </w:rPr>
+            </w:r>
             <w:r>
               <w:rPr>
                 <w:rFonts w:ascii="Malgun Gothic" w:hAnsi="Malgun Gothic" w:eastAsia="Malgun Gothic"/>
@@ -3202,7 +3702,12 @@
             <w:pPr>
               <w:spacing w:after="0" w:line="276" w:lineRule="auto"/>
             </w:pPr>
-            <w:r/>
+            <w:r>
+              <w:rPr>
+                <w:rFonts w:ascii="Malgun Gothic" w:hAnsi="Malgun Gothic" w:eastAsia="Malgun Gothic"/>
+                <w:sz w:val="16"/>
+              </w:rPr>
+            </w:r>
             <w:r>
               <w:rPr>
                 <w:rFonts w:ascii="Malgun Gothic" w:hAnsi="Malgun Gothic" w:eastAsia="Malgun Gothic"/>
@@ -3223,7 +3728,12 @@
             <w:pPr>
               <w:spacing w:after="0" w:line="276" w:lineRule="auto"/>
             </w:pPr>
-            <w:r/>
+            <w:r>
+              <w:rPr>
+                <w:rFonts w:ascii="Malgun Gothic" w:hAnsi="Malgun Gothic" w:eastAsia="Malgun Gothic"/>
+                <w:sz w:val="16"/>
+              </w:rPr>
+            </w:r>
             <w:r>
               <w:rPr>
                 <w:rFonts w:ascii="Malgun Gothic" w:hAnsi="Malgun Gothic" w:eastAsia="Malgun Gothic"/>
@@ -3244,7 +3754,12 @@
             <w:pPr>
               <w:spacing w:after="0" w:line="276" w:lineRule="auto"/>
             </w:pPr>
-            <w:r/>
+            <w:r>
+              <w:rPr>
+                <w:rFonts w:ascii="Malgun Gothic" w:hAnsi="Malgun Gothic" w:eastAsia="Malgun Gothic"/>
+                <w:sz w:val="16"/>
+              </w:rPr>
+            </w:r>
             <w:r>
               <w:rPr>
                 <w:rFonts w:ascii="Malgun Gothic" w:hAnsi="Malgun Gothic" w:eastAsia="Malgun Gothic"/>
@@ -3265,7 +3780,12 @@
             <w:pPr>
               <w:spacing w:after="0" w:line="276" w:lineRule="auto"/>
             </w:pPr>
-            <w:r/>
+            <w:r>
+              <w:rPr>
+                <w:rFonts w:ascii="Malgun Gothic" w:hAnsi="Malgun Gothic" w:eastAsia="Malgun Gothic"/>
+                <w:sz w:val="16"/>
+              </w:rPr>
+            </w:r>
             <w:r>
               <w:rPr>
                 <w:rFonts w:ascii="Malgun Gothic" w:hAnsi="Malgun Gothic" w:eastAsia="Malgun Gothic"/>
@@ -3288,7 +3808,12 @@
             <w:pPr>
               <w:spacing w:after="0" w:line="276" w:lineRule="auto"/>
             </w:pPr>
-            <w:r/>
+            <w:r>
+              <w:rPr>
+                <w:rFonts w:ascii="Malgun Gothic" w:hAnsi="Malgun Gothic" w:eastAsia="Malgun Gothic"/>
+                <w:sz w:val="16"/>
+              </w:rPr>
+            </w:r>
             <w:r>
               <w:rPr>
                 <w:rFonts w:ascii="Malgun Gothic" w:hAnsi="Malgun Gothic" w:eastAsia="Malgun Gothic"/>
@@ -3309,7 +3834,12 @@
             <w:pPr>
               <w:spacing w:after="0" w:line="276" w:lineRule="auto"/>
             </w:pPr>
-            <w:r/>
+            <w:r>
+              <w:rPr>
+                <w:rFonts w:ascii="Malgun Gothic" w:hAnsi="Malgun Gothic" w:eastAsia="Malgun Gothic"/>
+                <w:sz w:val="16"/>
+              </w:rPr>
+            </w:r>
             <w:r>
               <w:rPr>
                 <w:rFonts w:ascii="Malgun Gothic" w:hAnsi="Malgun Gothic" w:eastAsia="Malgun Gothic"/>
@@ -3330,7 +3860,12 @@
             <w:pPr>
               <w:spacing w:after="0" w:line="276" w:lineRule="auto"/>
             </w:pPr>
-            <w:r/>
+            <w:r>
+              <w:rPr>
+                <w:rFonts w:ascii="Malgun Gothic" w:hAnsi="Malgun Gothic" w:eastAsia="Malgun Gothic"/>
+                <w:sz w:val="16"/>
+              </w:rPr>
+            </w:r>
             <w:r>
               <w:rPr>
                 <w:rFonts w:ascii="Malgun Gothic" w:hAnsi="Malgun Gothic" w:eastAsia="Malgun Gothic"/>
@@ -3351,7 +3886,12 @@
             <w:pPr>
               <w:spacing w:after="0" w:line="276" w:lineRule="auto"/>
             </w:pPr>
-            <w:r/>
+            <w:r>
+              <w:rPr>
+                <w:rFonts w:ascii="Malgun Gothic" w:hAnsi="Malgun Gothic" w:eastAsia="Malgun Gothic"/>
+                <w:sz w:val="16"/>
+              </w:rPr>
+            </w:r>
             <w:r>
               <w:rPr>
                 <w:rFonts w:ascii="Malgun Gothic" w:hAnsi="Malgun Gothic" w:eastAsia="Malgun Gothic"/>
@@ -3405,7 +3945,12 @@
             <w:pPr>
               <w:spacing w:after="0" w:line="276" w:lineRule="auto"/>
             </w:pPr>
-            <w:r/>
+            <w:r>
+              <w:rPr>
+                <w:rFonts w:ascii="Malgun Gothic" w:hAnsi="Malgun Gothic" w:eastAsia="Malgun Gothic"/>
+                <w:sz w:val="16"/>
+              </w:rPr>
+            </w:r>
             <w:r>
               <w:rPr>
                 <w:rFonts w:ascii="Malgun Gothic" w:hAnsi="Malgun Gothic" w:eastAsia="Malgun Gothic"/>
@@ -3427,7 +3972,12 @@
             <w:pPr>
               <w:spacing w:after="0" w:line="276" w:lineRule="auto"/>
             </w:pPr>
-            <w:r/>
+            <w:r>
+              <w:rPr>
+                <w:rFonts w:ascii="Malgun Gothic" w:hAnsi="Malgun Gothic" w:eastAsia="Malgun Gothic"/>
+                <w:sz w:val="16"/>
+              </w:rPr>
+            </w:r>
             <w:r>
               <w:rPr>
                 <w:rFonts w:ascii="Malgun Gothic" w:hAnsi="Malgun Gothic" w:eastAsia="Malgun Gothic"/>
@@ -3449,7 +3999,12 @@
             <w:pPr>
               <w:spacing w:after="0" w:line="276" w:lineRule="auto"/>
             </w:pPr>
-            <w:r/>
+            <w:r>
+              <w:rPr>
+                <w:rFonts w:ascii="Malgun Gothic" w:hAnsi="Malgun Gothic" w:eastAsia="Malgun Gothic"/>
+                <w:sz w:val="16"/>
+              </w:rPr>
+            </w:r>
             <w:r>
               <w:rPr>
                 <w:rFonts w:ascii="Malgun Gothic" w:hAnsi="Malgun Gothic" w:eastAsia="Malgun Gothic"/>
@@ -3471,7 +4026,12 @@
             <w:pPr>
               <w:spacing w:after="0" w:line="276" w:lineRule="auto"/>
             </w:pPr>
-            <w:r/>
+            <w:r>
+              <w:rPr>
+                <w:rFonts w:ascii="Malgun Gothic" w:hAnsi="Malgun Gothic" w:eastAsia="Malgun Gothic"/>
+                <w:sz w:val="16"/>
+              </w:rPr>
+            </w:r>
             <w:r>
               <w:rPr>
                 <w:rFonts w:ascii="Malgun Gothic" w:hAnsi="Malgun Gothic" w:eastAsia="Malgun Gothic"/>
@@ -3494,7 +4054,12 @@
             <w:pPr>
               <w:spacing w:after="0" w:line="276" w:lineRule="auto"/>
             </w:pPr>
-            <w:r/>
+            <w:r>
+              <w:rPr>
+                <w:rFonts w:ascii="Malgun Gothic" w:hAnsi="Malgun Gothic" w:eastAsia="Malgun Gothic"/>
+                <w:sz w:val="16"/>
+              </w:rPr>
+            </w:r>
             <w:r>
               <w:rPr>
                 <w:rFonts w:ascii="Malgun Gothic" w:hAnsi="Malgun Gothic" w:eastAsia="Malgun Gothic"/>
@@ -3515,7 +4080,12 @@
             <w:pPr>
               <w:spacing w:after="0" w:line="276" w:lineRule="auto"/>
             </w:pPr>
-            <w:r/>
+            <w:r>
+              <w:rPr>
+                <w:rFonts w:ascii="Malgun Gothic" w:hAnsi="Malgun Gothic" w:eastAsia="Malgun Gothic"/>
+                <w:sz w:val="16"/>
+              </w:rPr>
+            </w:r>
             <w:r>
               <w:rPr>
                 <w:rFonts w:ascii="Malgun Gothic" w:hAnsi="Malgun Gothic" w:eastAsia="Malgun Gothic"/>
@@ -3536,7 +4106,12 @@
             <w:pPr>
               <w:spacing w:after="0" w:line="276" w:lineRule="auto"/>
             </w:pPr>
-            <w:r/>
+            <w:r>
+              <w:rPr>
+                <w:rFonts w:ascii="Malgun Gothic" w:hAnsi="Malgun Gothic" w:eastAsia="Malgun Gothic"/>
+                <w:sz w:val="16"/>
+              </w:rPr>
+            </w:r>
             <w:r>
               <w:rPr>
                 <w:rFonts w:ascii="Malgun Gothic" w:hAnsi="Malgun Gothic" w:eastAsia="Malgun Gothic"/>
@@ -3557,7 +4132,12 @@
             <w:pPr>
               <w:spacing w:after="0" w:line="276" w:lineRule="auto"/>
             </w:pPr>
-            <w:r/>
+            <w:r>
+              <w:rPr>
+                <w:rFonts w:ascii="Malgun Gothic" w:hAnsi="Malgun Gothic" w:eastAsia="Malgun Gothic"/>
+                <w:sz w:val="16"/>
+              </w:rPr>
+            </w:r>
             <w:r>
               <w:rPr>
                 <w:rFonts w:ascii="Malgun Gothic" w:hAnsi="Malgun Gothic" w:eastAsia="Malgun Gothic"/>
@@ -3580,7 +4160,12 @@
             <w:pPr>
               <w:spacing w:after="0" w:line="276" w:lineRule="auto"/>
             </w:pPr>
-            <w:r/>
+            <w:r>
+              <w:rPr>
+                <w:rFonts w:ascii="Malgun Gothic" w:hAnsi="Malgun Gothic" w:eastAsia="Malgun Gothic"/>
+                <w:sz w:val="16"/>
+              </w:rPr>
+            </w:r>
             <w:r>
               <w:rPr>
                 <w:rFonts w:ascii="Malgun Gothic" w:hAnsi="Malgun Gothic" w:eastAsia="Malgun Gothic"/>
@@ -3601,7 +4186,12 @@
             <w:pPr>
               <w:spacing w:after="0" w:line="276" w:lineRule="auto"/>
             </w:pPr>
-            <w:r/>
+            <w:r>
+              <w:rPr>
+                <w:rFonts w:ascii="Malgun Gothic" w:hAnsi="Malgun Gothic" w:eastAsia="Malgun Gothic"/>
+                <w:sz w:val="16"/>
+              </w:rPr>
+            </w:r>
             <w:r>
               <w:rPr>
                 <w:rFonts w:ascii="Malgun Gothic" w:hAnsi="Malgun Gothic" w:eastAsia="Malgun Gothic"/>
@@ -3622,7 +4212,12 @@
             <w:pPr>
               <w:spacing w:after="0" w:line="276" w:lineRule="auto"/>
             </w:pPr>
-            <w:r/>
+            <w:r>
+              <w:rPr>
+                <w:rFonts w:ascii="Malgun Gothic" w:hAnsi="Malgun Gothic" w:eastAsia="Malgun Gothic"/>
+                <w:sz w:val="16"/>
+              </w:rPr>
+            </w:r>
             <w:r>
               <w:rPr>
                 <w:rFonts w:ascii="Malgun Gothic" w:hAnsi="Malgun Gothic" w:eastAsia="Malgun Gothic"/>
@@ -3643,7 +4238,12 @@
             <w:pPr>
               <w:spacing w:after="0" w:line="276" w:lineRule="auto"/>
             </w:pPr>
-            <w:r/>
+            <w:r>
+              <w:rPr>
+                <w:rFonts w:ascii="Malgun Gothic" w:hAnsi="Malgun Gothic" w:eastAsia="Malgun Gothic"/>
+                <w:sz w:val="16"/>
+              </w:rPr>
+            </w:r>
             <w:r>
               <w:rPr>
                 <w:rFonts w:ascii="Malgun Gothic" w:hAnsi="Malgun Gothic" w:eastAsia="Malgun Gothic"/>
@@ -3666,7 +4266,12 @@
             <w:pPr>
               <w:spacing w:after="0" w:line="276" w:lineRule="auto"/>
             </w:pPr>
-            <w:r/>
+            <w:r>
+              <w:rPr>
+                <w:rFonts w:ascii="Malgun Gothic" w:hAnsi="Malgun Gothic" w:eastAsia="Malgun Gothic"/>
+                <w:sz w:val="16"/>
+              </w:rPr>
+            </w:r>
             <w:r>
               <w:rPr>
                 <w:rFonts w:ascii="Malgun Gothic" w:hAnsi="Malgun Gothic" w:eastAsia="Malgun Gothic"/>
@@ -3687,7 +4292,12 @@
             <w:pPr>
               <w:spacing w:after="0" w:line="276" w:lineRule="auto"/>
             </w:pPr>
-            <w:r/>
+            <w:r>
+              <w:rPr>
+                <w:rFonts w:ascii="Malgun Gothic" w:hAnsi="Malgun Gothic" w:eastAsia="Malgun Gothic"/>
+                <w:sz w:val="16"/>
+              </w:rPr>
+            </w:r>
             <w:r>
               <w:rPr>
                 <w:rFonts w:ascii="Malgun Gothic" w:hAnsi="Malgun Gothic" w:eastAsia="Malgun Gothic"/>
@@ -3708,7 +4318,12 @@
             <w:pPr>
               <w:spacing w:after="0" w:line="276" w:lineRule="auto"/>
             </w:pPr>
-            <w:r/>
+            <w:r>
+              <w:rPr>
+                <w:rFonts w:ascii="Malgun Gothic" w:hAnsi="Malgun Gothic" w:eastAsia="Malgun Gothic"/>
+                <w:sz w:val="16"/>
+              </w:rPr>
+            </w:r>
             <w:r>
               <w:rPr>
                 <w:rFonts w:ascii="Malgun Gothic" w:hAnsi="Malgun Gothic" w:eastAsia="Malgun Gothic"/>
@@ -3729,7 +4344,12 @@
             <w:pPr>
               <w:spacing w:after="0" w:line="276" w:lineRule="auto"/>
             </w:pPr>
-            <w:r/>
+            <w:r>
+              <w:rPr>
+                <w:rFonts w:ascii="Malgun Gothic" w:hAnsi="Malgun Gothic" w:eastAsia="Malgun Gothic"/>
+                <w:sz w:val="16"/>
+              </w:rPr>
+            </w:r>
             <w:r>
               <w:rPr>
                 <w:rFonts w:ascii="Malgun Gothic" w:hAnsi="Malgun Gothic" w:eastAsia="Malgun Gothic"/>
@@ -3752,7 +4372,12 @@
             <w:pPr>
               <w:spacing w:after="0" w:line="276" w:lineRule="auto"/>
             </w:pPr>
-            <w:r/>
+            <w:r>
+              <w:rPr>
+                <w:rFonts w:ascii="Malgun Gothic" w:hAnsi="Malgun Gothic" w:eastAsia="Malgun Gothic"/>
+                <w:sz w:val="16"/>
+              </w:rPr>
+            </w:r>
             <w:r>
               <w:rPr>
                 <w:rFonts w:ascii="Malgun Gothic" w:hAnsi="Malgun Gothic" w:eastAsia="Malgun Gothic"/>
@@ -3773,7 +4398,12 @@
             <w:pPr>
               <w:spacing w:after="0" w:line="276" w:lineRule="auto"/>
             </w:pPr>
-            <w:r/>
+            <w:r>
+              <w:rPr>
+                <w:rFonts w:ascii="Malgun Gothic" w:hAnsi="Malgun Gothic" w:eastAsia="Malgun Gothic"/>
+                <w:sz w:val="16"/>
+              </w:rPr>
+            </w:r>
             <w:r>
               <w:rPr>
                 <w:rFonts w:ascii="Malgun Gothic" w:hAnsi="Malgun Gothic" w:eastAsia="Malgun Gothic"/>
@@ -3794,7 +4424,12 @@
             <w:pPr>
               <w:spacing w:after="0" w:line="276" w:lineRule="auto"/>
             </w:pPr>
-            <w:r/>
+            <w:r>
+              <w:rPr>
+                <w:rFonts w:ascii="Malgun Gothic" w:hAnsi="Malgun Gothic" w:eastAsia="Malgun Gothic"/>
+                <w:sz w:val="16"/>
+              </w:rPr>
+            </w:r>
             <w:r>
               <w:rPr>
                 <w:rFonts w:ascii="Malgun Gothic" w:hAnsi="Malgun Gothic" w:eastAsia="Malgun Gothic"/>
@@ -3815,7 +4450,12 @@
             <w:pPr>
               <w:spacing w:after="0" w:line="276" w:lineRule="auto"/>
             </w:pPr>
-            <w:r/>
+            <w:r>
+              <w:rPr>
+                <w:rFonts w:ascii="Malgun Gothic" w:hAnsi="Malgun Gothic" w:eastAsia="Malgun Gothic"/>
+                <w:sz w:val="16"/>
+              </w:rPr>
+            </w:r>
             <w:r>
               <w:rPr>
                 <w:rFonts w:ascii="Malgun Gothic" w:hAnsi="Malgun Gothic" w:eastAsia="Malgun Gothic"/>
@@ -3869,7 +4509,12 @@
             <w:pPr>
               <w:spacing w:after="0" w:line="276" w:lineRule="auto"/>
             </w:pPr>
-            <w:r/>
+            <w:r>
+              <w:rPr>
+                <w:rFonts w:ascii="Malgun Gothic" w:hAnsi="Malgun Gothic" w:eastAsia="Malgun Gothic"/>
+                <w:sz w:val="16"/>
+              </w:rPr>
+            </w:r>
             <w:r>
               <w:rPr>
                 <w:rFonts w:ascii="Malgun Gothic" w:hAnsi="Malgun Gothic" w:eastAsia="Malgun Gothic"/>
@@ -3891,7 +4536,12 @@
             <w:pPr>
               <w:spacing w:after="0" w:line="276" w:lineRule="auto"/>
             </w:pPr>
-            <w:r/>
+            <w:r>
+              <w:rPr>
+                <w:rFonts w:ascii="Malgun Gothic" w:hAnsi="Malgun Gothic" w:eastAsia="Malgun Gothic"/>
+                <w:sz w:val="16"/>
+              </w:rPr>
+            </w:r>
             <w:r>
               <w:rPr>
                 <w:rFonts w:ascii="Malgun Gothic" w:hAnsi="Malgun Gothic" w:eastAsia="Malgun Gothic"/>
@@ -3913,7 +4563,12 @@
             <w:pPr>
               <w:spacing w:after="0" w:line="276" w:lineRule="auto"/>
             </w:pPr>
-            <w:r/>
+            <w:r>
+              <w:rPr>
+                <w:rFonts w:ascii="Malgun Gothic" w:hAnsi="Malgun Gothic" w:eastAsia="Malgun Gothic"/>
+                <w:sz w:val="16"/>
+              </w:rPr>
+            </w:r>
             <w:r>
               <w:rPr>
                 <w:rFonts w:ascii="Malgun Gothic" w:hAnsi="Malgun Gothic" w:eastAsia="Malgun Gothic"/>
@@ -3935,7 +4590,12 @@
             <w:pPr>
               <w:spacing w:after="0" w:line="276" w:lineRule="auto"/>
             </w:pPr>
-            <w:r/>
+            <w:r>
+              <w:rPr>
+                <w:rFonts w:ascii="Malgun Gothic" w:hAnsi="Malgun Gothic" w:eastAsia="Malgun Gothic"/>
+                <w:sz w:val="16"/>
+              </w:rPr>
+            </w:r>
             <w:r>
               <w:rPr>
                 <w:rFonts w:ascii="Malgun Gothic" w:hAnsi="Malgun Gothic" w:eastAsia="Malgun Gothic"/>
@@ -3958,7 +4618,12 @@
             <w:pPr>
               <w:spacing w:after="0" w:line="276" w:lineRule="auto"/>
             </w:pPr>
-            <w:r/>
+            <w:r>
+              <w:rPr>
+                <w:rFonts w:ascii="Malgun Gothic" w:hAnsi="Malgun Gothic" w:eastAsia="Malgun Gothic"/>
+                <w:sz w:val="16"/>
+              </w:rPr>
+            </w:r>
             <w:r>
               <w:rPr>
                 <w:rFonts w:ascii="Malgun Gothic" w:hAnsi="Malgun Gothic" w:eastAsia="Malgun Gothic"/>
@@ -3976,18 +4641,12 @@
             <w:vAlign w:val="top"/>
           </w:tcPr>
           <w:p>
-            <w:pPr>
-              <w:spacing w:after="0" w:line="276" w:lineRule="auto"/>
-            </w:pPr>
-            <w:r/>
-            <w:r>
-              <w:rPr>
-                <w:rFonts w:ascii="Malgun Gothic" w:hAnsi="Malgun Gothic" w:eastAsia="Malgun Gothic"/>
-                <w:b w:val="0"/>
-                <w:color w:val="0B2545"/>
-                <w:sz w:val="14"/>
-              </w:rPr>
-              <w:t>149</w:t>
+            <w:r>
+              <w:rPr>
+                <w:rFonts w:ascii="Malgun Gothic" w:hAnsi="Malgun Gothic" w:eastAsia="Malgun Gothic"/>
+                <w:sz w:val="16"/>
+              </w:rPr>
+              <w:t>121</w:t>
             </w:r>
           </w:p>
         </w:tc>
@@ -3997,18 +4656,12 @@
             <w:vAlign w:val="top"/>
           </w:tcPr>
           <w:p>
-            <w:pPr>
-              <w:spacing w:after="0" w:line="276" w:lineRule="auto"/>
-            </w:pPr>
-            <w:r/>
-            <w:r>
-              <w:rPr>
-                <w:rFonts w:ascii="Malgun Gothic" w:hAnsi="Malgun Gothic" w:eastAsia="Malgun Gothic"/>
-                <w:b w:val="0"/>
-                <w:color w:val="0B2545"/>
-                <w:sz w:val="14"/>
-              </w:rPr>
-              <w:t>음성 관련 백엔드 유틸이다. 현재 핵심은 저장형 업로드가 아니라 Transcribe Streaming presigned WebSocket URL 발급이다. 과거 S3 업로드/결과 조회 함수도 남아 있어 운영 정책상 사용 여부를 분명히 해야 한다.</w:t>
+            <w:r>
+              <w:rPr>
+                <w:rFonts w:ascii="Malgun Gothic" w:hAnsi="Malgun Gothic" w:eastAsia="Malgun Gothic"/>
+                <w:sz w:val="16"/>
+              </w:rPr>
+              <w:t>?? ?? ??? ????. ?? ??? ?? ??? ???? ?? Transcribe Streaming presigned WebSocket URL? ???? ???.</w:t>
             </w:r>
           </w:p>
         </w:tc>
@@ -4018,18 +4671,12 @@
             <w:vAlign w:val="top"/>
           </w:tcPr>
           <w:p>
-            <w:pPr>
-              <w:spacing w:after="0" w:line="276" w:lineRule="auto"/>
-            </w:pPr>
-            <w:r/>
-            <w:r>
-              <w:rPr>
-                <w:rFonts w:ascii="Malgun Gothic" w:hAnsi="Malgun Gothic" w:eastAsia="Malgun Gothic"/>
-                <w:b w:val="0"/>
-                <w:color w:val="0B2545"/>
-                <w:sz w:val="14"/>
-              </w:rPr>
-              <w:t>import: boto3, botocore.auth, botocore.awsrequest, re, sessions, settings, urllib.parse, utils... / function: configured_custom_vocabulary, extract_confidence, generate_streaming_transcribe_url, generate_upload_url, get_or_start_transcript, make_audio_key, parse_job_name, safe_job_name</w:t>
+            <w:r>
+              <w:rPr>
+                <w:rFonts w:ascii="Malgun Gothic" w:hAnsi="Malgun Gothic" w:eastAsia="Malgun Gothic"/>
+                <w:sz w:val="16"/>
+              </w:rPr>
+              <w:t>import: boto3, botocore.auth, botocore.awsrequest, sessions, settings, urllib.parse, utils / function: configured_custom_vocabulary, generate_streaming_transcribe_url</w:t>
             </w:r>
           </w:p>
         </w:tc>
@@ -4044,7 +4691,12 @@
             <w:pPr>
               <w:spacing w:after="0" w:line="276" w:lineRule="auto"/>
             </w:pPr>
-            <w:r/>
+            <w:r>
+              <w:rPr>
+                <w:rFonts w:ascii="Malgun Gothic" w:hAnsi="Malgun Gothic" w:eastAsia="Malgun Gothic"/>
+                <w:sz w:val="16"/>
+              </w:rPr>
+            </w:r>
             <w:r>
               <w:rPr>
                 <w:rFonts w:ascii="Malgun Gothic" w:hAnsi="Malgun Gothic" w:eastAsia="Malgun Gothic"/>
@@ -4065,7 +4717,12 @@
             <w:pPr>
               <w:spacing w:after="0" w:line="276" w:lineRule="auto"/>
             </w:pPr>
-            <w:r/>
+            <w:r>
+              <w:rPr>
+                <w:rFonts w:ascii="Malgun Gothic" w:hAnsi="Malgun Gothic" w:eastAsia="Malgun Gothic"/>
+                <w:sz w:val="16"/>
+              </w:rPr>
+            </w:r>
             <w:r>
               <w:rPr>
                 <w:rFonts w:ascii="Malgun Gothic" w:hAnsi="Malgun Gothic" w:eastAsia="Malgun Gothic"/>
@@ -4086,7 +4743,12 @@
             <w:pPr>
               <w:spacing w:after="0" w:line="276" w:lineRule="auto"/>
             </w:pPr>
-            <w:r/>
+            <w:r>
+              <w:rPr>
+                <w:rFonts w:ascii="Malgun Gothic" w:hAnsi="Malgun Gothic" w:eastAsia="Malgun Gothic"/>
+                <w:sz w:val="16"/>
+              </w:rPr>
+            </w:r>
             <w:r>
               <w:rPr>
                 <w:rFonts w:ascii="Malgun Gothic" w:hAnsi="Malgun Gothic" w:eastAsia="Malgun Gothic"/>
@@ -4107,7 +4769,12 @@
             <w:pPr>
               <w:spacing w:after="0" w:line="276" w:lineRule="auto"/>
             </w:pPr>
-            <w:r/>
+            <w:r>
+              <w:rPr>
+                <w:rFonts w:ascii="Malgun Gothic" w:hAnsi="Malgun Gothic" w:eastAsia="Malgun Gothic"/>
+                <w:sz w:val="16"/>
+              </w:rPr>
+            </w:r>
             <w:r>
               <w:rPr>
                 <w:rFonts w:ascii="Malgun Gothic" w:hAnsi="Malgun Gothic" w:eastAsia="Malgun Gothic"/>
@@ -4130,7 +4797,12 @@
             <w:pPr>
               <w:spacing w:after="0" w:line="276" w:lineRule="auto"/>
             </w:pPr>
-            <w:r/>
+            <w:r>
+              <w:rPr>
+                <w:rFonts w:ascii="Malgun Gothic" w:hAnsi="Malgun Gothic" w:eastAsia="Malgun Gothic"/>
+                <w:sz w:val="16"/>
+              </w:rPr>
+            </w:r>
             <w:r>
               <w:rPr>
                 <w:rFonts w:ascii="Malgun Gothic" w:hAnsi="Malgun Gothic" w:eastAsia="Malgun Gothic"/>
@@ -4151,7 +4823,12 @@
             <w:pPr>
               <w:spacing w:after="0" w:line="276" w:lineRule="auto"/>
             </w:pPr>
-            <w:r/>
+            <w:r>
+              <w:rPr>
+                <w:rFonts w:ascii="Malgun Gothic" w:hAnsi="Malgun Gothic" w:eastAsia="Malgun Gothic"/>
+                <w:sz w:val="16"/>
+              </w:rPr>
+            </w:r>
             <w:r>
               <w:rPr>
                 <w:rFonts w:ascii="Malgun Gothic" w:hAnsi="Malgun Gothic" w:eastAsia="Malgun Gothic"/>
@@ -4172,7 +4849,12 @@
             <w:pPr>
               <w:spacing w:after="0" w:line="276" w:lineRule="auto"/>
             </w:pPr>
-            <w:r/>
+            <w:r>
+              <w:rPr>
+                <w:rFonts w:ascii="Malgun Gothic" w:hAnsi="Malgun Gothic" w:eastAsia="Malgun Gothic"/>
+                <w:sz w:val="16"/>
+              </w:rPr>
+            </w:r>
             <w:r>
               <w:rPr>
                 <w:rFonts w:ascii="Malgun Gothic" w:hAnsi="Malgun Gothic" w:eastAsia="Malgun Gothic"/>
@@ -4193,7 +4875,12 @@
             <w:pPr>
               <w:spacing w:after="0" w:line="276" w:lineRule="auto"/>
             </w:pPr>
-            <w:r/>
+            <w:r>
+              <w:rPr>
+                <w:rFonts w:ascii="Malgun Gothic" w:hAnsi="Malgun Gothic" w:eastAsia="Malgun Gothic"/>
+                <w:sz w:val="16"/>
+              </w:rPr>
+            </w:r>
             <w:r>
               <w:rPr>
                 <w:rFonts w:ascii="Malgun Gothic" w:hAnsi="Malgun Gothic" w:eastAsia="Malgun Gothic"/>
@@ -4216,7 +4903,12 @@
             <w:pPr>
               <w:spacing w:after="0" w:line="276" w:lineRule="auto"/>
             </w:pPr>
-            <w:r/>
+            <w:r>
+              <w:rPr>
+                <w:rFonts w:ascii="Malgun Gothic" w:hAnsi="Malgun Gothic" w:eastAsia="Malgun Gothic"/>
+                <w:sz w:val="16"/>
+              </w:rPr>
+            </w:r>
             <w:r>
               <w:rPr>
                 <w:rFonts w:ascii="Malgun Gothic" w:hAnsi="Malgun Gothic" w:eastAsia="Malgun Gothic"/>
@@ -4237,7 +4929,12 @@
             <w:pPr>
               <w:spacing w:after="0" w:line="276" w:lineRule="auto"/>
             </w:pPr>
-            <w:r/>
+            <w:r>
+              <w:rPr>
+                <w:rFonts w:ascii="Malgun Gothic" w:hAnsi="Malgun Gothic" w:eastAsia="Malgun Gothic"/>
+                <w:sz w:val="16"/>
+              </w:rPr>
+            </w:r>
             <w:r>
               <w:rPr>
                 <w:rFonts w:ascii="Malgun Gothic" w:hAnsi="Malgun Gothic" w:eastAsia="Malgun Gothic"/>
@@ -4258,7 +4955,12 @@
             <w:pPr>
               <w:spacing w:after="0" w:line="276" w:lineRule="auto"/>
             </w:pPr>
-            <w:r/>
+            <w:r>
+              <w:rPr>
+                <w:rFonts w:ascii="Malgun Gothic" w:hAnsi="Malgun Gothic" w:eastAsia="Malgun Gothic"/>
+                <w:sz w:val="16"/>
+              </w:rPr>
+            </w:r>
             <w:r>
               <w:rPr>
                 <w:rFonts w:ascii="Malgun Gothic" w:hAnsi="Malgun Gothic" w:eastAsia="Malgun Gothic"/>
@@ -4279,7 +4981,12 @@
             <w:pPr>
               <w:spacing w:after="0" w:line="276" w:lineRule="auto"/>
             </w:pPr>
-            <w:r/>
+            <w:r>
+              <w:rPr>
+                <w:rFonts w:ascii="Malgun Gothic" w:hAnsi="Malgun Gothic" w:eastAsia="Malgun Gothic"/>
+                <w:sz w:val="16"/>
+              </w:rPr>
+            </w:r>
             <w:r>
               <w:rPr>
                 <w:rFonts w:ascii="Malgun Gothic" w:hAnsi="Malgun Gothic" w:eastAsia="Malgun Gothic"/>
@@ -4302,7 +5009,12 @@
             <w:pPr>
               <w:spacing w:after="0" w:line="276" w:lineRule="auto"/>
             </w:pPr>
-            <w:r/>
+            <w:r>
+              <w:rPr>
+                <w:rFonts w:ascii="Malgun Gothic" w:hAnsi="Malgun Gothic" w:eastAsia="Malgun Gothic"/>
+                <w:sz w:val="16"/>
+              </w:rPr>
+            </w:r>
             <w:r>
               <w:rPr>
                 <w:rFonts w:ascii="Malgun Gothic" w:hAnsi="Malgun Gothic" w:eastAsia="Malgun Gothic"/>
@@ -4323,7 +5035,12 @@
             <w:pPr>
               <w:spacing w:after="0" w:line="276" w:lineRule="auto"/>
             </w:pPr>
-            <w:r/>
+            <w:r>
+              <w:rPr>
+                <w:rFonts w:ascii="Malgun Gothic" w:hAnsi="Malgun Gothic" w:eastAsia="Malgun Gothic"/>
+                <w:sz w:val="16"/>
+              </w:rPr>
+            </w:r>
             <w:r>
               <w:rPr>
                 <w:rFonts w:ascii="Malgun Gothic" w:hAnsi="Malgun Gothic" w:eastAsia="Malgun Gothic"/>
@@ -4344,7 +5061,12 @@
             <w:pPr>
               <w:spacing w:after="0" w:line="276" w:lineRule="auto"/>
             </w:pPr>
-            <w:r/>
+            <w:r>
+              <w:rPr>
+                <w:rFonts w:ascii="Malgun Gothic" w:hAnsi="Malgun Gothic" w:eastAsia="Malgun Gothic"/>
+                <w:sz w:val="16"/>
+              </w:rPr>
+            </w:r>
             <w:r>
               <w:rPr>
                 <w:rFonts w:ascii="Malgun Gothic" w:hAnsi="Malgun Gothic" w:eastAsia="Malgun Gothic"/>
@@ -4365,7 +5087,12 @@
             <w:pPr>
               <w:spacing w:after="0" w:line="276" w:lineRule="auto"/>
             </w:pPr>
-            <w:r/>
+            <w:r>
+              <w:rPr>
+                <w:rFonts w:ascii="Malgun Gothic" w:hAnsi="Malgun Gothic" w:eastAsia="Malgun Gothic"/>
+                <w:sz w:val="16"/>
+              </w:rPr>
+            </w:r>
             <w:r>
               <w:rPr>
                 <w:rFonts w:ascii="Malgun Gothic" w:hAnsi="Malgun Gothic" w:eastAsia="Malgun Gothic"/>
@@ -4388,7 +5115,12 @@
             <w:pPr>
               <w:spacing w:after="0" w:line="276" w:lineRule="auto"/>
             </w:pPr>
-            <w:r/>
+            <w:r>
+              <w:rPr>
+                <w:rFonts w:ascii="Malgun Gothic" w:hAnsi="Malgun Gothic" w:eastAsia="Malgun Gothic"/>
+                <w:sz w:val="16"/>
+              </w:rPr>
+            </w:r>
             <w:r>
               <w:rPr>
                 <w:rFonts w:ascii="Malgun Gothic" w:hAnsi="Malgun Gothic" w:eastAsia="Malgun Gothic"/>
@@ -4409,7 +5141,12 @@
             <w:pPr>
               <w:spacing w:after="0" w:line="276" w:lineRule="auto"/>
             </w:pPr>
-            <w:r/>
+            <w:r>
+              <w:rPr>
+                <w:rFonts w:ascii="Malgun Gothic" w:hAnsi="Malgun Gothic" w:eastAsia="Malgun Gothic"/>
+                <w:sz w:val="16"/>
+              </w:rPr>
+            </w:r>
             <w:r>
               <w:rPr>
                 <w:rFonts w:ascii="Malgun Gothic" w:hAnsi="Malgun Gothic" w:eastAsia="Malgun Gothic"/>
@@ -4430,7 +5167,12 @@
             <w:pPr>
               <w:spacing w:after="0" w:line="276" w:lineRule="auto"/>
             </w:pPr>
-            <w:r/>
+            <w:r>
+              <w:rPr>
+                <w:rFonts w:ascii="Malgun Gothic" w:hAnsi="Malgun Gothic" w:eastAsia="Malgun Gothic"/>
+                <w:sz w:val="16"/>
+              </w:rPr>
+            </w:r>
             <w:r>
               <w:rPr>
                 <w:rFonts w:ascii="Malgun Gothic" w:hAnsi="Malgun Gothic" w:eastAsia="Malgun Gothic"/>
@@ -4451,7 +5193,12 @@
             <w:pPr>
               <w:spacing w:after="0" w:line="276" w:lineRule="auto"/>
             </w:pPr>
-            <w:r/>
+            <w:r>
+              <w:rPr>
+                <w:rFonts w:ascii="Malgun Gothic" w:hAnsi="Malgun Gothic" w:eastAsia="Malgun Gothic"/>
+                <w:sz w:val="16"/>
+              </w:rPr>
+            </w:r>
             <w:r>
               <w:rPr>
                 <w:rFonts w:ascii="Malgun Gothic" w:hAnsi="Malgun Gothic" w:eastAsia="Malgun Gothic"/>
@@ -4474,7 +5221,12 @@
             <w:pPr>
               <w:spacing w:after="0" w:line="276" w:lineRule="auto"/>
             </w:pPr>
-            <w:r/>
+            <w:r>
+              <w:rPr>
+                <w:rFonts w:ascii="Malgun Gothic" w:hAnsi="Malgun Gothic" w:eastAsia="Malgun Gothic"/>
+                <w:sz w:val="16"/>
+              </w:rPr>
+            </w:r>
             <w:r>
               <w:rPr>
                 <w:rFonts w:ascii="Malgun Gothic" w:hAnsi="Malgun Gothic" w:eastAsia="Malgun Gothic"/>
@@ -4495,7 +5247,12 @@
             <w:pPr>
               <w:spacing w:after="0" w:line="276" w:lineRule="auto"/>
             </w:pPr>
-            <w:r/>
+            <w:r>
+              <w:rPr>
+                <w:rFonts w:ascii="Malgun Gothic" w:hAnsi="Malgun Gothic" w:eastAsia="Malgun Gothic"/>
+                <w:sz w:val="16"/>
+              </w:rPr>
+            </w:r>
             <w:r>
               <w:rPr>
                 <w:rFonts w:ascii="Malgun Gothic" w:hAnsi="Malgun Gothic" w:eastAsia="Malgun Gothic"/>
@@ -4516,7 +5273,12 @@
             <w:pPr>
               <w:spacing w:after="0" w:line="276" w:lineRule="auto"/>
             </w:pPr>
-            <w:r/>
+            <w:r>
+              <w:rPr>
+                <w:rFonts w:ascii="Malgun Gothic" w:hAnsi="Malgun Gothic" w:eastAsia="Malgun Gothic"/>
+                <w:sz w:val="16"/>
+              </w:rPr>
+            </w:r>
             <w:r>
               <w:rPr>
                 <w:rFonts w:ascii="Malgun Gothic" w:hAnsi="Malgun Gothic" w:eastAsia="Malgun Gothic"/>
@@ -4537,7 +5299,12 @@
             <w:pPr>
               <w:spacing w:after="0" w:line="276" w:lineRule="auto"/>
             </w:pPr>
-            <w:r/>
+            <w:r>
+              <w:rPr>
+                <w:rFonts w:ascii="Malgun Gothic" w:hAnsi="Malgun Gothic" w:eastAsia="Malgun Gothic"/>
+                <w:sz w:val="16"/>
+              </w:rPr>
+            </w:r>
             <w:r>
               <w:rPr>
                 <w:rFonts w:ascii="Malgun Gothic" w:hAnsi="Malgun Gothic" w:eastAsia="Malgun Gothic"/>
@@ -4560,7 +5327,12 @@
             <w:pPr>
               <w:spacing w:after="0" w:line="276" w:lineRule="auto"/>
             </w:pPr>
-            <w:r/>
+            <w:r>
+              <w:rPr>
+                <w:rFonts w:ascii="Malgun Gothic" w:hAnsi="Malgun Gothic" w:eastAsia="Malgun Gothic"/>
+                <w:sz w:val="16"/>
+              </w:rPr>
+            </w:r>
             <w:r>
               <w:rPr>
                 <w:rFonts w:ascii="Malgun Gothic" w:hAnsi="Malgun Gothic" w:eastAsia="Malgun Gothic"/>
@@ -4581,7 +5353,12 @@
             <w:pPr>
               <w:spacing w:after="0" w:line="276" w:lineRule="auto"/>
             </w:pPr>
-            <w:r/>
+            <w:r>
+              <w:rPr>
+                <w:rFonts w:ascii="Malgun Gothic" w:hAnsi="Malgun Gothic" w:eastAsia="Malgun Gothic"/>
+                <w:sz w:val="16"/>
+              </w:rPr>
+            </w:r>
             <w:r>
               <w:rPr>
                 <w:rFonts w:ascii="Malgun Gothic" w:hAnsi="Malgun Gothic" w:eastAsia="Malgun Gothic"/>
@@ -4602,7 +5379,12 @@
             <w:pPr>
               <w:spacing w:after="0" w:line="276" w:lineRule="auto"/>
             </w:pPr>
-            <w:r/>
+            <w:r>
+              <w:rPr>
+                <w:rFonts w:ascii="Malgun Gothic" w:hAnsi="Malgun Gothic" w:eastAsia="Malgun Gothic"/>
+                <w:sz w:val="16"/>
+              </w:rPr>
+            </w:r>
             <w:r>
               <w:rPr>
                 <w:rFonts w:ascii="Malgun Gothic" w:hAnsi="Malgun Gothic" w:eastAsia="Malgun Gothic"/>
@@ -4623,7 +5405,12 @@
             <w:pPr>
               <w:spacing w:after="0" w:line="276" w:lineRule="auto"/>
             </w:pPr>
-            <w:r/>
+            <w:r>
+              <w:rPr>
+                <w:rFonts w:ascii="Malgun Gothic" w:hAnsi="Malgun Gothic" w:eastAsia="Malgun Gothic"/>
+                <w:sz w:val="16"/>
+              </w:rPr>
+            </w:r>
             <w:r>
               <w:rPr>
                 <w:rFonts w:ascii="Malgun Gothic" w:hAnsi="Malgun Gothic" w:eastAsia="Malgun Gothic"/>
@@ -4646,7 +5433,12 @@
             <w:pPr>
               <w:spacing w:after="0" w:line="276" w:lineRule="auto"/>
             </w:pPr>
-            <w:r/>
+            <w:r>
+              <w:rPr>
+                <w:rFonts w:ascii="Malgun Gothic" w:hAnsi="Malgun Gothic" w:eastAsia="Malgun Gothic"/>
+                <w:sz w:val="16"/>
+              </w:rPr>
+            </w:r>
             <w:r>
               <w:rPr>
                 <w:rFonts w:ascii="Malgun Gothic" w:hAnsi="Malgun Gothic" w:eastAsia="Malgun Gothic"/>
@@ -4667,7 +5459,12 @@
             <w:pPr>
               <w:spacing w:after="0" w:line="276" w:lineRule="auto"/>
             </w:pPr>
-            <w:r/>
+            <w:r>
+              <w:rPr>
+                <w:rFonts w:ascii="Malgun Gothic" w:hAnsi="Malgun Gothic" w:eastAsia="Malgun Gothic"/>
+                <w:sz w:val="16"/>
+              </w:rPr>
+            </w:r>
             <w:r>
               <w:rPr>
                 <w:rFonts w:ascii="Malgun Gothic" w:hAnsi="Malgun Gothic" w:eastAsia="Malgun Gothic"/>
@@ -4688,7 +5485,12 @@
             <w:pPr>
               <w:spacing w:after="0" w:line="276" w:lineRule="auto"/>
             </w:pPr>
-            <w:r/>
+            <w:r>
+              <w:rPr>
+                <w:rFonts w:ascii="Malgun Gothic" w:hAnsi="Malgun Gothic" w:eastAsia="Malgun Gothic"/>
+                <w:sz w:val="16"/>
+              </w:rPr>
+            </w:r>
             <w:r>
               <w:rPr>
                 <w:rFonts w:ascii="Malgun Gothic" w:hAnsi="Malgun Gothic" w:eastAsia="Malgun Gothic"/>
@@ -4709,7 +5511,12 @@
             <w:pPr>
               <w:spacing w:after="0" w:line="276" w:lineRule="auto"/>
             </w:pPr>
-            <w:r/>
+            <w:r>
+              <w:rPr>
+                <w:rFonts w:ascii="Malgun Gothic" w:hAnsi="Malgun Gothic" w:eastAsia="Malgun Gothic"/>
+                <w:sz w:val="16"/>
+              </w:rPr>
+            </w:r>
             <w:r>
               <w:rPr>
                 <w:rFonts w:ascii="Malgun Gothic" w:hAnsi="Malgun Gothic" w:eastAsia="Malgun Gothic"/>
@@ -4732,7 +5539,12 @@
             <w:pPr>
               <w:spacing w:after="0" w:line="276" w:lineRule="auto"/>
             </w:pPr>
-            <w:r/>
+            <w:r>
+              <w:rPr>
+                <w:rFonts w:ascii="Malgun Gothic" w:hAnsi="Malgun Gothic" w:eastAsia="Malgun Gothic"/>
+                <w:sz w:val="16"/>
+              </w:rPr>
+            </w:r>
             <w:r>
               <w:rPr>
                 <w:rFonts w:ascii="Malgun Gothic" w:hAnsi="Malgun Gothic" w:eastAsia="Malgun Gothic"/>
@@ -4753,7 +5565,12 @@
             <w:pPr>
               <w:spacing w:after="0" w:line="276" w:lineRule="auto"/>
             </w:pPr>
-            <w:r/>
+            <w:r>
+              <w:rPr>
+                <w:rFonts w:ascii="Malgun Gothic" w:hAnsi="Malgun Gothic" w:eastAsia="Malgun Gothic"/>
+                <w:sz w:val="16"/>
+              </w:rPr>
+            </w:r>
             <w:r>
               <w:rPr>
                 <w:rFonts w:ascii="Malgun Gothic" w:hAnsi="Malgun Gothic" w:eastAsia="Malgun Gothic"/>
@@ -4774,7 +5591,12 @@
             <w:pPr>
               <w:spacing w:after="0" w:line="276" w:lineRule="auto"/>
             </w:pPr>
-            <w:r/>
+            <w:r>
+              <w:rPr>
+                <w:rFonts w:ascii="Malgun Gothic" w:hAnsi="Malgun Gothic" w:eastAsia="Malgun Gothic"/>
+                <w:sz w:val="16"/>
+              </w:rPr>
+            </w:r>
             <w:r>
               <w:rPr>
                 <w:rFonts w:ascii="Malgun Gothic" w:hAnsi="Malgun Gothic" w:eastAsia="Malgun Gothic"/>
@@ -4795,7 +5617,12 @@
             <w:pPr>
               <w:spacing w:after="0" w:line="276" w:lineRule="auto"/>
             </w:pPr>
-            <w:r/>
+            <w:r>
+              <w:rPr>
+                <w:rFonts w:ascii="Malgun Gothic" w:hAnsi="Malgun Gothic" w:eastAsia="Malgun Gothic"/>
+                <w:sz w:val="16"/>
+              </w:rPr>
+            </w:r>
             <w:r>
               <w:rPr>
                 <w:rFonts w:ascii="Malgun Gothic" w:hAnsi="Malgun Gothic" w:eastAsia="Malgun Gothic"/>
@@ -4818,7 +5645,12 @@
             <w:pPr>
               <w:spacing w:after="0" w:line="276" w:lineRule="auto"/>
             </w:pPr>
-            <w:r/>
+            <w:r>
+              <w:rPr>
+                <w:rFonts w:ascii="Malgun Gothic" w:hAnsi="Malgun Gothic" w:eastAsia="Malgun Gothic"/>
+                <w:sz w:val="16"/>
+              </w:rPr>
+            </w:r>
             <w:r>
               <w:rPr>
                 <w:rFonts w:ascii="Malgun Gothic" w:hAnsi="Malgun Gothic" w:eastAsia="Malgun Gothic"/>
@@ -4839,7 +5671,12 @@
             <w:pPr>
               <w:spacing w:after="0" w:line="276" w:lineRule="auto"/>
             </w:pPr>
-            <w:r/>
+            <w:r>
+              <w:rPr>
+                <w:rFonts w:ascii="Malgun Gothic" w:hAnsi="Malgun Gothic" w:eastAsia="Malgun Gothic"/>
+                <w:sz w:val="16"/>
+              </w:rPr>
+            </w:r>
             <w:r>
               <w:rPr>
                 <w:rFonts w:ascii="Malgun Gothic" w:hAnsi="Malgun Gothic" w:eastAsia="Malgun Gothic"/>
@@ -4860,7 +5697,12 @@
             <w:pPr>
               <w:spacing w:after="0" w:line="276" w:lineRule="auto"/>
             </w:pPr>
-            <w:r/>
+            <w:r>
+              <w:rPr>
+                <w:rFonts w:ascii="Malgun Gothic" w:hAnsi="Malgun Gothic" w:eastAsia="Malgun Gothic"/>
+                <w:sz w:val="16"/>
+              </w:rPr>
+            </w:r>
             <w:r>
               <w:rPr>
                 <w:rFonts w:ascii="Malgun Gothic" w:hAnsi="Malgun Gothic" w:eastAsia="Malgun Gothic"/>
@@ -4881,7 +5723,12 @@
             <w:pPr>
               <w:spacing w:after="0" w:line="276" w:lineRule="auto"/>
             </w:pPr>
-            <w:r/>
+            <w:r>
+              <w:rPr>
+                <w:rFonts w:ascii="Malgun Gothic" w:hAnsi="Malgun Gothic" w:eastAsia="Malgun Gothic"/>
+                <w:sz w:val="16"/>
+              </w:rPr>
+            </w:r>
             <w:r>
               <w:rPr>
                 <w:rFonts w:ascii="Malgun Gothic" w:hAnsi="Malgun Gothic" w:eastAsia="Malgun Gothic"/>
@@ -4904,7 +5751,12 @@
             <w:pPr>
               <w:spacing w:after="0" w:line="276" w:lineRule="auto"/>
             </w:pPr>
-            <w:r/>
+            <w:r>
+              <w:rPr>
+                <w:rFonts w:ascii="Malgun Gothic" w:hAnsi="Malgun Gothic" w:eastAsia="Malgun Gothic"/>
+                <w:sz w:val="16"/>
+              </w:rPr>
+            </w:r>
             <w:r>
               <w:rPr>
                 <w:rFonts w:ascii="Malgun Gothic" w:hAnsi="Malgun Gothic" w:eastAsia="Malgun Gothic"/>
@@ -4925,7 +5777,12 @@
             <w:pPr>
               <w:spacing w:after="0" w:line="276" w:lineRule="auto"/>
             </w:pPr>
-            <w:r/>
+            <w:r>
+              <w:rPr>
+                <w:rFonts w:ascii="Malgun Gothic" w:hAnsi="Malgun Gothic" w:eastAsia="Malgun Gothic"/>
+                <w:sz w:val="16"/>
+              </w:rPr>
+            </w:r>
             <w:r>
               <w:rPr>
                 <w:rFonts w:ascii="Malgun Gothic" w:hAnsi="Malgun Gothic" w:eastAsia="Malgun Gothic"/>
@@ -4946,7 +5803,12 @@
             <w:pPr>
               <w:spacing w:after="0" w:line="276" w:lineRule="auto"/>
             </w:pPr>
-            <w:r/>
+            <w:r>
+              <w:rPr>
+                <w:rFonts w:ascii="Malgun Gothic" w:hAnsi="Malgun Gothic" w:eastAsia="Malgun Gothic"/>
+                <w:sz w:val="16"/>
+              </w:rPr>
+            </w:r>
             <w:r>
               <w:rPr>
                 <w:rFonts w:ascii="Malgun Gothic" w:hAnsi="Malgun Gothic" w:eastAsia="Malgun Gothic"/>
@@ -4967,7 +5829,12 @@
             <w:pPr>
               <w:spacing w:after="0" w:line="276" w:lineRule="auto"/>
             </w:pPr>
-            <w:r/>
+            <w:r>
+              <w:rPr>
+                <w:rFonts w:ascii="Malgun Gothic" w:hAnsi="Malgun Gothic" w:eastAsia="Malgun Gothic"/>
+                <w:sz w:val="16"/>
+              </w:rPr>
+            </w:r>
             <w:r>
               <w:rPr>
                 <w:rFonts w:ascii="Malgun Gothic" w:hAnsi="Malgun Gothic" w:eastAsia="Malgun Gothic"/>
@@ -4990,7 +5857,12 @@
             <w:pPr>
               <w:spacing w:after="0" w:line="276" w:lineRule="auto"/>
             </w:pPr>
-            <w:r/>
+            <w:r>
+              <w:rPr>
+                <w:rFonts w:ascii="Malgun Gothic" w:hAnsi="Malgun Gothic" w:eastAsia="Malgun Gothic"/>
+                <w:sz w:val="16"/>
+              </w:rPr>
+            </w:r>
             <w:r>
               <w:rPr>
                 <w:rFonts w:ascii="Malgun Gothic" w:hAnsi="Malgun Gothic" w:eastAsia="Malgun Gothic"/>
@@ -5011,7 +5883,12 @@
             <w:pPr>
               <w:spacing w:after="0" w:line="276" w:lineRule="auto"/>
             </w:pPr>
-            <w:r/>
+            <w:r>
+              <w:rPr>
+                <w:rFonts w:ascii="Malgun Gothic" w:hAnsi="Malgun Gothic" w:eastAsia="Malgun Gothic"/>
+                <w:sz w:val="16"/>
+              </w:rPr>
+            </w:r>
             <w:r>
               <w:rPr>
                 <w:rFonts w:ascii="Malgun Gothic" w:hAnsi="Malgun Gothic" w:eastAsia="Malgun Gothic"/>
@@ -5032,7 +5909,12 @@
             <w:pPr>
               <w:spacing w:after="0" w:line="276" w:lineRule="auto"/>
             </w:pPr>
-            <w:r/>
+            <w:r>
+              <w:rPr>
+                <w:rFonts w:ascii="Malgun Gothic" w:hAnsi="Malgun Gothic" w:eastAsia="Malgun Gothic"/>
+                <w:sz w:val="16"/>
+              </w:rPr>
+            </w:r>
             <w:r>
               <w:rPr>
                 <w:rFonts w:ascii="Malgun Gothic" w:hAnsi="Malgun Gothic" w:eastAsia="Malgun Gothic"/>
@@ -5053,7 +5935,12 @@
             <w:pPr>
               <w:spacing w:after="0" w:line="276" w:lineRule="auto"/>
             </w:pPr>
-            <w:r/>
+            <w:r>
+              <w:rPr>
+                <w:rFonts w:ascii="Malgun Gothic" w:hAnsi="Malgun Gothic" w:eastAsia="Malgun Gothic"/>
+                <w:sz w:val="16"/>
+              </w:rPr>
+            </w:r>
             <w:r>
               <w:rPr>
                 <w:rFonts w:ascii="Malgun Gothic" w:hAnsi="Malgun Gothic" w:eastAsia="Malgun Gothic"/>
@@ -5076,7 +5963,12 @@
             <w:pPr>
               <w:spacing w:after="0" w:line="276" w:lineRule="auto"/>
             </w:pPr>
-            <w:r/>
+            <w:r>
+              <w:rPr>
+                <w:rFonts w:ascii="Malgun Gothic" w:hAnsi="Malgun Gothic" w:eastAsia="Malgun Gothic"/>
+                <w:sz w:val="16"/>
+              </w:rPr>
+            </w:r>
             <w:r>
               <w:rPr>
                 <w:rFonts w:ascii="Malgun Gothic" w:hAnsi="Malgun Gothic" w:eastAsia="Malgun Gothic"/>
@@ -5097,7 +5989,12 @@
             <w:pPr>
               <w:spacing w:after="0" w:line="276" w:lineRule="auto"/>
             </w:pPr>
-            <w:r/>
+            <w:r>
+              <w:rPr>
+                <w:rFonts w:ascii="Malgun Gothic" w:hAnsi="Malgun Gothic" w:eastAsia="Malgun Gothic"/>
+                <w:sz w:val="16"/>
+              </w:rPr>
+            </w:r>
             <w:r>
               <w:rPr>
                 <w:rFonts w:ascii="Malgun Gothic" w:hAnsi="Malgun Gothic" w:eastAsia="Malgun Gothic"/>
@@ -5118,7 +6015,12 @@
             <w:pPr>
               <w:spacing w:after="0" w:line="276" w:lineRule="auto"/>
             </w:pPr>
-            <w:r/>
+            <w:r>
+              <w:rPr>
+                <w:rFonts w:ascii="Malgun Gothic" w:hAnsi="Malgun Gothic" w:eastAsia="Malgun Gothic"/>
+                <w:sz w:val="16"/>
+              </w:rPr>
+            </w:r>
             <w:r>
               <w:rPr>
                 <w:rFonts w:ascii="Malgun Gothic" w:hAnsi="Malgun Gothic" w:eastAsia="Malgun Gothic"/>
@@ -5139,7 +6041,12 @@
             <w:pPr>
               <w:spacing w:after="0" w:line="276" w:lineRule="auto"/>
             </w:pPr>
-            <w:r/>
+            <w:r>
+              <w:rPr>
+                <w:rFonts w:ascii="Malgun Gothic" w:hAnsi="Malgun Gothic" w:eastAsia="Malgun Gothic"/>
+                <w:sz w:val="16"/>
+              </w:rPr>
+            </w:r>
             <w:r>
               <w:rPr>
                 <w:rFonts w:ascii="Malgun Gothic" w:hAnsi="Malgun Gothic" w:eastAsia="Malgun Gothic"/>
@@ -5162,7 +6069,12 @@
             <w:pPr>
               <w:spacing w:after="0" w:line="276" w:lineRule="auto"/>
             </w:pPr>
-            <w:r/>
+            <w:r>
+              <w:rPr>
+                <w:rFonts w:ascii="Malgun Gothic" w:hAnsi="Malgun Gothic" w:eastAsia="Malgun Gothic"/>
+                <w:sz w:val="16"/>
+              </w:rPr>
+            </w:r>
             <w:r>
               <w:rPr>
                 <w:rFonts w:ascii="Malgun Gothic" w:hAnsi="Malgun Gothic" w:eastAsia="Malgun Gothic"/>
@@ -5183,7 +6095,12 @@
             <w:pPr>
               <w:spacing w:after="0" w:line="276" w:lineRule="auto"/>
             </w:pPr>
-            <w:r/>
+            <w:r>
+              <w:rPr>
+                <w:rFonts w:ascii="Malgun Gothic" w:hAnsi="Malgun Gothic" w:eastAsia="Malgun Gothic"/>
+                <w:sz w:val="16"/>
+              </w:rPr>
+            </w:r>
             <w:r>
               <w:rPr>
                 <w:rFonts w:ascii="Malgun Gothic" w:hAnsi="Malgun Gothic" w:eastAsia="Malgun Gothic"/>
@@ -5204,7 +6121,12 @@
             <w:pPr>
               <w:spacing w:after="0" w:line="276" w:lineRule="auto"/>
             </w:pPr>
-            <w:r/>
+            <w:r>
+              <w:rPr>
+                <w:rFonts w:ascii="Malgun Gothic" w:hAnsi="Malgun Gothic" w:eastAsia="Malgun Gothic"/>
+                <w:sz w:val="16"/>
+              </w:rPr>
+            </w:r>
             <w:r>
               <w:rPr>
                 <w:rFonts w:ascii="Malgun Gothic" w:hAnsi="Malgun Gothic" w:eastAsia="Malgun Gothic"/>
@@ -5225,7 +6147,12 @@
             <w:pPr>
               <w:spacing w:after="0" w:line="276" w:lineRule="auto"/>
             </w:pPr>
-            <w:r/>
+            <w:r>
+              <w:rPr>
+                <w:rFonts w:ascii="Malgun Gothic" w:hAnsi="Malgun Gothic" w:eastAsia="Malgun Gothic"/>
+                <w:sz w:val="16"/>
+              </w:rPr>
+            </w:r>
             <w:r>
               <w:rPr>
                 <w:rFonts w:ascii="Malgun Gothic" w:hAnsi="Malgun Gothic" w:eastAsia="Malgun Gothic"/>
@@ -5248,7 +6175,12 @@
             <w:pPr>
               <w:spacing w:after="0" w:line="276" w:lineRule="auto"/>
             </w:pPr>
-            <w:r/>
+            <w:r>
+              <w:rPr>
+                <w:rFonts w:ascii="Malgun Gothic" w:hAnsi="Malgun Gothic" w:eastAsia="Malgun Gothic"/>
+                <w:sz w:val="16"/>
+              </w:rPr>
+            </w:r>
             <w:r>
               <w:rPr>
                 <w:rFonts w:ascii="Malgun Gothic" w:hAnsi="Malgun Gothic" w:eastAsia="Malgun Gothic"/>
@@ -5266,18 +6198,8 @@
             <w:vAlign w:val="top"/>
           </w:tcPr>
           <w:p>
-            <w:pPr>
-              <w:spacing w:after="0" w:line="276" w:lineRule="auto"/>
-            </w:pPr>
-            <w:r/>
-            <w:r>
-              <w:rPr>
-                <w:rFonts w:ascii="Malgun Gothic" w:hAnsi="Malgun Gothic" w:eastAsia="Malgun Gothic"/>
-                <w:b w:val="0"/>
-                <w:color w:val="0B2545"/>
-                <w:sz w:val="14"/>
-              </w:rPr>
-              <w:t>99</w:t>
+            <w:r>
+              <w:t>95</w:t>
             </w:r>
           </w:p>
         </w:tc>
@@ -5290,7 +6212,12 @@
             <w:pPr>
               <w:spacing w:after="0" w:line="276" w:lineRule="auto"/>
             </w:pPr>
-            <w:r/>
+            <w:r>
+              <w:rPr>
+                <w:rFonts w:ascii="Malgun Gothic" w:hAnsi="Malgun Gothic" w:eastAsia="Malgun Gothic"/>
+                <w:sz w:val="16"/>
+              </w:rPr>
+            </w:r>
             <w:r>
               <w:rPr>
                 <w:rFonts w:ascii="Malgun Gothic" w:hAnsi="Malgun Gothic" w:eastAsia="Malgun Gothic"/>
@@ -5308,18 +6235,8 @@
             <w:vAlign w:val="top"/>
           </w:tcPr>
           <w:p>
-            <w:pPr>
-              <w:spacing w:after="0" w:line="276" w:lineRule="auto"/>
-            </w:pPr>
-            <w:r/>
-            <w:r>
-              <w:rPr>
-                <w:rFonts w:ascii="Malgun Gothic" w:hAnsi="Malgun Gothic" w:eastAsia="Malgun Gothic"/>
-                <w:b w:val="0"/>
-                <w:color w:val="0B2545"/>
-                <w:sz w:val="14"/>
-              </w:rPr>
-              <w:t>import: langgraph.graph, pipeline_nodes, pipeline_state, typing / function: _compiled_graph, pipeline_graph_description, route_after_required_input, route_after_save, route_after_schema_validation, run_answer_pipeline</w:t>
+            <w:r>
+              <w:t>import: langgraph.graph, pipeline_nodes, pipeline_state, typing / function: _compiled_graph, route_after_required_input, route_after_save, route_after_schema_validation, run_answer_pipeline</w:t>
             </w:r>
           </w:p>
         </w:tc>
@@ -5334,7 +6251,12 @@
             <w:pPr>
               <w:spacing w:after="0" w:line="276" w:lineRule="auto"/>
             </w:pPr>
-            <w:r/>
+            <w:r>
+              <w:rPr>
+                <w:rFonts w:ascii="Malgun Gothic" w:hAnsi="Malgun Gothic" w:eastAsia="Malgun Gothic"/>
+                <w:sz w:val="16"/>
+              </w:rPr>
+            </w:r>
             <w:r>
               <w:rPr>
                 <w:rFonts w:ascii="Malgun Gothic" w:hAnsi="Malgun Gothic" w:eastAsia="Malgun Gothic"/>
@@ -5355,7 +6277,12 @@
             <w:pPr>
               <w:spacing w:after="0" w:line="276" w:lineRule="auto"/>
             </w:pPr>
-            <w:r/>
+            <w:r>
+              <w:rPr>
+                <w:rFonts w:ascii="Malgun Gothic" w:hAnsi="Malgun Gothic" w:eastAsia="Malgun Gothic"/>
+                <w:sz w:val="16"/>
+              </w:rPr>
+            </w:r>
             <w:r>
               <w:rPr>
                 <w:rFonts w:ascii="Malgun Gothic" w:hAnsi="Malgun Gothic" w:eastAsia="Malgun Gothic"/>
@@ -5376,7 +6303,12 @@
             <w:pPr>
               <w:spacing w:after="0" w:line="276" w:lineRule="auto"/>
             </w:pPr>
-            <w:r/>
+            <w:r>
+              <w:rPr>
+                <w:rFonts w:ascii="Malgun Gothic" w:hAnsi="Malgun Gothic" w:eastAsia="Malgun Gothic"/>
+                <w:sz w:val="16"/>
+              </w:rPr>
+            </w:r>
             <w:r>
               <w:rPr>
                 <w:rFonts w:ascii="Malgun Gothic" w:hAnsi="Malgun Gothic" w:eastAsia="Malgun Gothic"/>
@@ -5397,7 +6329,12 @@
             <w:pPr>
               <w:spacing w:after="0" w:line="276" w:lineRule="auto"/>
             </w:pPr>
-            <w:r/>
+            <w:r>
+              <w:rPr>
+                <w:rFonts w:ascii="Malgun Gothic" w:hAnsi="Malgun Gothic" w:eastAsia="Malgun Gothic"/>
+                <w:sz w:val="16"/>
+              </w:rPr>
+            </w:r>
             <w:r>
               <w:rPr>
                 <w:rFonts w:ascii="Malgun Gothic" w:hAnsi="Malgun Gothic" w:eastAsia="Malgun Gothic"/>
@@ -5420,7 +6357,12 @@
             <w:pPr>
               <w:spacing w:after="0" w:line="276" w:lineRule="auto"/>
             </w:pPr>
-            <w:r/>
+            <w:r>
+              <w:rPr>
+                <w:rFonts w:ascii="Malgun Gothic" w:hAnsi="Malgun Gothic" w:eastAsia="Malgun Gothic"/>
+                <w:sz w:val="16"/>
+              </w:rPr>
+            </w:r>
             <w:r>
               <w:rPr>
                 <w:rFonts w:ascii="Malgun Gothic" w:hAnsi="Malgun Gothic" w:eastAsia="Malgun Gothic"/>
@@ -5441,7 +6383,12 @@
             <w:pPr>
               <w:spacing w:after="0" w:line="276" w:lineRule="auto"/>
             </w:pPr>
-            <w:r/>
+            <w:r>
+              <w:rPr>
+                <w:rFonts w:ascii="Malgun Gothic" w:hAnsi="Malgun Gothic" w:eastAsia="Malgun Gothic"/>
+                <w:sz w:val="16"/>
+              </w:rPr>
+            </w:r>
             <w:r>
               <w:rPr>
                 <w:rFonts w:ascii="Malgun Gothic" w:hAnsi="Malgun Gothic" w:eastAsia="Malgun Gothic"/>
@@ -5462,7 +6409,12 @@
             <w:pPr>
               <w:spacing w:after="0" w:line="276" w:lineRule="auto"/>
             </w:pPr>
-            <w:r/>
+            <w:r>
+              <w:rPr>
+                <w:rFonts w:ascii="Malgun Gothic" w:hAnsi="Malgun Gothic" w:eastAsia="Malgun Gothic"/>
+                <w:sz w:val="16"/>
+              </w:rPr>
+            </w:r>
             <w:r>
               <w:rPr>
                 <w:rFonts w:ascii="Malgun Gothic" w:hAnsi="Malgun Gothic" w:eastAsia="Malgun Gothic"/>
@@ -5483,7 +6435,12 @@
             <w:pPr>
               <w:spacing w:after="0" w:line="276" w:lineRule="auto"/>
             </w:pPr>
-            <w:r/>
+            <w:r>
+              <w:rPr>
+                <w:rFonts w:ascii="Malgun Gothic" w:hAnsi="Malgun Gothic" w:eastAsia="Malgun Gothic"/>
+                <w:sz w:val="16"/>
+              </w:rPr>
+            </w:r>
             <w:r>
               <w:rPr>
                 <w:rFonts w:ascii="Malgun Gothic" w:hAnsi="Malgun Gothic" w:eastAsia="Malgun Gothic"/>
@@ -5506,7 +6463,12 @@
             <w:pPr>
               <w:spacing w:after="0" w:line="276" w:lineRule="auto"/>
             </w:pPr>
-            <w:r/>
+            <w:r>
+              <w:rPr>
+                <w:rFonts w:ascii="Malgun Gothic" w:hAnsi="Malgun Gothic" w:eastAsia="Malgun Gothic"/>
+                <w:sz w:val="16"/>
+              </w:rPr>
+            </w:r>
             <w:r>
               <w:rPr>
                 <w:rFonts w:ascii="Malgun Gothic" w:hAnsi="Malgun Gothic" w:eastAsia="Malgun Gothic"/>
@@ -5527,7 +6489,12 @@
             <w:pPr>
               <w:spacing w:after="0" w:line="276" w:lineRule="auto"/>
             </w:pPr>
-            <w:r/>
+            <w:r>
+              <w:rPr>
+                <w:rFonts w:ascii="Malgun Gothic" w:hAnsi="Malgun Gothic" w:eastAsia="Malgun Gothic"/>
+                <w:sz w:val="16"/>
+              </w:rPr>
+            </w:r>
             <w:r>
               <w:rPr>
                 <w:rFonts w:ascii="Malgun Gothic" w:hAnsi="Malgun Gothic" w:eastAsia="Malgun Gothic"/>
@@ -5548,7 +6515,12 @@
             <w:pPr>
               <w:spacing w:after="0" w:line="276" w:lineRule="auto"/>
             </w:pPr>
-            <w:r/>
+            <w:r>
+              <w:rPr>
+                <w:rFonts w:ascii="Malgun Gothic" w:hAnsi="Malgun Gothic" w:eastAsia="Malgun Gothic"/>
+                <w:sz w:val="16"/>
+              </w:rPr>
+            </w:r>
             <w:r>
               <w:rPr>
                 <w:rFonts w:ascii="Malgun Gothic" w:hAnsi="Malgun Gothic" w:eastAsia="Malgun Gothic"/>
@@ -5569,7 +6541,12 @@
             <w:pPr>
               <w:spacing w:after="0" w:line="276" w:lineRule="auto"/>
             </w:pPr>
-            <w:r/>
+            <w:r>
+              <w:rPr>
+                <w:rFonts w:ascii="Malgun Gothic" w:hAnsi="Malgun Gothic" w:eastAsia="Malgun Gothic"/>
+                <w:sz w:val="16"/>
+              </w:rPr>
+            </w:r>
             <w:r>
               <w:rPr>
                 <w:rFonts w:ascii="Malgun Gothic" w:hAnsi="Malgun Gothic" w:eastAsia="Malgun Gothic"/>
@@ -5592,7 +6569,12 @@
             <w:pPr>
               <w:spacing w:after="0" w:line="276" w:lineRule="auto"/>
             </w:pPr>
-            <w:r/>
+            <w:r>
+              <w:rPr>
+                <w:rFonts w:ascii="Malgun Gothic" w:hAnsi="Malgun Gothic" w:eastAsia="Malgun Gothic"/>
+                <w:sz w:val="16"/>
+              </w:rPr>
+            </w:r>
             <w:r>
               <w:rPr>
                 <w:rFonts w:ascii="Malgun Gothic" w:hAnsi="Malgun Gothic" w:eastAsia="Malgun Gothic"/>
@@ -5613,7 +6595,12 @@
             <w:pPr>
               <w:spacing w:after="0" w:line="276" w:lineRule="auto"/>
             </w:pPr>
-            <w:r/>
+            <w:r>
+              <w:rPr>
+                <w:rFonts w:ascii="Malgun Gothic" w:hAnsi="Malgun Gothic" w:eastAsia="Malgun Gothic"/>
+                <w:sz w:val="16"/>
+              </w:rPr>
+            </w:r>
             <w:r>
               <w:rPr>
                 <w:rFonts w:ascii="Malgun Gothic" w:hAnsi="Malgun Gothic" w:eastAsia="Malgun Gothic"/>
@@ -5634,7 +6621,12 @@
             <w:pPr>
               <w:spacing w:after="0" w:line="276" w:lineRule="auto"/>
             </w:pPr>
-            <w:r/>
+            <w:r>
+              <w:rPr>
+                <w:rFonts w:ascii="Malgun Gothic" w:hAnsi="Malgun Gothic" w:eastAsia="Malgun Gothic"/>
+                <w:sz w:val="16"/>
+              </w:rPr>
+            </w:r>
             <w:r>
               <w:rPr>
                 <w:rFonts w:ascii="Malgun Gothic" w:hAnsi="Malgun Gothic" w:eastAsia="Malgun Gothic"/>
@@ -5655,7 +6647,12 @@
             <w:pPr>
               <w:spacing w:after="0" w:line="276" w:lineRule="auto"/>
             </w:pPr>
-            <w:r/>
+            <w:r>
+              <w:rPr>
+                <w:rFonts w:ascii="Malgun Gothic" w:hAnsi="Malgun Gothic" w:eastAsia="Malgun Gothic"/>
+                <w:sz w:val="16"/>
+              </w:rPr>
+            </w:r>
             <w:r>
               <w:rPr>
                 <w:rFonts w:ascii="Malgun Gothic" w:hAnsi="Malgun Gothic" w:eastAsia="Malgun Gothic"/>
@@ -5678,7 +6675,12 @@
             <w:pPr>
               <w:spacing w:after="0" w:line="276" w:lineRule="auto"/>
             </w:pPr>
-            <w:r/>
+            <w:r>
+              <w:rPr>
+                <w:rFonts w:ascii="Malgun Gothic" w:hAnsi="Malgun Gothic" w:eastAsia="Malgun Gothic"/>
+                <w:sz w:val="16"/>
+              </w:rPr>
+            </w:r>
             <w:r>
               <w:rPr>
                 <w:rFonts w:ascii="Malgun Gothic" w:hAnsi="Malgun Gothic" w:eastAsia="Malgun Gothic"/>
@@ -5699,7 +6701,12 @@
             <w:pPr>
               <w:spacing w:after="0" w:line="276" w:lineRule="auto"/>
             </w:pPr>
-            <w:r/>
+            <w:r>
+              <w:rPr>
+                <w:rFonts w:ascii="Malgun Gothic" w:hAnsi="Malgun Gothic" w:eastAsia="Malgun Gothic"/>
+                <w:sz w:val="16"/>
+              </w:rPr>
+            </w:r>
             <w:r>
               <w:rPr>
                 <w:rFonts w:ascii="Malgun Gothic" w:hAnsi="Malgun Gothic" w:eastAsia="Malgun Gothic"/>
@@ -5720,7 +6727,12 @@
             <w:pPr>
               <w:spacing w:after="0" w:line="276" w:lineRule="auto"/>
             </w:pPr>
-            <w:r/>
+            <w:r>
+              <w:rPr>
+                <w:rFonts w:ascii="Malgun Gothic" w:hAnsi="Malgun Gothic" w:eastAsia="Malgun Gothic"/>
+                <w:sz w:val="16"/>
+              </w:rPr>
+            </w:r>
             <w:r>
               <w:rPr>
                 <w:rFonts w:ascii="Malgun Gothic" w:hAnsi="Malgun Gothic" w:eastAsia="Malgun Gothic"/>
@@ -5741,7 +6753,12 @@
             <w:pPr>
               <w:spacing w:after="0" w:line="276" w:lineRule="auto"/>
             </w:pPr>
-            <w:r/>
+            <w:r>
+              <w:rPr>
+                <w:rFonts w:ascii="Malgun Gothic" w:hAnsi="Malgun Gothic" w:eastAsia="Malgun Gothic"/>
+                <w:sz w:val="16"/>
+              </w:rPr>
+            </w:r>
             <w:r>
               <w:rPr>
                 <w:rFonts w:ascii="Malgun Gothic" w:hAnsi="Malgun Gothic" w:eastAsia="Malgun Gothic"/>
@@ -5764,7 +6781,12 @@
             <w:pPr>
               <w:spacing w:after="0" w:line="276" w:lineRule="auto"/>
             </w:pPr>
-            <w:r/>
+            <w:r>
+              <w:rPr>
+                <w:rFonts w:ascii="Malgun Gothic" w:hAnsi="Malgun Gothic" w:eastAsia="Malgun Gothic"/>
+                <w:sz w:val="16"/>
+              </w:rPr>
+            </w:r>
             <w:r>
               <w:rPr>
                 <w:rFonts w:ascii="Malgun Gothic" w:hAnsi="Malgun Gothic" w:eastAsia="Malgun Gothic"/>
@@ -5785,7 +6807,12 @@
             <w:pPr>
               <w:spacing w:after="0" w:line="276" w:lineRule="auto"/>
             </w:pPr>
-            <w:r/>
+            <w:r>
+              <w:rPr>
+                <w:rFonts w:ascii="Malgun Gothic" w:hAnsi="Malgun Gothic" w:eastAsia="Malgun Gothic"/>
+                <w:sz w:val="16"/>
+              </w:rPr>
+            </w:r>
             <w:r>
               <w:rPr>
                 <w:rFonts w:ascii="Malgun Gothic" w:hAnsi="Malgun Gothic" w:eastAsia="Malgun Gothic"/>
@@ -5806,7 +6833,12 @@
             <w:pPr>
               <w:spacing w:after="0" w:line="276" w:lineRule="auto"/>
             </w:pPr>
-            <w:r/>
+            <w:r>
+              <w:rPr>
+                <w:rFonts w:ascii="Malgun Gothic" w:hAnsi="Malgun Gothic" w:eastAsia="Malgun Gothic"/>
+                <w:sz w:val="16"/>
+              </w:rPr>
+            </w:r>
             <w:r>
               <w:rPr>
                 <w:rFonts w:ascii="Malgun Gothic" w:hAnsi="Malgun Gothic" w:eastAsia="Malgun Gothic"/>
@@ -5827,7 +6859,12 @@
             <w:pPr>
               <w:spacing w:after="0" w:line="276" w:lineRule="auto"/>
             </w:pPr>
-            <w:r/>
+            <w:r>
+              <w:rPr>
+                <w:rFonts w:ascii="Malgun Gothic" w:hAnsi="Malgun Gothic" w:eastAsia="Malgun Gothic"/>
+                <w:sz w:val="16"/>
+              </w:rPr>
+            </w:r>
             <w:r>
               <w:rPr>
                 <w:rFonts w:ascii="Malgun Gothic" w:hAnsi="Malgun Gothic" w:eastAsia="Malgun Gothic"/>
@@ -5850,7 +6887,12 @@
             <w:pPr>
               <w:spacing w:after="0" w:line="276" w:lineRule="auto"/>
             </w:pPr>
-            <w:r/>
+            <w:r>
+              <w:rPr>
+                <w:rFonts w:ascii="Malgun Gothic" w:hAnsi="Malgun Gothic" w:eastAsia="Malgun Gothic"/>
+                <w:sz w:val="16"/>
+              </w:rPr>
+            </w:r>
             <w:r>
               <w:rPr>
                 <w:rFonts w:ascii="Malgun Gothic" w:hAnsi="Malgun Gothic" w:eastAsia="Malgun Gothic"/>
@@ -5871,7 +6913,12 @@
             <w:pPr>
               <w:spacing w:after="0" w:line="276" w:lineRule="auto"/>
             </w:pPr>
-            <w:r/>
+            <w:r>
+              <w:rPr>
+                <w:rFonts w:ascii="Malgun Gothic" w:hAnsi="Malgun Gothic" w:eastAsia="Malgun Gothic"/>
+                <w:sz w:val="16"/>
+              </w:rPr>
+            </w:r>
             <w:r>
               <w:rPr>
                 <w:rFonts w:ascii="Malgun Gothic" w:hAnsi="Malgun Gothic" w:eastAsia="Malgun Gothic"/>
@@ -5892,7 +6939,12 @@
             <w:pPr>
               <w:spacing w:after="0" w:line="276" w:lineRule="auto"/>
             </w:pPr>
-            <w:r/>
+            <w:r>
+              <w:rPr>
+                <w:rFonts w:ascii="Malgun Gothic" w:hAnsi="Malgun Gothic" w:eastAsia="Malgun Gothic"/>
+                <w:sz w:val="16"/>
+              </w:rPr>
+            </w:r>
             <w:r>
               <w:rPr>
                 <w:rFonts w:ascii="Malgun Gothic" w:hAnsi="Malgun Gothic" w:eastAsia="Malgun Gothic"/>
@@ -5913,7 +6965,12 @@
             <w:pPr>
               <w:spacing w:after="0" w:line="276" w:lineRule="auto"/>
             </w:pPr>
-            <w:r/>
+            <w:r>
+              <w:rPr>
+                <w:rFonts w:ascii="Malgun Gothic" w:hAnsi="Malgun Gothic" w:eastAsia="Malgun Gothic"/>
+                <w:sz w:val="16"/>
+              </w:rPr>
+            </w:r>
             <w:r>
               <w:rPr>
                 <w:rFonts w:ascii="Malgun Gothic" w:hAnsi="Malgun Gothic" w:eastAsia="Malgun Gothic"/>
@@ -5936,7 +6993,12 @@
             <w:pPr>
               <w:spacing w:after="0" w:line="276" w:lineRule="auto"/>
             </w:pPr>
-            <w:r/>
+            <w:r>
+              <w:rPr>
+                <w:rFonts w:ascii="Malgun Gothic" w:hAnsi="Malgun Gothic" w:eastAsia="Malgun Gothic"/>
+                <w:sz w:val="16"/>
+              </w:rPr>
+            </w:r>
             <w:r>
               <w:rPr>
                 <w:rFonts w:ascii="Malgun Gothic" w:hAnsi="Malgun Gothic" w:eastAsia="Malgun Gothic"/>
@@ -5957,7 +7019,12 @@
             <w:pPr>
               <w:spacing w:after="0" w:line="276" w:lineRule="auto"/>
             </w:pPr>
-            <w:r/>
+            <w:r>
+              <w:rPr>
+                <w:rFonts w:ascii="Malgun Gothic" w:hAnsi="Malgun Gothic" w:eastAsia="Malgun Gothic"/>
+                <w:sz w:val="16"/>
+              </w:rPr>
+            </w:r>
             <w:r>
               <w:rPr>
                 <w:rFonts w:ascii="Malgun Gothic" w:hAnsi="Malgun Gothic" w:eastAsia="Malgun Gothic"/>
@@ -5978,7 +7045,12 @@
             <w:pPr>
               <w:spacing w:after="0" w:line="276" w:lineRule="auto"/>
             </w:pPr>
-            <w:r/>
+            <w:r>
+              <w:rPr>
+                <w:rFonts w:ascii="Malgun Gothic" w:hAnsi="Malgun Gothic" w:eastAsia="Malgun Gothic"/>
+                <w:sz w:val="16"/>
+              </w:rPr>
+            </w:r>
             <w:r>
               <w:rPr>
                 <w:rFonts w:ascii="Malgun Gothic" w:hAnsi="Malgun Gothic" w:eastAsia="Malgun Gothic"/>
@@ -5999,7 +7071,12 @@
             <w:pPr>
               <w:spacing w:after="0" w:line="276" w:lineRule="auto"/>
             </w:pPr>
-            <w:r/>
+            <w:r>
+              <w:rPr>
+                <w:rFonts w:ascii="Malgun Gothic" w:hAnsi="Malgun Gothic" w:eastAsia="Malgun Gothic"/>
+                <w:sz w:val="16"/>
+              </w:rPr>
+            </w:r>
             <w:r>
               <w:rPr>
                 <w:rFonts w:ascii="Malgun Gothic" w:hAnsi="Malgun Gothic" w:eastAsia="Malgun Gothic"/>
@@ -6022,7 +7099,12 @@
             <w:pPr>
               <w:spacing w:after="0" w:line="276" w:lineRule="auto"/>
             </w:pPr>
-            <w:r/>
+            <w:r>
+              <w:rPr>
+                <w:rFonts w:ascii="Malgun Gothic" w:hAnsi="Malgun Gothic" w:eastAsia="Malgun Gothic"/>
+                <w:sz w:val="16"/>
+              </w:rPr>
+            </w:r>
             <w:r>
               <w:rPr>
                 <w:rFonts w:ascii="Malgun Gothic" w:hAnsi="Malgun Gothic" w:eastAsia="Malgun Gothic"/>
@@ -6043,7 +7125,12 @@
             <w:pPr>
               <w:spacing w:after="0" w:line="276" w:lineRule="auto"/>
             </w:pPr>
-            <w:r/>
+            <w:r>
+              <w:rPr>
+                <w:rFonts w:ascii="Malgun Gothic" w:hAnsi="Malgun Gothic" w:eastAsia="Malgun Gothic"/>
+                <w:sz w:val="16"/>
+              </w:rPr>
+            </w:r>
             <w:r>
               <w:rPr>
                 <w:rFonts w:ascii="Malgun Gothic" w:hAnsi="Malgun Gothic" w:eastAsia="Malgun Gothic"/>
@@ -6064,7 +7151,12 @@
             <w:pPr>
               <w:spacing w:after="0" w:line="276" w:lineRule="auto"/>
             </w:pPr>
-            <w:r/>
+            <w:r>
+              <w:rPr>
+                <w:rFonts w:ascii="Malgun Gothic" w:hAnsi="Malgun Gothic" w:eastAsia="Malgun Gothic"/>
+                <w:sz w:val="16"/>
+              </w:rPr>
+            </w:r>
             <w:r>
               <w:rPr>
                 <w:rFonts w:ascii="Malgun Gothic" w:hAnsi="Malgun Gothic" w:eastAsia="Malgun Gothic"/>
@@ -6085,7 +7177,12 @@
             <w:pPr>
               <w:spacing w:after="0" w:line="276" w:lineRule="auto"/>
             </w:pPr>
-            <w:r/>
+            <w:r>
+              <w:rPr>
+                <w:rFonts w:ascii="Malgun Gothic" w:hAnsi="Malgun Gothic" w:eastAsia="Malgun Gothic"/>
+                <w:sz w:val="16"/>
+              </w:rPr>
+            </w:r>
             <w:r>
               <w:rPr>
                 <w:rFonts w:ascii="Malgun Gothic" w:hAnsi="Malgun Gothic" w:eastAsia="Malgun Gothic"/>
@@ -6108,7 +7205,12 @@
             <w:pPr>
               <w:spacing w:after="0" w:line="276" w:lineRule="auto"/>
             </w:pPr>
-            <w:r/>
+            <w:r>
+              <w:rPr>
+                <w:rFonts w:ascii="Malgun Gothic" w:hAnsi="Malgun Gothic" w:eastAsia="Malgun Gothic"/>
+                <w:sz w:val="16"/>
+              </w:rPr>
+            </w:r>
             <w:r>
               <w:rPr>
                 <w:rFonts w:ascii="Malgun Gothic" w:hAnsi="Malgun Gothic" w:eastAsia="Malgun Gothic"/>
@@ -6129,7 +7231,12 @@
             <w:pPr>
               <w:spacing w:after="0" w:line="276" w:lineRule="auto"/>
             </w:pPr>
-            <w:r/>
+            <w:r>
+              <w:rPr>
+                <w:rFonts w:ascii="Malgun Gothic" w:hAnsi="Malgun Gothic" w:eastAsia="Malgun Gothic"/>
+                <w:sz w:val="16"/>
+              </w:rPr>
+            </w:r>
             <w:r>
               <w:rPr>
                 <w:rFonts w:ascii="Malgun Gothic" w:hAnsi="Malgun Gothic" w:eastAsia="Malgun Gothic"/>
@@ -6150,7 +7257,12 @@
             <w:pPr>
               <w:spacing w:after="0" w:line="276" w:lineRule="auto"/>
             </w:pPr>
-            <w:r/>
+            <w:r>
+              <w:rPr>
+                <w:rFonts w:ascii="Malgun Gothic" w:hAnsi="Malgun Gothic" w:eastAsia="Malgun Gothic"/>
+                <w:sz w:val="16"/>
+              </w:rPr>
+            </w:r>
             <w:r>
               <w:rPr>
                 <w:rFonts w:ascii="Malgun Gothic" w:hAnsi="Malgun Gothic" w:eastAsia="Malgun Gothic"/>
@@ -6171,7 +7283,12 @@
             <w:pPr>
               <w:spacing w:after="0" w:line="276" w:lineRule="auto"/>
             </w:pPr>
-            <w:r/>
+            <w:r>
+              <w:rPr>
+                <w:rFonts w:ascii="Malgun Gothic" w:hAnsi="Malgun Gothic" w:eastAsia="Malgun Gothic"/>
+                <w:sz w:val="16"/>
+              </w:rPr>
+            </w:r>
             <w:r>
               <w:rPr>
                 <w:rFonts w:ascii="Malgun Gothic" w:hAnsi="Malgun Gothic" w:eastAsia="Malgun Gothic"/>
@@ -6194,7 +7311,12 @@
             <w:pPr>
               <w:spacing w:after="0" w:line="276" w:lineRule="auto"/>
             </w:pPr>
-            <w:r/>
+            <w:r>
+              <w:rPr>
+                <w:rFonts w:ascii="Malgun Gothic" w:hAnsi="Malgun Gothic" w:eastAsia="Malgun Gothic"/>
+                <w:sz w:val="16"/>
+              </w:rPr>
+            </w:r>
             <w:r>
               <w:rPr>
                 <w:rFonts w:ascii="Malgun Gothic" w:hAnsi="Malgun Gothic" w:eastAsia="Malgun Gothic"/>
@@ -6215,7 +7337,12 @@
             <w:pPr>
               <w:spacing w:after="0" w:line="276" w:lineRule="auto"/>
             </w:pPr>
-            <w:r/>
+            <w:r>
+              <w:rPr>
+                <w:rFonts w:ascii="Malgun Gothic" w:hAnsi="Malgun Gothic" w:eastAsia="Malgun Gothic"/>
+                <w:sz w:val="16"/>
+              </w:rPr>
+            </w:r>
             <w:r>
               <w:rPr>
                 <w:rFonts w:ascii="Malgun Gothic" w:hAnsi="Malgun Gothic" w:eastAsia="Malgun Gothic"/>
@@ -6236,7 +7363,12 @@
             <w:pPr>
               <w:spacing w:after="0" w:line="276" w:lineRule="auto"/>
             </w:pPr>
-            <w:r/>
+            <w:r>
+              <w:rPr>
+                <w:rFonts w:ascii="Malgun Gothic" w:hAnsi="Malgun Gothic" w:eastAsia="Malgun Gothic"/>
+                <w:sz w:val="16"/>
+              </w:rPr>
+            </w:r>
             <w:r>
               <w:rPr>
                 <w:rFonts w:ascii="Malgun Gothic" w:hAnsi="Malgun Gothic" w:eastAsia="Malgun Gothic"/>
@@ -6257,7 +7389,12 @@
             <w:pPr>
               <w:spacing w:after="0" w:line="276" w:lineRule="auto"/>
             </w:pPr>
-            <w:r/>
+            <w:r>
+              <w:rPr>
+                <w:rFonts w:ascii="Malgun Gothic" w:hAnsi="Malgun Gothic" w:eastAsia="Malgun Gothic"/>
+                <w:sz w:val="16"/>
+              </w:rPr>
+            </w:r>
             <w:r>
               <w:rPr>
                 <w:rFonts w:ascii="Malgun Gothic" w:hAnsi="Malgun Gothic" w:eastAsia="Malgun Gothic"/>
@@ -6311,7 +7448,12 @@
             <w:pPr>
               <w:spacing w:after="0" w:line="276" w:lineRule="auto"/>
             </w:pPr>
-            <w:r/>
+            <w:r>
+              <w:rPr>
+                <w:rFonts w:ascii="Malgun Gothic" w:hAnsi="Malgun Gothic" w:eastAsia="Malgun Gothic"/>
+                <w:sz w:val="16"/>
+              </w:rPr>
+            </w:r>
             <w:r>
               <w:rPr>
                 <w:rFonts w:ascii="Malgun Gothic" w:hAnsi="Malgun Gothic" w:eastAsia="Malgun Gothic"/>
@@ -6333,7 +7475,12 @@
             <w:pPr>
               <w:spacing w:after="0" w:line="276" w:lineRule="auto"/>
             </w:pPr>
-            <w:r/>
+            <w:r>
+              <w:rPr>
+                <w:rFonts w:ascii="Malgun Gothic" w:hAnsi="Malgun Gothic" w:eastAsia="Malgun Gothic"/>
+                <w:sz w:val="16"/>
+              </w:rPr>
+            </w:r>
             <w:r>
               <w:rPr>
                 <w:rFonts w:ascii="Malgun Gothic" w:hAnsi="Malgun Gothic" w:eastAsia="Malgun Gothic"/>
@@ -6355,7 +7502,12 @@
             <w:pPr>
               <w:spacing w:after="0" w:line="276" w:lineRule="auto"/>
             </w:pPr>
-            <w:r/>
+            <w:r>
+              <w:rPr>
+                <w:rFonts w:ascii="Malgun Gothic" w:hAnsi="Malgun Gothic" w:eastAsia="Malgun Gothic"/>
+                <w:sz w:val="16"/>
+              </w:rPr>
+            </w:r>
             <w:r>
               <w:rPr>
                 <w:rFonts w:ascii="Malgun Gothic" w:hAnsi="Malgun Gothic" w:eastAsia="Malgun Gothic"/>
@@ -6377,7 +7529,12 @@
             <w:pPr>
               <w:spacing w:after="0" w:line="276" w:lineRule="auto"/>
             </w:pPr>
-            <w:r/>
+            <w:r>
+              <w:rPr>
+                <w:rFonts w:ascii="Malgun Gothic" w:hAnsi="Malgun Gothic" w:eastAsia="Malgun Gothic"/>
+                <w:sz w:val="16"/>
+              </w:rPr>
+            </w:r>
             <w:r>
               <w:rPr>
                 <w:rFonts w:ascii="Malgun Gothic" w:hAnsi="Malgun Gothic" w:eastAsia="Malgun Gothic"/>
@@ -6400,7 +7557,12 @@
             <w:pPr>
               <w:spacing w:after="0" w:line="276" w:lineRule="auto"/>
             </w:pPr>
-            <w:r/>
+            <w:r>
+              <w:rPr>
+                <w:rFonts w:ascii="Malgun Gothic" w:hAnsi="Malgun Gothic" w:eastAsia="Malgun Gothic"/>
+                <w:sz w:val="16"/>
+              </w:rPr>
+            </w:r>
             <w:r>
               <w:rPr>
                 <w:rFonts w:ascii="Malgun Gothic" w:hAnsi="Malgun Gothic" w:eastAsia="Malgun Gothic"/>
@@ -6421,7 +7583,12 @@
             <w:pPr>
               <w:spacing w:after="0" w:line="276" w:lineRule="auto"/>
             </w:pPr>
-            <w:r/>
+            <w:r>
+              <w:rPr>
+                <w:rFonts w:ascii="Malgun Gothic" w:hAnsi="Malgun Gothic" w:eastAsia="Malgun Gothic"/>
+                <w:sz w:val="16"/>
+              </w:rPr>
+            </w:r>
             <w:r>
               <w:rPr>
                 <w:rFonts w:ascii="Malgun Gothic" w:hAnsi="Malgun Gothic" w:eastAsia="Malgun Gothic"/>
@@ -6442,7 +7609,12 @@
             <w:pPr>
               <w:spacing w:after="0" w:line="276" w:lineRule="auto"/>
             </w:pPr>
-            <w:r/>
+            <w:r>
+              <w:rPr>
+                <w:rFonts w:ascii="Malgun Gothic" w:hAnsi="Malgun Gothic" w:eastAsia="Malgun Gothic"/>
+                <w:sz w:val="16"/>
+              </w:rPr>
+            </w:r>
             <w:r>
               <w:rPr>
                 <w:rFonts w:ascii="Malgun Gothic" w:hAnsi="Malgun Gothic" w:eastAsia="Malgun Gothic"/>
@@ -6463,7 +7635,12 @@
             <w:pPr>
               <w:spacing w:after="0" w:line="276" w:lineRule="auto"/>
             </w:pPr>
-            <w:r/>
+            <w:r>
+              <w:rPr>
+                <w:rFonts w:ascii="Malgun Gothic" w:hAnsi="Malgun Gothic" w:eastAsia="Malgun Gothic"/>
+                <w:sz w:val="16"/>
+              </w:rPr>
+            </w:r>
             <w:r>
               <w:rPr>
                 <w:rFonts w:ascii="Malgun Gothic" w:hAnsi="Malgun Gothic" w:eastAsia="Malgun Gothic"/>
@@ -6486,7 +7663,12 @@
             <w:pPr>
               <w:spacing w:after="0" w:line="276" w:lineRule="auto"/>
             </w:pPr>
-            <w:r/>
+            <w:r>
+              <w:rPr>
+                <w:rFonts w:ascii="Malgun Gothic" w:hAnsi="Malgun Gothic" w:eastAsia="Malgun Gothic"/>
+                <w:sz w:val="16"/>
+              </w:rPr>
+            </w:r>
             <w:r>
               <w:rPr>
                 <w:rFonts w:ascii="Malgun Gothic" w:hAnsi="Malgun Gothic" w:eastAsia="Malgun Gothic"/>
@@ -6507,7 +7689,12 @@
             <w:pPr>
               <w:spacing w:after="0" w:line="276" w:lineRule="auto"/>
             </w:pPr>
-            <w:r/>
+            <w:r>
+              <w:rPr>
+                <w:rFonts w:ascii="Malgun Gothic" w:hAnsi="Malgun Gothic" w:eastAsia="Malgun Gothic"/>
+                <w:sz w:val="16"/>
+              </w:rPr>
+            </w:r>
             <w:r>
               <w:rPr>
                 <w:rFonts w:ascii="Malgun Gothic" w:hAnsi="Malgun Gothic" w:eastAsia="Malgun Gothic"/>
@@ -6528,7 +7715,12 @@
             <w:pPr>
               <w:spacing w:after="0" w:line="276" w:lineRule="auto"/>
             </w:pPr>
-            <w:r/>
+            <w:r>
+              <w:rPr>
+                <w:rFonts w:ascii="Malgun Gothic" w:hAnsi="Malgun Gothic" w:eastAsia="Malgun Gothic"/>
+                <w:sz w:val="16"/>
+              </w:rPr>
+            </w:r>
             <w:r>
               <w:rPr>
                 <w:rFonts w:ascii="Malgun Gothic" w:hAnsi="Malgun Gothic" w:eastAsia="Malgun Gothic"/>
@@ -6549,7 +7741,12 @@
             <w:pPr>
               <w:spacing w:after="0" w:line="276" w:lineRule="auto"/>
             </w:pPr>
-            <w:r/>
+            <w:r>
+              <w:rPr>
+                <w:rFonts w:ascii="Malgun Gothic" w:hAnsi="Malgun Gothic" w:eastAsia="Malgun Gothic"/>
+                <w:sz w:val="16"/>
+              </w:rPr>
+            </w:r>
             <w:r>
               <w:rPr>
                 <w:rFonts w:ascii="Malgun Gothic" w:hAnsi="Malgun Gothic" w:eastAsia="Malgun Gothic"/>
@@ -6572,7 +7769,12 @@
             <w:pPr>
               <w:spacing w:after="0" w:line="276" w:lineRule="auto"/>
             </w:pPr>
-            <w:r/>
+            <w:r>
+              <w:rPr>
+                <w:rFonts w:ascii="Malgun Gothic" w:hAnsi="Malgun Gothic" w:eastAsia="Malgun Gothic"/>
+                <w:sz w:val="16"/>
+              </w:rPr>
+            </w:r>
             <w:r>
               <w:rPr>
                 <w:rFonts w:ascii="Malgun Gothic" w:hAnsi="Malgun Gothic" w:eastAsia="Malgun Gothic"/>
@@ -6593,7 +7795,12 @@
             <w:pPr>
               <w:spacing w:after="0" w:line="276" w:lineRule="auto"/>
             </w:pPr>
-            <w:r/>
+            <w:r>
+              <w:rPr>
+                <w:rFonts w:ascii="Malgun Gothic" w:hAnsi="Malgun Gothic" w:eastAsia="Malgun Gothic"/>
+                <w:sz w:val="16"/>
+              </w:rPr>
+            </w:r>
             <w:r>
               <w:rPr>
                 <w:rFonts w:ascii="Malgun Gothic" w:hAnsi="Malgun Gothic" w:eastAsia="Malgun Gothic"/>
@@ -6614,7 +7821,12 @@
             <w:pPr>
               <w:spacing w:after="0" w:line="276" w:lineRule="auto"/>
             </w:pPr>
-            <w:r/>
+            <w:r>
+              <w:rPr>
+                <w:rFonts w:ascii="Malgun Gothic" w:hAnsi="Malgun Gothic" w:eastAsia="Malgun Gothic"/>
+                <w:sz w:val="16"/>
+              </w:rPr>
+            </w:r>
             <w:r>
               <w:rPr>
                 <w:rFonts w:ascii="Malgun Gothic" w:hAnsi="Malgun Gothic" w:eastAsia="Malgun Gothic"/>
@@ -6635,7 +7847,12 @@
             <w:pPr>
               <w:spacing w:after="0" w:line="276" w:lineRule="auto"/>
             </w:pPr>
-            <w:r/>
+            <w:r>
+              <w:rPr>
+                <w:rFonts w:ascii="Malgun Gothic" w:hAnsi="Malgun Gothic" w:eastAsia="Malgun Gothic"/>
+                <w:sz w:val="16"/>
+              </w:rPr>
+            </w:r>
             <w:r>
               <w:rPr>
                 <w:rFonts w:ascii="Malgun Gothic" w:hAnsi="Malgun Gothic" w:eastAsia="Malgun Gothic"/>
@@ -6658,7 +7875,12 @@
             <w:pPr>
               <w:spacing w:after="0" w:line="276" w:lineRule="auto"/>
             </w:pPr>
-            <w:r/>
+            <w:r>
+              <w:rPr>
+                <w:rFonts w:ascii="Malgun Gothic" w:hAnsi="Malgun Gothic" w:eastAsia="Malgun Gothic"/>
+                <w:sz w:val="16"/>
+              </w:rPr>
+            </w:r>
             <w:r>
               <w:rPr>
                 <w:rFonts w:ascii="Malgun Gothic" w:hAnsi="Malgun Gothic" w:eastAsia="Malgun Gothic"/>
@@ -6679,7 +7901,12 @@
             <w:pPr>
               <w:spacing w:after="0" w:line="276" w:lineRule="auto"/>
             </w:pPr>
-            <w:r/>
+            <w:r>
+              <w:rPr>
+                <w:rFonts w:ascii="Malgun Gothic" w:hAnsi="Malgun Gothic" w:eastAsia="Malgun Gothic"/>
+                <w:sz w:val="16"/>
+              </w:rPr>
+            </w:r>
             <w:r>
               <w:rPr>
                 <w:rFonts w:ascii="Malgun Gothic" w:hAnsi="Malgun Gothic" w:eastAsia="Malgun Gothic"/>
@@ -6700,7 +7927,12 @@
             <w:pPr>
               <w:spacing w:after="0" w:line="276" w:lineRule="auto"/>
             </w:pPr>
-            <w:r/>
+            <w:r>
+              <w:rPr>
+                <w:rFonts w:ascii="Malgun Gothic" w:hAnsi="Malgun Gothic" w:eastAsia="Malgun Gothic"/>
+                <w:sz w:val="16"/>
+              </w:rPr>
+            </w:r>
             <w:r>
               <w:rPr>
                 <w:rFonts w:ascii="Malgun Gothic" w:hAnsi="Malgun Gothic" w:eastAsia="Malgun Gothic"/>
@@ -6721,7 +7953,12 @@
             <w:pPr>
               <w:spacing w:after="0" w:line="276" w:lineRule="auto"/>
             </w:pPr>
-            <w:r/>
+            <w:r>
+              <w:rPr>
+                <w:rFonts w:ascii="Malgun Gothic" w:hAnsi="Malgun Gothic" w:eastAsia="Malgun Gothic"/>
+                <w:sz w:val="16"/>
+              </w:rPr>
+            </w:r>
             <w:r>
               <w:rPr>
                 <w:rFonts w:ascii="Malgun Gothic" w:hAnsi="Malgun Gothic" w:eastAsia="Malgun Gothic"/>
@@ -6744,7 +7981,12 @@
             <w:pPr>
               <w:spacing w:after="0" w:line="276" w:lineRule="auto"/>
             </w:pPr>
-            <w:r/>
+            <w:r>
+              <w:rPr>
+                <w:rFonts w:ascii="Malgun Gothic" w:hAnsi="Malgun Gothic" w:eastAsia="Malgun Gothic"/>
+                <w:sz w:val="16"/>
+              </w:rPr>
+            </w:r>
             <w:r>
               <w:rPr>
                 <w:rFonts w:ascii="Malgun Gothic" w:hAnsi="Malgun Gothic" w:eastAsia="Malgun Gothic"/>
@@ -6765,7 +8007,12 @@
             <w:pPr>
               <w:spacing w:after="0" w:line="276" w:lineRule="auto"/>
             </w:pPr>
-            <w:r/>
+            <w:r>
+              <w:rPr>
+                <w:rFonts w:ascii="Malgun Gothic" w:hAnsi="Malgun Gothic" w:eastAsia="Malgun Gothic"/>
+                <w:sz w:val="16"/>
+              </w:rPr>
+            </w:r>
             <w:r>
               <w:rPr>
                 <w:rFonts w:ascii="Malgun Gothic" w:hAnsi="Malgun Gothic" w:eastAsia="Malgun Gothic"/>
@@ -6786,7 +8033,12 @@
             <w:pPr>
               <w:spacing w:after="0" w:line="276" w:lineRule="auto"/>
             </w:pPr>
-            <w:r/>
+            <w:r>
+              <w:rPr>
+                <w:rFonts w:ascii="Malgun Gothic" w:hAnsi="Malgun Gothic" w:eastAsia="Malgun Gothic"/>
+                <w:sz w:val="16"/>
+              </w:rPr>
+            </w:r>
             <w:r>
               <w:rPr>
                 <w:rFonts w:ascii="Malgun Gothic" w:hAnsi="Malgun Gothic" w:eastAsia="Malgun Gothic"/>
@@ -6807,7 +8059,12 @@
             <w:pPr>
               <w:spacing w:after="0" w:line="276" w:lineRule="auto"/>
             </w:pPr>
-            <w:r/>
+            <w:r>
+              <w:rPr>
+                <w:rFonts w:ascii="Malgun Gothic" w:hAnsi="Malgun Gothic" w:eastAsia="Malgun Gothic"/>
+                <w:sz w:val="16"/>
+              </w:rPr>
+            </w:r>
             <w:r>
               <w:rPr>
                 <w:rFonts w:ascii="Malgun Gothic" w:hAnsi="Malgun Gothic" w:eastAsia="Malgun Gothic"/>
@@ -6830,7 +8087,12 @@
             <w:pPr>
               <w:spacing w:after="0" w:line="276" w:lineRule="auto"/>
             </w:pPr>
-            <w:r/>
+            <w:r>
+              <w:rPr>
+                <w:rFonts w:ascii="Malgun Gothic" w:hAnsi="Malgun Gothic" w:eastAsia="Malgun Gothic"/>
+                <w:sz w:val="16"/>
+              </w:rPr>
+            </w:r>
             <w:r>
               <w:rPr>
                 <w:rFonts w:ascii="Malgun Gothic" w:hAnsi="Malgun Gothic" w:eastAsia="Malgun Gothic"/>
@@ -6851,7 +8113,12 @@
             <w:pPr>
               <w:spacing w:after="0" w:line="276" w:lineRule="auto"/>
             </w:pPr>
-            <w:r/>
+            <w:r>
+              <w:rPr>
+                <w:rFonts w:ascii="Malgun Gothic" w:hAnsi="Malgun Gothic" w:eastAsia="Malgun Gothic"/>
+                <w:sz w:val="16"/>
+              </w:rPr>
+            </w:r>
             <w:r>
               <w:rPr>
                 <w:rFonts w:ascii="Malgun Gothic" w:hAnsi="Malgun Gothic" w:eastAsia="Malgun Gothic"/>
@@ -6872,7 +8139,12 @@
             <w:pPr>
               <w:spacing w:after="0" w:line="276" w:lineRule="auto"/>
             </w:pPr>
-            <w:r/>
+            <w:r>
+              <w:rPr>
+                <w:rFonts w:ascii="Malgun Gothic" w:hAnsi="Malgun Gothic" w:eastAsia="Malgun Gothic"/>
+                <w:sz w:val="16"/>
+              </w:rPr>
+            </w:r>
             <w:r>
               <w:rPr>
                 <w:rFonts w:ascii="Malgun Gothic" w:hAnsi="Malgun Gothic" w:eastAsia="Malgun Gothic"/>
@@ -6893,7 +8165,12 @@
             <w:pPr>
               <w:spacing w:after="0" w:line="276" w:lineRule="auto"/>
             </w:pPr>
-            <w:r/>
+            <w:r>
+              <w:rPr>
+                <w:rFonts w:ascii="Malgun Gothic" w:hAnsi="Malgun Gothic" w:eastAsia="Malgun Gothic"/>
+                <w:sz w:val="16"/>
+              </w:rPr>
+            </w:r>
             <w:r>
               <w:rPr>
                 <w:rFonts w:ascii="Malgun Gothic" w:hAnsi="Malgun Gothic" w:eastAsia="Malgun Gothic"/>
@@ -6916,7 +8193,12 @@
             <w:pPr>
               <w:spacing w:after="0" w:line="276" w:lineRule="auto"/>
             </w:pPr>
-            <w:r/>
+            <w:r>
+              <w:rPr>
+                <w:rFonts w:ascii="Malgun Gothic" w:hAnsi="Malgun Gothic" w:eastAsia="Malgun Gothic"/>
+                <w:sz w:val="16"/>
+              </w:rPr>
+            </w:r>
             <w:r>
               <w:rPr>
                 <w:rFonts w:ascii="Malgun Gothic" w:hAnsi="Malgun Gothic" w:eastAsia="Malgun Gothic"/>
@@ -6937,7 +8219,12 @@
             <w:pPr>
               <w:spacing w:after="0" w:line="276" w:lineRule="auto"/>
             </w:pPr>
-            <w:r/>
+            <w:r>
+              <w:rPr>
+                <w:rFonts w:ascii="Malgun Gothic" w:hAnsi="Malgun Gothic" w:eastAsia="Malgun Gothic"/>
+                <w:sz w:val="16"/>
+              </w:rPr>
+            </w:r>
             <w:r>
               <w:rPr>
                 <w:rFonts w:ascii="Malgun Gothic" w:hAnsi="Malgun Gothic" w:eastAsia="Malgun Gothic"/>
@@ -6958,7 +8245,12 @@
             <w:pPr>
               <w:spacing w:after="0" w:line="276" w:lineRule="auto"/>
             </w:pPr>
-            <w:r/>
+            <w:r>
+              <w:rPr>
+                <w:rFonts w:ascii="Malgun Gothic" w:hAnsi="Malgun Gothic" w:eastAsia="Malgun Gothic"/>
+                <w:sz w:val="16"/>
+              </w:rPr>
+            </w:r>
             <w:r>
               <w:rPr>
                 <w:rFonts w:ascii="Malgun Gothic" w:hAnsi="Malgun Gothic" w:eastAsia="Malgun Gothic"/>
@@ -6979,7 +8271,12 @@
             <w:pPr>
               <w:spacing w:after="0" w:line="276" w:lineRule="auto"/>
             </w:pPr>
-            <w:r/>
+            <w:r>
+              <w:rPr>
+                <w:rFonts w:ascii="Malgun Gothic" w:hAnsi="Malgun Gothic" w:eastAsia="Malgun Gothic"/>
+                <w:sz w:val="16"/>
+              </w:rPr>
+            </w:r>
             <w:r>
               <w:rPr>
                 <w:rFonts w:ascii="Malgun Gothic" w:hAnsi="Malgun Gothic" w:eastAsia="Malgun Gothic"/>
@@ -7033,7 +8330,12 @@
             <w:pPr>
               <w:spacing w:after="0" w:line="276" w:lineRule="auto"/>
             </w:pPr>
-            <w:r/>
+            <w:r>
+              <w:rPr>
+                <w:rFonts w:ascii="Malgun Gothic" w:hAnsi="Malgun Gothic" w:eastAsia="Malgun Gothic"/>
+                <w:sz w:val="16"/>
+              </w:rPr>
+            </w:r>
             <w:r>
               <w:rPr>
                 <w:rFonts w:ascii="Malgun Gothic" w:hAnsi="Malgun Gothic" w:eastAsia="Malgun Gothic"/>
@@ -7055,7 +8357,12 @@
             <w:pPr>
               <w:spacing w:after="0" w:line="276" w:lineRule="auto"/>
             </w:pPr>
-            <w:r/>
+            <w:r>
+              <w:rPr>
+                <w:rFonts w:ascii="Malgun Gothic" w:hAnsi="Malgun Gothic" w:eastAsia="Malgun Gothic"/>
+                <w:sz w:val="16"/>
+              </w:rPr>
+            </w:r>
             <w:r>
               <w:rPr>
                 <w:rFonts w:ascii="Malgun Gothic" w:hAnsi="Malgun Gothic" w:eastAsia="Malgun Gothic"/>
@@ -7077,7 +8384,12 @@
             <w:pPr>
               <w:spacing w:after="0" w:line="276" w:lineRule="auto"/>
             </w:pPr>
-            <w:r/>
+            <w:r>
+              <w:rPr>
+                <w:rFonts w:ascii="Malgun Gothic" w:hAnsi="Malgun Gothic" w:eastAsia="Malgun Gothic"/>
+                <w:sz w:val="16"/>
+              </w:rPr>
+            </w:r>
             <w:r>
               <w:rPr>
                 <w:rFonts w:ascii="Malgun Gothic" w:hAnsi="Malgun Gothic" w:eastAsia="Malgun Gothic"/>
@@ -7099,7 +8411,12 @@
             <w:pPr>
               <w:spacing w:after="0" w:line="276" w:lineRule="auto"/>
             </w:pPr>
-            <w:r/>
+            <w:r>
+              <w:rPr>
+                <w:rFonts w:ascii="Malgun Gothic" w:hAnsi="Malgun Gothic" w:eastAsia="Malgun Gothic"/>
+                <w:sz w:val="16"/>
+              </w:rPr>
+            </w:r>
             <w:r>
               <w:rPr>
                 <w:rFonts w:ascii="Malgun Gothic" w:hAnsi="Malgun Gothic" w:eastAsia="Malgun Gothic"/>
@@ -7122,7 +8439,12 @@
             <w:pPr>
               <w:spacing w:after="0" w:line="276" w:lineRule="auto"/>
             </w:pPr>
-            <w:r/>
+            <w:r>
+              <w:rPr>
+                <w:rFonts w:ascii="Malgun Gothic" w:hAnsi="Malgun Gothic" w:eastAsia="Malgun Gothic"/>
+                <w:sz w:val="16"/>
+              </w:rPr>
+            </w:r>
             <w:r>
               <w:rPr>
                 <w:rFonts w:ascii="Malgun Gothic" w:hAnsi="Malgun Gothic" w:eastAsia="Malgun Gothic"/>
@@ -7143,7 +8465,12 @@
             <w:pPr>
               <w:spacing w:after="0" w:line="276" w:lineRule="auto"/>
             </w:pPr>
-            <w:r/>
+            <w:r>
+              <w:rPr>
+                <w:rFonts w:ascii="Malgun Gothic" w:hAnsi="Malgun Gothic" w:eastAsia="Malgun Gothic"/>
+                <w:sz w:val="16"/>
+              </w:rPr>
+            </w:r>
             <w:r>
               <w:rPr>
                 <w:rFonts w:ascii="Malgun Gothic" w:hAnsi="Malgun Gothic" w:eastAsia="Malgun Gothic"/>
@@ -7164,7 +8491,12 @@
             <w:pPr>
               <w:spacing w:after="0" w:line="276" w:lineRule="auto"/>
             </w:pPr>
-            <w:r/>
+            <w:r>
+              <w:rPr>
+                <w:rFonts w:ascii="Malgun Gothic" w:hAnsi="Malgun Gothic" w:eastAsia="Malgun Gothic"/>
+                <w:sz w:val="16"/>
+              </w:rPr>
+            </w:r>
             <w:r>
               <w:rPr>
                 <w:rFonts w:ascii="Malgun Gothic" w:hAnsi="Malgun Gothic" w:eastAsia="Malgun Gothic"/>
@@ -7185,7 +8517,12 @@
             <w:pPr>
               <w:spacing w:after="0" w:line="276" w:lineRule="auto"/>
             </w:pPr>
-            <w:r/>
+            <w:r>
+              <w:rPr>
+                <w:rFonts w:ascii="Malgun Gothic" w:hAnsi="Malgun Gothic" w:eastAsia="Malgun Gothic"/>
+                <w:sz w:val="16"/>
+              </w:rPr>
+            </w:r>
             <w:r>
               <w:rPr>
                 <w:rFonts w:ascii="Malgun Gothic" w:hAnsi="Malgun Gothic" w:eastAsia="Malgun Gothic"/>
@@ -7208,7 +8545,12 @@
             <w:pPr>
               <w:spacing w:after="0" w:line="276" w:lineRule="auto"/>
             </w:pPr>
-            <w:r/>
+            <w:r>
+              <w:rPr>
+                <w:rFonts w:ascii="Malgun Gothic" w:hAnsi="Malgun Gothic" w:eastAsia="Malgun Gothic"/>
+                <w:sz w:val="16"/>
+              </w:rPr>
+            </w:r>
             <w:r>
               <w:rPr>
                 <w:rFonts w:ascii="Malgun Gothic" w:hAnsi="Malgun Gothic" w:eastAsia="Malgun Gothic"/>
@@ -7229,7 +8571,12 @@
             <w:pPr>
               <w:spacing w:after="0" w:line="276" w:lineRule="auto"/>
             </w:pPr>
-            <w:r/>
+            <w:r>
+              <w:rPr>
+                <w:rFonts w:ascii="Malgun Gothic" w:hAnsi="Malgun Gothic" w:eastAsia="Malgun Gothic"/>
+                <w:sz w:val="16"/>
+              </w:rPr>
+            </w:r>
             <w:r>
               <w:rPr>
                 <w:rFonts w:ascii="Malgun Gothic" w:hAnsi="Malgun Gothic" w:eastAsia="Malgun Gothic"/>
@@ -7250,7 +8597,12 @@
             <w:pPr>
               <w:spacing w:after="0" w:line="276" w:lineRule="auto"/>
             </w:pPr>
-            <w:r/>
+            <w:r>
+              <w:rPr>
+                <w:rFonts w:ascii="Malgun Gothic" w:hAnsi="Malgun Gothic" w:eastAsia="Malgun Gothic"/>
+                <w:sz w:val="16"/>
+              </w:rPr>
+            </w:r>
             <w:r>
               <w:rPr>
                 <w:rFonts w:ascii="Malgun Gothic" w:hAnsi="Malgun Gothic" w:eastAsia="Malgun Gothic"/>
@@ -7271,7 +8623,12 @@
             <w:pPr>
               <w:spacing w:after="0" w:line="276" w:lineRule="auto"/>
             </w:pPr>
-            <w:r/>
+            <w:r>
+              <w:rPr>
+                <w:rFonts w:ascii="Malgun Gothic" w:hAnsi="Malgun Gothic" w:eastAsia="Malgun Gothic"/>
+                <w:sz w:val="16"/>
+              </w:rPr>
+            </w:r>
             <w:r>
               <w:rPr>
                 <w:rFonts w:ascii="Malgun Gothic" w:hAnsi="Malgun Gothic" w:eastAsia="Malgun Gothic"/>
@@ -7294,7 +8651,12 @@
             <w:pPr>
               <w:spacing w:after="0" w:line="276" w:lineRule="auto"/>
             </w:pPr>
-            <w:r/>
+            <w:r>
+              <w:rPr>
+                <w:rFonts w:ascii="Malgun Gothic" w:hAnsi="Malgun Gothic" w:eastAsia="Malgun Gothic"/>
+                <w:sz w:val="16"/>
+              </w:rPr>
+            </w:r>
             <w:r>
               <w:rPr>
                 <w:rFonts w:ascii="Malgun Gothic" w:hAnsi="Malgun Gothic" w:eastAsia="Malgun Gothic"/>
@@ -7315,7 +8677,12 @@
             <w:pPr>
               <w:spacing w:after="0" w:line="276" w:lineRule="auto"/>
             </w:pPr>
-            <w:r/>
+            <w:r>
+              <w:rPr>
+                <w:rFonts w:ascii="Malgun Gothic" w:hAnsi="Malgun Gothic" w:eastAsia="Malgun Gothic"/>
+                <w:sz w:val="16"/>
+              </w:rPr>
+            </w:r>
             <w:r>
               <w:rPr>
                 <w:rFonts w:ascii="Malgun Gothic" w:hAnsi="Malgun Gothic" w:eastAsia="Malgun Gothic"/>
@@ -7336,7 +8703,12 @@
             <w:pPr>
               <w:spacing w:after="0" w:line="276" w:lineRule="auto"/>
             </w:pPr>
-            <w:r/>
+            <w:r>
+              <w:rPr>
+                <w:rFonts w:ascii="Malgun Gothic" w:hAnsi="Malgun Gothic" w:eastAsia="Malgun Gothic"/>
+                <w:sz w:val="16"/>
+              </w:rPr>
+            </w:r>
             <w:r>
               <w:rPr>
                 <w:rFonts w:ascii="Malgun Gothic" w:hAnsi="Malgun Gothic" w:eastAsia="Malgun Gothic"/>
@@ -7357,7 +8729,12 @@
             <w:pPr>
               <w:spacing w:after="0" w:line="276" w:lineRule="auto"/>
             </w:pPr>
-            <w:r/>
+            <w:r>
+              <w:rPr>
+                <w:rFonts w:ascii="Malgun Gothic" w:hAnsi="Malgun Gothic" w:eastAsia="Malgun Gothic"/>
+                <w:sz w:val="16"/>
+              </w:rPr>
+            </w:r>
             <w:r>
               <w:rPr>
                 <w:rFonts w:ascii="Malgun Gothic" w:hAnsi="Malgun Gothic" w:eastAsia="Malgun Gothic"/>
@@ -7380,7 +8757,12 @@
             <w:pPr>
               <w:spacing w:after="0" w:line="276" w:lineRule="auto"/>
             </w:pPr>
-            <w:r/>
+            <w:r>
+              <w:rPr>
+                <w:rFonts w:ascii="Malgun Gothic" w:hAnsi="Malgun Gothic" w:eastAsia="Malgun Gothic"/>
+                <w:sz w:val="16"/>
+              </w:rPr>
+            </w:r>
             <w:r>
               <w:rPr>
                 <w:rFonts w:ascii="Malgun Gothic" w:hAnsi="Malgun Gothic" w:eastAsia="Malgun Gothic"/>
@@ -7401,7 +8783,12 @@
             <w:pPr>
               <w:spacing w:after="0" w:line="276" w:lineRule="auto"/>
             </w:pPr>
-            <w:r/>
+            <w:r>
+              <w:rPr>
+                <w:rFonts w:ascii="Malgun Gothic" w:hAnsi="Malgun Gothic" w:eastAsia="Malgun Gothic"/>
+                <w:sz w:val="16"/>
+              </w:rPr>
+            </w:r>
             <w:r>
               <w:rPr>
                 <w:rFonts w:ascii="Malgun Gothic" w:hAnsi="Malgun Gothic" w:eastAsia="Malgun Gothic"/>
@@ -7422,7 +8809,12 @@
             <w:pPr>
               <w:spacing w:after="0" w:line="276" w:lineRule="auto"/>
             </w:pPr>
-            <w:r/>
+            <w:r>
+              <w:rPr>
+                <w:rFonts w:ascii="Malgun Gothic" w:hAnsi="Malgun Gothic" w:eastAsia="Malgun Gothic"/>
+                <w:sz w:val="16"/>
+              </w:rPr>
+            </w:r>
             <w:r>
               <w:rPr>
                 <w:rFonts w:ascii="Malgun Gothic" w:hAnsi="Malgun Gothic" w:eastAsia="Malgun Gothic"/>
@@ -7443,7 +8835,12 @@
             <w:pPr>
               <w:spacing w:after="0" w:line="276" w:lineRule="auto"/>
             </w:pPr>
-            <w:r/>
+            <w:r>
+              <w:rPr>
+                <w:rFonts w:ascii="Malgun Gothic" w:hAnsi="Malgun Gothic" w:eastAsia="Malgun Gothic"/>
+                <w:sz w:val="16"/>
+              </w:rPr>
+            </w:r>
             <w:r>
               <w:rPr>
                 <w:rFonts w:ascii="Malgun Gothic" w:hAnsi="Malgun Gothic" w:eastAsia="Malgun Gothic"/>
@@ -7466,7 +8863,12 @@
             <w:pPr>
               <w:spacing w:after="0" w:line="276" w:lineRule="auto"/>
             </w:pPr>
-            <w:r/>
+            <w:r>
+              <w:rPr>
+                <w:rFonts w:ascii="Malgun Gothic" w:hAnsi="Malgun Gothic" w:eastAsia="Malgun Gothic"/>
+                <w:sz w:val="16"/>
+              </w:rPr>
+            </w:r>
             <w:r>
               <w:rPr>
                 <w:rFonts w:ascii="Malgun Gothic" w:hAnsi="Malgun Gothic" w:eastAsia="Malgun Gothic"/>
@@ -7487,7 +8889,12 @@
             <w:pPr>
               <w:spacing w:after="0" w:line="276" w:lineRule="auto"/>
             </w:pPr>
-            <w:r/>
+            <w:r>
+              <w:rPr>
+                <w:rFonts w:ascii="Malgun Gothic" w:hAnsi="Malgun Gothic" w:eastAsia="Malgun Gothic"/>
+                <w:sz w:val="16"/>
+              </w:rPr>
+            </w:r>
             <w:r>
               <w:rPr>
                 <w:rFonts w:ascii="Malgun Gothic" w:hAnsi="Malgun Gothic" w:eastAsia="Malgun Gothic"/>
@@ -7508,7 +8915,12 @@
             <w:pPr>
               <w:spacing w:after="0" w:line="276" w:lineRule="auto"/>
             </w:pPr>
-            <w:r/>
+            <w:r>
+              <w:rPr>
+                <w:rFonts w:ascii="Malgun Gothic" w:hAnsi="Malgun Gothic" w:eastAsia="Malgun Gothic"/>
+                <w:sz w:val="16"/>
+              </w:rPr>
+            </w:r>
             <w:r>
               <w:rPr>
                 <w:rFonts w:ascii="Malgun Gothic" w:hAnsi="Malgun Gothic" w:eastAsia="Malgun Gothic"/>
@@ -7529,7 +8941,12 @@
             <w:pPr>
               <w:spacing w:after="0" w:line="276" w:lineRule="auto"/>
             </w:pPr>
-            <w:r/>
+            <w:r>
+              <w:rPr>
+                <w:rFonts w:ascii="Malgun Gothic" w:hAnsi="Malgun Gothic" w:eastAsia="Malgun Gothic"/>
+                <w:sz w:val="16"/>
+              </w:rPr>
+            </w:r>
             <w:r>
               <w:rPr>
                 <w:rFonts w:ascii="Malgun Gothic" w:hAnsi="Malgun Gothic" w:eastAsia="Malgun Gothic"/>
@@ -7552,7 +8969,12 @@
             <w:pPr>
               <w:spacing w:after="0" w:line="276" w:lineRule="auto"/>
             </w:pPr>
-            <w:r/>
+            <w:r>
+              <w:rPr>
+                <w:rFonts w:ascii="Malgun Gothic" w:hAnsi="Malgun Gothic" w:eastAsia="Malgun Gothic"/>
+                <w:sz w:val="16"/>
+              </w:rPr>
+            </w:r>
             <w:r>
               <w:rPr>
                 <w:rFonts w:ascii="Malgun Gothic" w:hAnsi="Malgun Gothic" w:eastAsia="Malgun Gothic"/>
@@ -7573,7 +8995,12 @@
             <w:pPr>
               <w:spacing w:after="0" w:line="276" w:lineRule="auto"/>
             </w:pPr>
-            <w:r/>
+            <w:r>
+              <w:rPr>
+                <w:rFonts w:ascii="Malgun Gothic" w:hAnsi="Malgun Gothic" w:eastAsia="Malgun Gothic"/>
+                <w:sz w:val="16"/>
+              </w:rPr>
+            </w:r>
             <w:r>
               <w:rPr>
                 <w:rFonts w:ascii="Malgun Gothic" w:hAnsi="Malgun Gothic" w:eastAsia="Malgun Gothic"/>
@@ -7594,7 +9021,12 @@
             <w:pPr>
               <w:spacing w:after="0" w:line="276" w:lineRule="auto"/>
             </w:pPr>
-            <w:r/>
+            <w:r>
+              <w:rPr>
+                <w:rFonts w:ascii="Malgun Gothic" w:hAnsi="Malgun Gothic" w:eastAsia="Malgun Gothic"/>
+                <w:sz w:val="16"/>
+              </w:rPr>
+            </w:r>
             <w:r>
               <w:rPr>
                 <w:rFonts w:ascii="Malgun Gothic" w:hAnsi="Malgun Gothic" w:eastAsia="Malgun Gothic"/>
@@ -7615,7 +9047,12 @@
             <w:pPr>
               <w:spacing w:after="0" w:line="276" w:lineRule="auto"/>
             </w:pPr>
-            <w:r/>
+            <w:r>
+              <w:rPr>
+                <w:rFonts w:ascii="Malgun Gothic" w:hAnsi="Malgun Gothic" w:eastAsia="Malgun Gothic"/>
+                <w:sz w:val="16"/>
+              </w:rPr>
+            </w:r>
             <w:r>
               <w:rPr>
                 <w:rFonts w:ascii="Malgun Gothic" w:hAnsi="Malgun Gothic" w:eastAsia="Malgun Gothic"/>
@@ -7638,7 +9075,12 @@
             <w:pPr>
               <w:spacing w:after="0" w:line="276" w:lineRule="auto"/>
             </w:pPr>
-            <w:r/>
+            <w:r>
+              <w:rPr>
+                <w:rFonts w:ascii="Malgun Gothic" w:hAnsi="Malgun Gothic" w:eastAsia="Malgun Gothic"/>
+                <w:sz w:val="16"/>
+              </w:rPr>
+            </w:r>
             <w:r>
               <w:rPr>
                 <w:rFonts w:ascii="Malgun Gothic" w:hAnsi="Malgun Gothic" w:eastAsia="Malgun Gothic"/>
@@ -7659,7 +9101,12 @@
             <w:pPr>
               <w:spacing w:after="0" w:line="276" w:lineRule="auto"/>
             </w:pPr>
-            <w:r/>
+            <w:r>
+              <w:rPr>
+                <w:rFonts w:ascii="Malgun Gothic" w:hAnsi="Malgun Gothic" w:eastAsia="Malgun Gothic"/>
+                <w:sz w:val="16"/>
+              </w:rPr>
+            </w:r>
             <w:r>
               <w:rPr>
                 <w:rFonts w:ascii="Malgun Gothic" w:hAnsi="Malgun Gothic" w:eastAsia="Malgun Gothic"/>
@@ -7680,7 +9127,12 @@
             <w:pPr>
               <w:spacing w:after="0" w:line="276" w:lineRule="auto"/>
             </w:pPr>
-            <w:r/>
+            <w:r>
+              <w:rPr>
+                <w:rFonts w:ascii="Malgun Gothic" w:hAnsi="Malgun Gothic" w:eastAsia="Malgun Gothic"/>
+                <w:sz w:val="16"/>
+              </w:rPr>
+            </w:r>
             <w:r>
               <w:rPr>
                 <w:rFonts w:ascii="Malgun Gothic" w:hAnsi="Malgun Gothic" w:eastAsia="Malgun Gothic"/>
@@ -7701,7 +9153,12 @@
             <w:pPr>
               <w:spacing w:after="0" w:line="276" w:lineRule="auto"/>
             </w:pPr>
-            <w:r/>
+            <w:r>
+              <w:rPr>
+                <w:rFonts w:ascii="Malgun Gothic" w:hAnsi="Malgun Gothic" w:eastAsia="Malgun Gothic"/>
+                <w:sz w:val="16"/>
+              </w:rPr>
+            </w:r>
             <w:r>
               <w:rPr>
                 <w:rFonts w:ascii="Malgun Gothic" w:hAnsi="Malgun Gothic" w:eastAsia="Malgun Gothic"/>
@@ -7724,7 +9181,12 @@
             <w:pPr>
               <w:spacing w:after="0" w:line="276" w:lineRule="auto"/>
             </w:pPr>
-            <w:r/>
+            <w:r>
+              <w:rPr>
+                <w:rFonts w:ascii="Malgun Gothic" w:hAnsi="Malgun Gothic" w:eastAsia="Malgun Gothic"/>
+                <w:sz w:val="16"/>
+              </w:rPr>
+            </w:r>
             <w:r>
               <w:rPr>
                 <w:rFonts w:ascii="Malgun Gothic" w:hAnsi="Malgun Gothic" w:eastAsia="Malgun Gothic"/>
@@ -7745,7 +9207,12 @@
             <w:pPr>
               <w:spacing w:after="0" w:line="276" w:lineRule="auto"/>
             </w:pPr>
-            <w:r/>
+            <w:r>
+              <w:rPr>
+                <w:rFonts w:ascii="Malgun Gothic" w:hAnsi="Malgun Gothic" w:eastAsia="Malgun Gothic"/>
+                <w:sz w:val="16"/>
+              </w:rPr>
+            </w:r>
             <w:r>
               <w:rPr>
                 <w:rFonts w:ascii="Malgun Gothic" w:hAnsi="Malgun Gothic" w:eastAsia="Malgun Gothic"/>
@@ -7766,7 +9233,12 @@
             <w:pPr>
               <w:spacing w:after="0" w:line="276" w:lineRule="auto"/>
             </w:pPr>
-            <w:r/>
+            <w:r>
+              <w:rPr>
+                <w:rFonts w:ascii="Malgun Gothic" w:hAnsi="Malgun Gothic" w:eastAsia="Malgun Gothic"/>
+                <w:sz w:val="16"/>
+              </w:rPr>
+            </w:r>
             <w:r>
               <w:rPr>
                 <w:rFonts w:ascii="Malgun Gothic" w:hAnsi="Malgun Gothic" w:eastAsia="Malgun Gothic"/>
@@ -7787,7 +9259,12 @@
             <w:pPr>
               <w:spacing w:after="0" w:line="276" w:lineRule="auto"/>
             </w:pPr>
-            <w:r/>
+            <w:r>
+              <w:rPr>
+                <w:rFonts w:ascii="Malgun Gothic" w:hAnsi="Malgun Gothic" w:eastAsia="Malgun Gothic"/>
+                <w:sz w:val="16"/>
+              </w:rPr>
+            </w:r>
             <w:r>
               <w:rPr>
                 <w:rFonts w:ascii="Malgun Gothic" w:hAnsi="Malgun Gothic" w:eastAsia="Malgun Gothic"/>
@@ -7841,7 +9318,12 @@
             <w:pPr>
               <w:spacing w:after="0" w:line="276" w:lineRule="auto"/>
             </w:pPr>
-            <w:r/>
+            <w:r>
+              <w:rPr>
+                <w:rFonts w:ascii="Malgun Gothic" w:hAnsi="Malgun Gothic" w:eastAsia="Malgun Gothic"/>
+                <w:sz w:val="16"/>
+              </w:rPr>
+            </w:r>
             <w:r>
               <w:rPr>
                 <w:rFonts w:ascii="Malgun Gothic" w:hAnsi="Malgun Gothic" w:eastAsia="Malgun Gothic"/>
@@ -7863,7 +9345,12 @@
             <w:pPr>
               <w:spacing w:after="0" w:line="276" w:lineRule="auto"/>
             </w:pPr>
-            <w:r/>
+            <w:r>
+              <w:rPr>
+                <w:rFonts w:ascii="Malgun Gothic" w:hAnsi="Malgun Gothic" w:eastAsia="Malgun Gothic"/>
+                <w:sz w:val="16"/>
+              </w:rPr>
+            </w:r>
             <w:r>
               <w:rPr>
                 <w:rFonts w:ascii="Malgun Gothic" w:hAnsi="Malgun Gothic" w:eastAsia="Malgun Gothic"/>
@@ -7885,7 +9372,12 @@
             <w:pPr>
               <w:spacing w:after="0" w:line="276" w:lineRule="auto"/>
             </w:pPr>
-            <w:r/>
+            <w:r>
+              <w:rPr>
+                <w:rFonts w:ascii="Malgun Gothic" w:hAnsi="Malgun Gothic" w:eastAsia="Malgun Gothic"/>
+                <w:sz w:val="16"/>
+              </w:rPr>
+            </w:r>
             <w:r>
               <w:rPr>
                 <w:rFonts w:ascii="Malgun Gothic" w:hAnsi="Malgun Gothic" w:eastAsia="Malgun Gothic"/>
@@ -7907,7 +9399,12 @@
             <w:pPr>
               <w:spacing w:after="0" w:line="276" w:lineRule="auto"/>
             </w:pPr>
-            <w:r/>
+            <w:r>
+              <w:rPr>
+                <w:rFonts w:ascii="Malgun Gothic" w:hAnsi="Malgun Gothic" w:eastAsia="Malgun Gothic"/>
+                <w:sz w:val="16"/>
+              </w:rPr>
+            </w:r>
             <w:r>
               <w:rPr>
                 <w:rFonts w:ascii="Malgun Gothic" w:hAnsi="Malgun Gothic" w:eastAsia="Malgun Gothic"/>
@@ -7930,7 +9427,12 @@
             <w:pPr>
               <w:spacing w:after="0" w:line="276" w:lineRule="auto"/>
             </w:pPr>
-            <w:r/>
+            <w:r>
+              <w:rPr>
+                <w:rFonts w:ascii="Malgun Gothic" w:hAnsi="Malgun Gothic" w:eastAsia="Malgun Gothic"/>
+                <w:sz w:val="16"/>
+              </w:rPr>
+            </w:r>
             <w:r>
               <w:rPr>
                 <w:rFonts w:ascii="Malgun Gothic" w:hAnsi="Malgun Gothic" w:eastAsia="Malgun Gothic"/>
@@ -7951,7 +9453,12 @@
             <w:pPr>
               <w:spacing w:after="0" w:line="276" w:lineRule="auto"/>
             </w:pPr>
-            <w:r/>
+            <w:r>
+              <w:rPr>
+                <w:rFonts w:ascii="Malgun Gothic" w:hAnsi="Malgun Gothic" w:eastAsia="Malgun Gothic"/>
+                <w:sz w:val="16"/>
+              </w:rPr>
+            </w:r>
             <w:r>
               <w:rPr>
                 <w:rFonts w:ascii="Malgun Gothic" w:hAnsi="Malgun Gothic" w:eastAsia="Malgun Gothic"/>
@@ -7972,7 +9479,12 @@
             <w:pPr>
               <w:spacing w:after="0" w:line="276" w:lineRule="auto"/>
             </w:pPr>
-            <w:r/>
+            <w:r>
+              <w:rPr>
+                <w:rFonts w:ascii="Malgun Gothic" w:hAnsi="Malgun Gothic" w:eastAsia="Malgun Gothic"/>
+                <w:sz w:val="16"/>
+              </w:rPr>
+            </w:r>
             <w:r>
               <w:rPr>
                 <w:rFonts w:ascii="Malgun Gothic" w:hAnsi="Malgun Gothic" w:eastAsia="Malgun Gothic"/>
@@ -7993,7 +9505,12 @@
             <w:pPr>
               <w:spacing w:after="0" w:line="276" w:lineRule="auto"/>
             </w:pPr>
-            <w:r/>
+            <w:r>
+              <w:rPr>
+                <w:rFonts w:ascii="Malgun Gothic" w:hAnsi="Malgun Gothic" w:eastAsia="Malgun Gothic"/>
+                <w:sz w:val="16"/>
+              </w:rPr>
+            </w:r>
             <w:r>
               <w:rPr>
                 <w:rFonts w:ascii="Malgun Gothic" w:hAnsi="Malgun Gothic" w:eastAsia="Malgun Gothic"/>
@@ -8016,7 +9533,12 @@
             <w:pPr>
               <w:spacing w:after="0" w:line="276" w:lineRule="auto"/>
             </w:pPr>
-            <w:r/>
+            <w:r>
+              <w:rPr>
+                <w:rFonts w:ascii="Malgun Gothic" w:hAnsi="Malgun Gothic" w:eastAsia="Malgun Gothic"/>
+                <w:sz w:val="16"/>
+              </w:rPr>
+            </w:r>
             <w:r>
               <w:rPr>
                 <w:rFonts w:ascii="Malgun Gothic" w:hAnsi="Malgun Gothic" w:eastAsia="Malgun Gothic"/>
@@ -8037,7 +9559,12 @@
             <w:pPr>
               <w:spacing w:after="0" w:line="276" w:lineRule="auto"/>
             </w:pPr>
-            <w:r/>
+            <w:r>
+              <w:rPr>
+                <w:rFonts w:ascii="Malgun Gothic" w:hAnsi="Malgun Gothic" w:eastAsia="Malgun Gothic"/>
+                <w:sz w:val="16"/>
+              </w:rPr>
+            </w:r>
             <w:r>
               <w:rPr>
                 <w:rFonts w:ascii="Malgun Gothic" w:hAnsi="Malgun Gothic" w:eastAsia="Malgun Gothic"/>
@@ -8058,7 +9585,12 @@
             <w:pPr>
               <w:spacing w:after="0" w:line="276" w:lineRule="auto"/>
             </w:pPr>
-            <w:r/>
+            <w:r>
+              <w:rPr>
+                <w:rFonts w:ascii="Malgun Gothic" w:hAnsi="Malgun Gothic" w:eastAsia="Malgun Gothic"/>
+                <w:sz w:val="16"/>
+              </w:rPr>
+            </w:r>
             <w:r>
               <w:rPr>
                 <w:rFonts w:ascii="Malgun Gothic" w:hAnsi="Malgun Gothic" w:eastAsia="Malgun Gothic"/>
@@ -8079,7 +9611,12 @@
             <w:pPr>
               <w:spacing w:after="0" w:line="276" w:lineRule="auto"/>
             </w:pPr>
-            <w:r/>
+            <w:r>
+              <w:rPr>
+                <w:rFonts w:ascii="Malgun Gothic" w:hAnsi="Malgun Gothic" w:eastAsia="Malgun Gothic"/>
+                <w:sz w:val="16"/>
+              </w:rPr>
+            </w:r>
             <w:r>
               <w:rPr>
                 <w:rFonts w:ascii="Malgun Gothic" w:hAnsi="Malgun Gothic" w:eastAsia="Malgun Gothic"/>
@@ -8102,7 +9639,12 @@
             <w:pPr>
               <w:spacing w:after="0" w:line="276" w:lineRule="auto"/>
             </w:pPr>
-            <w:r/>
+            <w:r>
+              <w:rPr>
+                <w:rFonts w:ascii="Malgun Gothic" w:hAnsi="Malgun Gothic" w:eastAsia="Malgun Gothic"/>
+                <w:sz w:val="16"/>
+              </w:rPr>
+            </w:r>
             <w:r>
               <w:rPr>
                 <w:rFonts w:ascii="Malgun Gothic" w:hAnsi="Malgun Gothic" w:eastAsia="Malgun Gothic"/>
@@ -8123,7 +9665,12 @@
             <w:pPr>
               <w:spacing w:after="0" w:line="276" w:lineRule="auto"/>
             </w:pPr>
-            <w:r/>
+            <w:r>
+              <w:rPr>
+                <w:rFonts w:ascii="Malgun Gothic" w:hAnsi="Malgun Gothic" w:eastAsia="Malgun Gothic"/>
+                <w:sz w:val="16"/>
+              </w:rPr>
+            </w:r>
             <w:r>
               <w:rPr>
                 <w:rFonts w:ascii="Malgun Gothic" w:hAnsi="Malgun Gothic" w:eastAsia="Malgun Gothic"/>
@@ -8144,7 +9691,12 @@
             <w:pPr>
               <w:spacing w:after="0" w:line="276" w:lineRule="auto"/>
             </w:pPr>
-            <w:r/>
+            <w:r>
+              <w:rPr>
+                <w:rFonts w:ascii="Malgun Gothic" w:hAnsi="Malgun Gothic" w:eastAsia="Malgun Gothic"/>
+                <w:sz w:val="16"/>
+              </w:rPr>
+            </w:r>
             <w:r>
               <w:rPr>
                 <w:rFonts w:ascii="Malgun Gothic" w:hAnsi="Malgun Gothic" w:eastAsia="Malgun Gothic"/>
@@ -8165,7 +9717,12 @@
             <w:pPr>
               <w:spacing w:after="0" w:line="276" w:lineRule="auto"/>
             </w:pPr>
-            <w:r/>
+            <w:r>
+              <w:rPr>
+                <w:rFonts w:ascii="Malgun Gothic" w:hAnsi="Malgun Gothic" w:eastAsia="Malgun Gothic"/>
+                <w:sz w:val="16"/>
+              </w:rPr>
+            </w:r>
             <w:r>
               <w:rPr>
                 <w:rFonts w:ascii="Malgun Gothic" w:hAnsi="Malgun Gothic" w:eastAsia="Malgun Gothic"/>
@@ -8188,7 +9745,12 @@
             <w:pPr>
               <w:spacing w:after="0" w:line="276" w:lineRule="auto"/>
             </w:pPr>
-            <w:r/>
+            <w:r>
+              <w:rPr>
+                <w:rFonts w:ascii="Malgun Gothic" w:hAnsi="Malgun Gothic" w:eastAsia="Malgun Gothic"/>
+                <w:sz w:val="16"/>
+              </w:rPr>
+            </w:r>
             <w:r>
               <w:rPr>
                 <w:rFonts w:ascii="Malgun Gothic" w:hAnsi="Malgun Gothic" w:eastAsia="Malgun Gothic"/>
@@ -8209,7 +9771,12 @@
             <w:pPr>
               <w:spacing w:after="0" w:line="276" w:lineRule="auto"/>
             </w:pPr>
-            <w:r/>
+            <w:r>
+              <w:rPr>
+                <w:rFonts w:ascii="Malgun Gothic" w:hAnsi="Malgun Gothic" w:eastAsia="Malgun Gothic"/>
+                <w:sz w:val="16"/>
+              </w:rPr>
+            </w:r>
             <w:r>
               <w:rPr>
                 <w:rFonts w:ascii="Malgun Gothic" w:hAnsi="Malgun Gothic" w:eastAsia="Malgun Gothic"/>
@@ -8230,7 +9797,12 @@
             <w:pPr>
               <w:spacing w:after="0" w:line="276" w:lineRule="auto"/>
             </w:pPr>
-            <w:r/>
+            <w:r>
+              <w:rPr>
+                <w:rFonts w:ascii="Malgun Gothic" w:hAnsi="Malgun Gothic" w:eastAsia="Malgun Gothic"/>
+                <w:sz w:val="16"/>
+              </w:rPr>
+            </w:r>
             <w:r>
               <w:rPr>
                 <w:rFonts w:ascii="Malgun Gothic" w:hAnsi="Malgun Gothic" w:eastAsia="Malgun Gothic"/>
@@ -8251,7 +9823,12 @@
             <w:pPr>
               <w:spacing w:after="0" w:line="276" w:lineRule="auto"/>
             </w:pPr>
-            <w:r/>
+            <w:r>
+              <w:rPr>
+                <w:rFonts w:ascii="Malgun Gothic" w:hAnsi="Malgun Gothic" w:eastAsia="Malgun Gothic"/>
+                <w:sz w:val="16"/>
+              </w:rPr>
+            </w:r>
             <w:r>
               <w:rPr>
                 <w:rFonts w:ascii="Malgun Gothic" w:hAnsi="Malgun Gothic" w:eastAsia="Malgun Gothic"/>
@@ -8274,7 +9851,12 @@
             <w:pPr>
               <w:spacing w:after="0" w:line="276" w:lineRule="auto"/>
             </w:pPr>
-            <w:r/>
+            <w:r>
+              <w:rPr>
+                <w:rFonts w:ascii="Malgun Gothic" w:hAnsi="Malgun Gothic" w:eastAsia="Malgun Gothic"/>
+                <w:sz w:val="16"/>
+              </w:rPr>
+            </w:r>
             <w:r>
               <w:rPr>
                 <w:rFonts w:ascii="Malgun Gothic" w:hAnsi="Malgun Gothic" w:eastAsia="Malgun Gothic"/>
@@ -8295,7 +9877,12 @@
             <w:pPr>
               <w:spacing w:after="0" w:line="276" w:lineRule="auto"/>
             </w:pPr>
-            <w:r/>
+            <w:r>
+              <w:rPr>
+                <w:rFonts w:ascii="Malgun Gothic" w:hAnsi="Malgun Gothic" w:eastAsia="Malgun Gothic"/>
+                <w:sz w:val="16"/>
+              </w:rPr>
+            </w:r>
             <w:r>
               <w:rPr>
                 <w:rFonts w:ascii="Malgun Gothic" w:hAnsi="Malgun Gothic" w:eastAsia="Malgun Gothic"/>
@@ -8316,7 +9903,12 @@
             <w:pPr>
               <w:spacing w:after="0" w:line="276" w:lineRule="auto"/>
             </w:pPr>
-            <w:r/>
+            <w:r>
+              <w:rPr>
+                <w:rFonts w:ascii="Malgun Gothic" w:hAnsi="Malgun Gothic" w:eastAsia="Malgun Gothic"/>
+                <w:sz w:val="16"/>
+              </w:rPr>
+            </w:r>
             <w:r>
               <w:rPr>
                 <w:rFonts w:ascii="Malgun Gothic" w:hAnsi="Malgun Gothic" w:eastAsia="Malgun Gothic"/>
@@ -8337,7 +9929,12 @@
             <w:pPr>
               <w:spacing w:after="0" w:line="276" w:lineRule="auto"/>
             </w:pPr>
-            <w:r/>
+            <w:r>
+              <w:rPr>
+                <w:rFonts w:ascii="Malgun Gothic" w:hAnsi="Malgun Gothic" w:eastAsia="Malgun Gothic"/>
+                <w:sz w:val="16"/>
+              </w:rPr>
+            </w:r>
             <w:r>
               <w:rPr>
                 <w:rFonts w:ascii="Malgun Gothic" w:hAnsi="Malgun Gothic" w:eastAsia="Malgun Gothic"/>
@@ -8360,7 +9957,12 @@
             <w:pPr>
               <w:spacing w:after="0" w:line="276" w:lineRule="auto"/>
             </w:pPr>
-            <w:r/>
+            <w:r>
+              <w:rPr>
+                <w:rFonts w:ascii="Malgun Gothic" w:hAnsi="Malgun Gothic" w:eastAsia="Malgun Gothic"/>
+                <w:sz w:val="16"/>
+              </w:rPr>
+            </w:r>
             <w:r>
               <w:rPr>
                 <w:rFonts w:ascii="Malgun Gothic" w:hAnsi="Malgun Gothic" w:eastAsia="Malgun Gothic"/>
@@ -8381,7 +9983,12 @@
             <w:pPr>
               <w:spacing w:after="0" w:line="276" w:lineRule="auto"/>
             </w:pPr>
-            <w:r/>
+            <w:r>
+              <w:rPr>
+                <w:rFonts w:ascii="Malgun Gothic" w:hAnsi="Malgun Gothic" w:eastAsia="Malgun Gothic"/>
+                <w:sz w:val="16"/>
+              </w:rPr>
+            </w:r>
             <w:r>
               <w:rPr>
                 <w:rFonts w:ascii="Malgun Gothic" w:hAnsi="Malgun Gothic" w:eastAsia="Malgun Gothic"/>
@@ -8402,7 +10009,12 @@
             <w:pPr>
               <w:spacing w:after="0" w:line="276" w:lineRule="auto"/>
             </w:pPr>
-            <w:r/>
+            <w:r>
+              <w:rPr>
+                <w:rFonts w:ascii="Malgun Gothic" w:hAnsi="Malgun Gothic" w:eastAsia="Malgun Gothic"/>
+                <w:sz w:val="16"/>
+              </w:rPr>
+            </w:r>
             <w:r>
               <w:rPr>
                 <w:rFonts w:ascii="Malgun Gothic" w:hAnsi="Malgun Gothic" w:eastAsia="Malgun Gothic"/>
@@ -8423,7 +10035,12 @@
             <w:pPr>
               <w:spacing w:after="0" w:line="276" w:lineRule="auto"/>
             </w:pPr>
-            <w:r/>
+            <w:r>
+              <w:rPr>
+                <w:rFonts w:ascii="Malgun Gothic" w:hAnsi="Malgun Gothic" w:eastAsia="Malgun Gothic"/>
+                <w:sz w:val="16"/>
+              </w:rPr>
+            </w:r>
             <w:r>
               <w:rPr>
                 <w:rFonts w:ascii="Malgun Gothic" w:hAnsi="Malgun Gothic" w:eastAsia="Malgun Gothic"/>
@@ -8477,7 +10094,12 @@
             <w:pPr>
               <w:spacing w:after="0" w:line="276" w:lineRule="auto"/>
             </w:pPr>
-            <w:r/>
+            <w:r>
+              <w:rPr>
+                <w:rFonts w:ascii="Malgun Gothic" w:hAnsi="Malgun Gothic" w:eastAsia="Malgun Gothic"/>
+                <w:sz w:val="16"/>
+              </w:rPr>
+            </w:r>
             <w:r>
               <w:rPr>
                 <w:rFonts w:ascii="Malgun Gothic" w:hAnsi="Malgun Gothic" w:eastAsia="Malgun Gothic"/>
@@ -8499,7 +10121,12 @@
             <w:pPr>
               <w:spacing w:after="0" w:line="276" w:lineRule="auto"/>
             </w:pPr>
-            <w:r/>
+            <w:r>
+              <w:rPr>
+                <w:rFonts w:ascii="Malgun Gothic" w:hAnsi="Malgun Gothic" w:eastAsia="Malgun Gothic"/>
+                <w:sz w:val="16"/>
+              </w:rPr>
+            </w:r>
             <w:r>
               <w:rPr>
                 <w:rFonts w:ascii="Malgun Gothic" w:hAnsi="Malgun Gothic" w:eastAsia="Malgun Gothic"/>
@@ -8521,7 +10148,12 @@
             <w:pPr>
               <w:spacing w:after="0" w:line="276" w:lineRule="auto"/>
             </w:pPr>
-            <w:r/>
+            <w:r>
+              <w:rPr>
+                <w:rFonts w:ascii="Malgun Gothic" w:hAnsi="Malgun Gothic" w:eastAsia="Malgun Gothic"/>
+                <w:sz w:val="16"/>
+              </w:rPr>
+            </w:r>
             <w:r>
               <w:rPr>
                 <w:rFonts w:ascii="Malgun Gothic" w:hAnsi="Malgun Gothic" w:eastAsia="Malgun Gothic"/>
@@ -8543,7 +10175,12 @@
             <w:pPr>
               <w:spacing w:after="0" w:line="276" w:lineRule="auto"/>
             </w:pPr>
-            <w:r/>
+            <w:r>
+              <w:rPr>
+                <w:rFonts w:ascii="Malgun Gothic" w:hAnsi="Malgun Gothic" w:eastAsia="Malgun Gothic"/>
+                <w:sz w:val="16"/>
+              </w:rPr>
+            </w:r>
             <w:r>
               <w:rPr>
                 <w:rFonts w:ascii="Malgun Gothic" w:hAnsi="Malgun Gothic" w:eastAsia="Malgun Gothic"/>
@@ -8566,7 +10203,12 @@
             <w:pPr>
               <w:spacing w:after="0" w:line="276" w:lineRule="auto"/>
             </w:pPr>
-            <w:r/>
+            <w:r>
+              <w:rPr>
+                <w:rFonts w:ascii="Malgun Gothic" w:hAnsi="Malgun Gothic" w:eastAsia="Malgun Gothic"/>
+                <w:sz w:val="16"/>
+              </w:rPr>
+            </w:r>
             <w:r>
               <w:rPr>
                 <w:rFonts w:ascii="Malgun Gothic" w:hAnsi="Malgun Gothic" w:eastAsia="Malgun Gothic"/>
@@ -8587,7 +10229,12 @@
             <w:pPr>
               <w:spacing w:after="0" w:line="276" w:lineRule="auto"/>
             </w:pPr>
-            <w:r/>
+            <w:r>
+              <w:rPr>
+                <w:rFonts w:ascii="Malgun Gothic" w:hAnsi="Malgun Gothic" w:eastAsia="Malgun Gothic"/>
+                <w:sz w:val="16"/>
+              </w:rPr>
+            </w:r>
             <w:r>
               <w:rPr>
                 <w:rFonts w:ascii="Malgun Gothic" w:hAnsi="Malgun Gothic" w:eastAsia="Malgun Gothic"/>
@@ -8608,7 +10255,12 @@
             <w:pPr>
               <w:spacing w:after="0" w:line="276" w:lineRule="auto"/>
             </w:pPr>
-            <w:r/>
+            <w:r>
+              <w:rPr>
+                <w:rFonts w:ascii="Malgun Gothic" w:hAnsi="Malgun Gothic" w:eastAsia="Malgun Gothic"/>
+                <w:sz w:val="16"/>
+              </w:rPr>
+            </w:r>
             <w:r>
               <w:rPr>
                 <w:rFonts w:ascii="Malgun Gothic" w:hAnsi="Malgun Gothic" w:eastAsia="Malgun Gothic"/>
@@ -8629,7 +10281,12 @@
             <w:pPr>
               <w:spacing w:after="0" w:line="276" w:lineRule="auto"/>
             </w:pPr>
-            <w:r/>
+            <w:r>
+              <w:rPr>
+                <w:rFonts w:ascii="Malgun Gothic" w:hAnsi="Malgun Gothic" w:eastAsia="Malgun Gothic"/>
+                <w:sz w:val="16"/>
+              </w:rPr>
+            </w:r>
             <w:r>
               <w:rPr>
                 <w:rFonts w:ascii="Malgun Gothic" w:hAnsi="Malgun Gothic" w:eastAsia="Malgun Gothic"/>
@@ -8652,7 +10309,12 @@
             <w:pPr>
               <w:spacing w:after="0" w:line="276" w:lineRule="auto"/>
             </w:pPr>
-            <w:r/>
+            <w:r>
+              <w:rPr>
+                <w:rFonts w:ascii="Malgun Gothic" w:hAnsi="Malgun Gothic" w:eastAsia="Malgun Gothic"/>
+                <w:sz w:val="16"/>
+              </w:rPr>
+            </w:r>
             <w:r>
               <w:rPr>
                 <w:rFonts w:ascii="Malgun Gothic" w:hAnsi="Malgun Gothic" w:eastAsia="Malgun Gothic"/>
@@ -8673,7 +10335,12 @@
             <w:pPr>
               <w:spacing w:after="0" w:line="276" w:lineRule="auto"/>
             </w:pPr>
-            <w:r/>
+            <w:r>
+              <w:rPr>
+                <w:rFonts w:ascii="Malgun Gothic" w:hAnsi="Malgun Gothic" w:eastAsia="Malgun Gothic"/>
+                <w:sz w:val="16"/>
+              </w:rPr>
+            </w:r>
             <w:r>
               <w:rPr>
                 <w:rFonts w:ascii="Malgun Gothic" w:hAnsi="Malgun Gothic" w:eastAsia="Malgun Gothic"/>
@@ -8694,7 +10361,12 @@
             <w:pPr>
               <w:spacing w:after="0" w:line="276" w:lineRule="auto"/>
             </w:pPr>
-            <w:r/>
+            <w:r>
+              <w:rPr>
+                <w:rFonts w:ascii="Malgun Gothic" w:hAnsi="Malgun Gothic" w:eastAsia="Malgun Gothic"/>
+                <w:sz w:val="16"/>
+              </w:rPr>
+            </w:r>
             <w:r>
               <w:rPr>
                 <w:rFonts w:ascii="Malgun Gothic" w:hAnsi="Malgun Gothic" w:eastAsia="Malgun Gothic"/>
@@ -8715,7 +10387,12 @@
             <w:pPr>
               <w:spacing w:after="0" w:line="276" w:lineRule="auto"/>
             </w:pPr>
-            <w:r/>
+            <w:r>
+              <w:rPr>
+                <w:rFonts w:ascii="Malgun Gothic" w:hAnsi="Malgun Gothic" w:eastAsia="Malgun Gothic"/>
+                <w:sz w:val="16"/>
+              </w:rPr>
+            </w:r>
             <w:r>
               <w:rPr>
                 <w:rFonts w:ascii="Malgun Gothic" w:hAnsi="Malgun Gothic" w:eastAsia="Malgun Gothic"/>
@@ -8738,7 +10415,12 @@
             <w:pPr>
               <w:spacing w:after="0" w:line="276" w:lineRule="auto"/>
             </w:pPr>
-            <w:r/>
+            <w:r>
+              <w:rPr>
+                <w:rFonts w:ascii="Malgun Gothic" w:hAnsi="Malgun Gothic" w:eastAsia="Malgun Gothic"/>
+                <w:sz w:val="16"/>
+              </w:rPr>
+            </w:r>
             <w:r>
               <w:rPr>
                 <w:rFonts w:ascii="Malgun Gothic" w:hAnsi="Malgun Gothic" w:eastAsia="Malgun Gothic"/>
@@ -8759,7 +10441,12 @@
             <w:pPr>
               <w:spacing w:after="0" w:line="276" w:lineRule="auto"/>
             </w:pPr>
-            <w:r/>
+            <w:r>
+              <w:rPr>
+                <w:rFonts w:ascii="Malgun Gothic" w:hAnsi="Malgun Gothic" w:eastAsia="Malgun Gothic"/>
+                <w:sz w:val="16"/>
+              </w:rPr>
+            </w:r>
             <w:r>
               <w:rPr>
                 <w:rFonts w:ascii="Malgun Gothic" w:hAnsi="Malgun Gothic" w:eastAsia="Malgun Gothic"/>
@@ -8780,7 +10467,12 @@
             <w:pPr>
               <w:spacing w:after="0" w:line="276" w:lineRule="auto"/>
             </w:pPr>
-            <w:r/>
+            <w:r>
+              <w:rPr>
+                <w:rFonts w:ascii="Malgun Gothic" w:hAnsi="Malgun Gothic" w:eastAsia="Malgun Gothic"/>
+                <w:sz w:val="16"/>
+              </w:rPr>
+            </w:r>
             <w:r>
               <w:rPr>
                 <w:rFonts w:ascii="Malgun Gothic" w:hAnsi="Malgun Gothic" w:eastAsia="Malgun Gothic"/>
@@ -8801,7 +10493,12 @@
             <w:pPr>
               <w:spacing w:after="0" w:line="276" w:lineRule="auto"/>
             </w:pPr>
-            <w:r/>
+            <w:r>
+              <w:rPr>
+                <w:rFonts w:ascii="Malgun Gothic" w:hAnsi="Malgun Gothic" w:eastAsia="Malgun Gothic"/>
+                <w:sz w:val="16"/>
+              </w:rPr>
+            </w:r>
             <w:r>
               <w:rPr>
                 <w:rFonts w:ascii="Malgun Gothic" w:hAnsi="Malgun Gothic" w:eastAsia="Malgun Gothic"/>
@@ -8824,7 +10521,12 @@
             <w:pPr>
               <w:spacing w:after="0" w:line="276" w:lineRule="auto"/>
             </w:pPr>
-            <w:r/>
+            <w:r>
+              <w:rPr>
+                <w:rFonts w:ascii="Malgun Gothic" w:hAnsi="Malgun Gothic" w:eastAsia="Malgun Gothic"/>
+                <w:sz w:val="16"/>
+              </w:rPr>
+            </w:r>
             <w:r>
               <w:rPr>
                 <w:rFonts w:ascii="Malgun Gothic" w:hAnsi="Malgun Gothic" w:eastAsia="Malgun Gothic"/>
@@ -8845,7 +10547,12 @@
             <w:pPr>
               <w:spacing w:after="0" w:line="276" w:lineRule="auto"/>
             </w:pPr>
-            <w:r/>
+            <w:r>
+              <w:rPr>
+                <w:rFonts w:ascii="Malgun Gothic" w:hAnsi="Malgun Gothic" w:eastAsia="Malgun Gothic"/>
+                <w:sz w:val="16"/>
+              </w:rPr>
+            </w:r>
             <w:r>
               <w:rPr>
                 <w:rFonts w:ascii="Malgun Gothic" w:hAnsi="Malgun Gothic" w:eastAsia="Malgun Gothic"/>
@@ -8866,7 +10573,12 @@
             <w:pPr>
               <w:spacing w:after="0" w:line="276" w:lineRule="auto"/>
             </w:pPr>
-            <w:r/>
+            <w:r>
+              <w:rPr>
+                <w:rFonts w:ascii="Malgun Gothic" w:hAnsi="Malgun Gothic" w:eastAsia="Malgun Gothic"/>
+                <w:sz w:val="16"/>
+              </w:rPr>
+            </w:r>
             <w:r>
               <w:rPr>
                 <w:rFonts w:ascii="Malgun Gothic" w:hAnsi="Malgun Gothic" w:eastAsia="Malgun Gothic"/>
@@ -8887,7 +10599,12 @@
             <w:pPr>
               <w:spacing w:after="0" w:line="276" w:lineRule="auto"/>
             </w:pPr>
-            <w:r/>
+            <w:r>
+              <w:rPr>
+                <w:rFonts w:ascii="Malgun Gothic" w:hAnsi="Malgun Gothic" w:eastAsia="Malgun Gothic"/>
+                <w:sz w:val="16"/>
+              </w:rPr>
+            </w:r>
             <w:r>
               <w:rPr>
                 <w:rFonts w:ascii="Malgun Gothic" w:hAnsi="Malgun Gothic" w:eastAsia="Malgun Gothic"/>
@@ -8910,7 +10627,12 @@
             <w:pPr>
               <w:spacing w:after="0" w:line="276" w:lineRule="auto"/>
             </w:pPr>
-            <w:r/>
+            <w:r>
+              <w:rPr>
+                <w:rFonts w:ascii="Malgun Gothic" w:hAnsi="Malgun Gothic" w:eastAsia="Malgun Gothic"/>
+                <w:sz w:val="16"/>
+              </w:rPr>
+            </w:r>
             <w:r>
               <w:rPr>
                 <w:rFonts w:ascii="Malgun Gothic" w:hAnsi="Malgun Gothic" w:eastAsia="Malgun Gothic"/>
@@ -8931,7 +10653,12 @@
             <w:pPr>
               <w:spacing w:after="0" w:line="276" w:lineRule="auto"/>
             </w:pPr>
-            <w:r/>
+            <w:r>
+              <w:rPr>
+                <w:rFonts w:ascii="Malgun Gothic" w:hAnsi="Malgun Gothic" w:eastAsia="Malgun Gothic"/>
+                <w:sz w:val="16"/>
+              </w:rPr>
+            </w:r>
             <w:r>
               <w:rPr>
                 <w:rFonts w:ascii="Malgun Gothic" w:hAnsi="Malgun Gothic" w:eastAsia="Malgun Gothic"/>
@@ -8952,7 +10679,12 @@
             <w:pPr>
               <w:spacing w:after="0" w:line="276" w:lineRule="auto"/>
             </w:pPr>
-            <w:r/>
+            <w:r>
+              <w:rPr>
+                <w:rFonts w:ascii="Malgun Gothic" w:hAnsi="Malgun Gothic" w:eastAsia="Malgun Gothic"/>
+                <w:sz w:val="16"/>
+              </w:rPr>
+            </w:r>
             <w:r>
               <w:rPr>
                 <w:rFonts w:ascii="Malgun Gothic" w:hAnsi="Malgun Gothic" w:eastAsia="Malgun Gothic"/>
@@ -8973,7 +10705,12 @@
             <w:pPr>
               <w:spacing w:after="0" w:line="276" w:lineRule="auto"/>
             </w:pPr>
-            <w:r/>
+            <w:r>
+              <w:rPr>
+                <w:rFonts w:ascii="Malgun Gothic" w:hAnsi="Malgun Gothic" w:eastAsia="Malgun Gothic"/>
+                <w:sz w:val="16"/>
+              </w:rPr>
+            </w:r>
             <w:r>
               <w:rPr>
                 <w:rFonts w:ascii="Malgun Gothic" w:hAnsi="Malgun Gothic" w:eastAsia="Malgun Gothic"/>
@@ -8996,7 +10733,12 @@
             <w:pPr>
               <w:spacing w:after="0" w:line="276" w:lineRule="auto"/>
             </w:pPr>
-            <w:r/>
+            <w:r>
+              <w:rPr>
+                <w:rFonts w:ascii="Malgun Gothic" w:hAnsi="Malgun Gothic" w:eastAsia="Malgun Gothic"/>
+                <w:sz w:val="16"/>
+              </w:rPr>
+            </w:r>
             <w:r>
               <w:rPr>
                 <w:rFonts w:ascii="Malgun Gothic" w:hAnsi="Malgun Gothic" w:eastAsia="Malgun Gothic"/>
@@ -9017,7 +10759,12 @@
             <w:pPr>
               <w:spacing w:after="0" w:line="276" w:lineRule="auto"/>
             </w:pPr>
-            <w:r/>
+            <w:r>
+              <w:rPr>
+                <w:rFonts w:ascii="Malgun Gothic" w:hAnsi="Malgun Gothic" w:eastAsia="Malgun Gothic"/>
+                <w:sz w:val="16"/>
+              </w:rPr>
+            </w:r>
             <w:r>
               <w:rPr>
                 <w:rFonts w:ascii="Malgun Gothic" w:hAnsi="Malgun Gothic" w:eastAsia="Malgun Gothic"/>
@@ -9038,7 +10785,12 @@
             <w:pPr>
               <w:spacing w:after="0" w:line="276" w:lineRule="auto"/>
             </w:pPr>
-            <w:r/>
+            <w:r>
+              <w:rPr>
+                <w:rFonts w:ascii="Malgun Gothic" w:hAnsi="Malgun Gothic" w:eastAsia="Malgun Gothic"/>
+                <w:sz w:val="16"/>
+              </w:rPr>
+            </w:r>
             <w:r>
               <w:rPr>
                 <w:rFonts w:ascii="Malgun Gothic" w:hAnsi="Malgun Gothic" w:eastAsia="Malgun Gothic"/>
@@ -9059,7 +10811,12 @@
             <w:pPr>
               <w:spacing w:after="0" w:line="276" w:lineRule="auto"/>
             </w:pPr>
-            <w:r/>
+            <w:r>
+              <w:rPr>
+                <w:rFonts w:ascii="Malgun Gothic" w:hAnsi="Malgun Gothic" w:eastAsia="Malgun Gothic"/>
+                <w:sz w:val="16"/>
+              </w:rPr>
+            </w:r>
             <w:r>
               <w:rPr>
                 <w:rFonts w:ascii="Malgun Gothic" w:hAnsi="Malgun Gothic" w:eastAsia="Malgun Gothic"/>
@@ -9082,7 +10839,12 @@
             <w:pPr>
               <w:spacing w:after="0" w:line="276" w:lineRule="auto"/>
             </w:pPr>
-            <w:r/>
+            <w:r>
+              <w:rPr>
+                <w:rFonts w:ascii="Malgun Gothic" w:hAnsi="Malgun Gothic" w:eastAsia="Malgun Gothic"/>
+                <w:sz w:val="16"/>
+              </w:rPr>
+            </w:r>
             <w:r>
               <w:rPr>
                 <w:rFonts w:ascii="Malgun Gothic" w:hAnsi="Malgun Gothic" w:eastAsia="Malgun Gothic"/>
@@ -9103,7 +10865,12 @@
             <w:pPr>
               <w:spacing w:after="0" w:line="276" w:lineRule="auto"/>
             </w:pPr>
-            <w:r/>
+            <w:r>
+              <w:rPr>
+                <w:rFonts w:ascii="Malgun Gothic" w:hAnsi="Malgun Gothic" w:eastAsia="Malgun Gothic"/>
+                <w:sz w:val="16"/>
+              </w:rPr>
+            </w:r>
             <w:r>
               <w:rPr>
                 <w:rFonts w:ascii="Malgun Gothic" w:hAnsi="Malgun Gothic" w:eastAsia="Malgun Gothic"/>
@@ -9124,7 +10891,12 @@
             <w:pPr>
               <w:spacing w:after="0" w:line="276" w:lineRule="auto"/>
             </w:pPr>
-            <w:r/>
+            <w:r>
+              <w:rPr>
+                <w:rFonts w:ascii="Malgun Gothic" w:hAnsi="Malgun Gothic" w:eastAsia="Malgun Gothic"/>
+                <w:sz w:val="16"/>
+              </w:rPr>
+            </w:r>
             <w:r>
               <w:rPr>
                 <w:rFonts w:ascii="Malgun Gothic" w:hAnsi="Malgun Gothic" w:eastAsia="Malgun Gothic"/>
@@ -9145,7 +10917,12 @@
             <w:pPr>
               <w:spacing w:after="0" w:line="276" w:lineRule="auto"/>
             </w:pPr>
-            <w:r/>
+            <w:r>
+              <w:rPr>
+                <w:rFonts w:ascii="Malgun Gothic" w:hAnsi="Malgun Gothic" w:eastAsia="Malgun Gothic"/>
+                <w:sz w:val="16"/>
+              </w:rPr>
+            </w:r>
             <w:r>
               <w:rPr>
                 <w:rFonts w:ascii="Malgun Gothic" w:hAnsi="Malgun Gothic" w:eastAsia="Malgun Gothic"/>
@@ -9168,7 +10945,12 @@
             <w:pPr>
               <w:spacing w:after="0" w:line="276" w:lineRule="auto"/>
             </w:pPr>
-            <w:r/>
+            <w:r>
+              <w:rPr>
+                <w:rFonts w:ascii="Malgun Gothic" w:hAnsi="Malgun Gothic" w:eastAsia="Malgun Gothic"/>
+                <w:sz w:val="16"/>
+              </w:rPr>
+            </w:r>
             <w:r>
               <w:rPr>
                 <w:rFonts w:ascii="Malgun Gothic" w:hAnsi="Malgun Gothic" w:eastAsia="Malgun Gothic"/>
@@ -9189,7 +10971,12 @@
             <w:pPr>
               <w:spacing w:after="0" w:line="276" w:lineRule="auto"/>
             </w:pPr>
-            <w:r/>
+            <w:r>
+              <w:rPr>
+                <w:rFonts w:ascii="Malgun Gothic" w:hAnsi="Malgun Gothic" w:eastAsia="Malgun Gothic"/>
+                <w:sz w:val="16"/>
+              </w:rPr>
+            </w:r>
             <w:r>
               <w:rPr>
                 <w:rFonts w:ascii="Malgun Gothic" w:hAnsi="Malgun Gothic" w:eastAsia="Malgun Gothic"/>
@@ -9210,7 +10997,12 @@
             <w:pPr>
               <w:spacing w:after="0" w:line="276" w:lineRule="auto"/>
             </w:pPr>
-            <w:r/>
+            <w:r>
+              <w:rPr>
+                <w:rFonts w:ascii="Malgun Gothic" w:hAnsi="Malgun Gothic" w:eastAsia="Malgun Gothic"/>
+                <w:sz w:val="16"/>
+              </w:rPr>
+            </w:r>
             <w:r>
               <w:rPr>
                 <w:rFonts w:ascii="Malgun Gothic" w:hAnsi="Malgun Gothic" w:eastAsia="Malgun Gothic"/>
@@ -9231,7 +11023,12 @@
             <w:pPr>
               <w:spacing w:after="0" w:line="276" w:lineRule="auto"/>
             </w:pPr>
-            <w:r/>
+            <w:r>
+              <w:rPr>
+                <w:rFonts w:ascii="Malgun Gothic" w:hAnsi="Malgun Gothic" w:eastAsia="Malgun Gothic"/>
+                <w:sz w:val="16"/>
+              </w:rPr>
+            </w:r>
             <w:r>
               <w:rPr>
                 <w:rFonts w:ascii="Malgun Gothic" w:hAnsi="Malgun Gothic" w:eastAsia="Malgun Gothic"/>
@@ -9254,7 +11051,12 @@
             <w:pPr>
               <w:spacing w:after="0" w:line="276" w:lineRule="auto"/>
             </w:pPr>
-            <w:r/>
+            <w:r>
+              <w:rPr>
+                <w:rFonts w:ascii="Malgun Gothic" w:hAnsi="Malgun Gothic" w:eastAsia="Malgun Gothic"/>
+                <w:sz w:val="16"/>
+              </w:rPr>
+            </w:r>
             <w:r>
               <w:rPr>
                 <w:rFonts w:ascii="Malgun Gothic" w:hAnsi="Malgun Gothic" w:eastAsia="Malgun Gothic"/>
@@ -9275,7 +11077,12 @@
             <w:pPr>
               <w:spacing w:after="0" w:line="276" w:lineRule="auto"/>
             </w:pPr>
-            <w:r/>
+            <w:r>
+              <w:rPr>
+                <w:rFonts w:ascii="Malgun Gothic" w:hAnsi="Malgun Gothic" w:eastAsia="Malgun Gothic"/>
+                <w:sz w:val="16"/>
+              </w:rPr>
+            </w:r>
             <w:r>
               <w:rPr>
                 <w:rFonts w:ascii="Malgun Gothic" w:hAnsi="Malgun Gothic" w:eastAsia="Malgun Gothic"/>
@@ -9296,7 +11103,12 @@
             <w:pPr>
               <w:spacing w:after="0" w:line="276" w:lineRule="auto"/>
             </w:pPr>
-            <w:r/>
+            <w:r>
+              <w:rPr>
+                <w:rFonts w:ascii="Malgun Gothic" w:hAnsi="Malgun Gothic" w:eastAsia="Malgun Gothic"/>
+                <w:sz w:val="16"/>
+              </w:rPr>
+            </w:r>
             <w:r>
               <w:rPr>
                 <w:rFonts w:ascii="Malgun Gothic" w:hAnsi="Malgun Gothic" w:eastAsia="Malgun Gothic"/>
@@ -9317,7 +11129,12 @@
             <w:pPr>
               <w:spacing w:after="0" w:line="276" w:lineRule="auto"/>
             </w:pPr>
-            <w:r/>
+            <w:r>
+              <w:rPr>
+                <w:rFonts w:ascii="Malgun Gothic" w:hAnsi="Malgun Gothic" w:eastAsia="Malgun Gothic"/>
+                <w:sz w:val="16"/>
+              </w:rPr>
+            </w:r>
             <w:r>
               <w:rPr>
                 <w:rFonts w:ascii="Malgun Gothic" w:hAnsi="Malgun Gothic" w:eastAsia="Malgun Gothic"/>
@@ -9340,7 +11157,12 @@
             <w:pPr>
               <w:spacing w:after="0" w:line="276" w:lineRule="auto"/>
             </w:pPr>
-            <w:r/>
+            <w:r>
+              <w:rPr>
+                <w:rFonts w:ascii="Malgun Gothic" w:hAnsi="Malgun Gothic" w:eastAsia="Malgun Gothic"/>
+                <w:sz w:val="16"/>
+              </w:rPr>
+            </w:r>
             <w:r>
               <w:rPr>
                 <w:rFonts w:ascii="Malgun Gothic" w:hAnsi="Malgun Gothic" w:eastAsia="Malgun Gothic"/>
@@ -9361,7 +11183,12 @@
             <w:pPr>
               <w:spacing w:after="0" w:line="276" w:lineRule="auto"/>
             </w:pPr>
-            <w:r/>
+            <w:r>
+              <w:rPr>
+                <w:rFonts w:ascii="Malgun Gothic" w:hAnsi="Malgun Gothic" w:eastAsia="Malgun Gothic"/>
+                <w:sz w:val="16"/>
+              </w:rPr>
+            </w:r>
             <w:r>
               <w:rPr>
                 <w:rFonts w:ascii="Malgun Gothic" w:hAnsi="Malgun Gothic" w:eastAsia="Malgun Gothic"/>
@@ -9382,7 +11209,12 @@
             <w:pPr>
               <w:spacing w:after="0" w:line="276" w:lineRule="auto"/>
             </w:pPr>
-            <w:r/>
+            <w:r>
+              <w:rPr>
+                <w:rFonts w:ascii="Malgun Gothic" w:hAnsi="Malgun Gothic" w:eastAsia="Malgun Gothic"/>
+                <w:sz w:val="16"/>
+              </w:rPr>
+            </w:r>
             <w:r>
               <w:rPr>
                 <w:rFonts w:ascii="Malgun Gothic" w:hAnsi="Malgun Gothic" w:eastAsia="Malgun Gothic"/>
@@ -9403,7 +11235,12 @@
             <w:pPr>
               <w:spacing w:after="0" w:line="276" w:lineRule="auto"/>
             </w:pPr>
-            <w:r/>
+            <w:r>
+              <w:rPr>
+                <w:rFonts w:ascii="Malgun Gothic" w:hAnsi="Malgun Gothic" w:eastAsia="Malgun Gothic"/>
+                <w:sz w:val="16"/>
+              </w:rPr>
+            </w:r>
             <w:r>
               <w:rPr>
                 <w:rFonts w:ascii="Malgun Gothic" w:hAnsi="Malgun Gothic" w:eastAsia="Malgun Gothic"/>
@@ -9426,7 +11263,12 @@
             <w:pPr>
               <w:spacing w:after="0" w:line="276" w:lineRule="auto"/>
             </w:pPr>
-            <w:r/>
+            <w:r>
+              <w:rPr>
+                <w:rFonts w:ascii="Malgun Gothic" w:hAnsi="Malgun Gothic" w:eastAsia="Malgun Gothic"/>
+                <w:sz w:val="16"/>
+              </w:rPr>
+            </w:r>
             <w:r>
               <w:rPr>
                 <w:rFonts w:ascii="Malgun Gothic" w:hAnsi="Malgun Gothic" w:eastAsia="Malgun Gothic"/>
@@ -9447,7 +11289,12 @@
             <w:pPr>
               <w:spacing w:after="0" w:line="276" w:lineRule="auto"/>
             </w:pPr>
-            <w:r/>
+            <w:r>
+              <w:rPr>
+                <w:rFonts w:ascii="Malgun Gothic" w:hAnsi="Malgun Gothic" w:eastAsia="Malgun Gothic"/>
+                <w:sz w:val="16"/>
+              </w:rPr>
+            </w:r>
             <w:r>
               <w:rPr>
                 <w:rFonts w:ascii="Malgun Gothic" w:hAnsi="Malgun Gothic" w:eastAsia="Malgun Gothic"/>
@@ -9468,7 +11315,12 @@
             <w:pPr>
               <w:spacing w:after="0" w:line="276" w:lineRule="auto"/>
             </w:pPr>
-            <w:r/>
+            <w:r>
+              <w:rPr>
+                <w:rFonts w:ascii="Malgun Gothic" w:hAnsi="Malgun Gothic" w:eastAsia="Malgun Gothic"/>
+                <w:sz w:val="16"/>
+              </w:rPr>
+            </w:r>
             <w:r>
               <w:rPr>
                 <w:rFonts w:ascii="Malgun Gothic" w:hAnsi="Malgun Gothic" w:eastAsia="Malgun Gothic"/>
@@ -9489,7 +11341,12 @@
             <w:pPr>
               <w:spacing w:after="0" w:line="276" w:lineRule="auto"/>
             </w:pPr>
-            <w:r/>
+            <w:r>
+              <w:rPr>
+                <w:rFonts w:ascii="Malgun Gothic" w:hAnsi="Malgun Gothic" w:eastAsia="Malgun Gothic"/>
+                <w:sz w:val="16"/>
+              </w:rPr>
+            </w:r>
             <w:r>
               <w:rPr>
                 <w:rFonts w:ascii="Malgun Gothic" w:hAnsi="Malgun Gothic" w:eastAsia="Malgun Gothic"/>
@@ -9543,7 +11400,12 @@
             <w:pPr>
               <w:spacing w:after="0" w:line="276" w:lineRule="auto"/>
             </w:pPr>
-            <w:r/>
+            <w:r>
+              <w:rPr>
+                <w:rFonts w:ascii="Malgun Gothic" w:hAnsi="Malgun Gothic" w:eastAsia="Malgun Gothic"/>
+                <w:sz w:val="16"/>
+              </w:rPr>
+            </w:r>
             <w:r>
               <w:rPr>
                 <w:rFonts w:ascii="Malgun Gothic" w:hAnsi="Malgun Gothic" w:eastAsia="Malgun Gothic"/>
@@ -9565,7 +11427,12 @@
             <w:pPr>
               <w:spacing w:after="0" w:line="276" w:lineRule="auto"/>
             </w:pPr>
-            <w:r/>
+            <w:r>
+              <w:rPr>
+                <w:rFonts w:ascii="Malgun Gothic" w:hAnsi="Malgun Gothic" w:eastAsia="Malgun Gothic"/>
+                <w:sz w:val="16"/>
+              </w:rPr>
+            </w:r>
             <w:r>
               <w:rPr>
                 <w:rFonts w:ascii="Malgun Gothic" w:hAnsi="Malgun Gothic" w:eastAsia="Malgun Gothic"/>
@@ -9587,7 +11454,12 @@
             <w:pPr>
               <w:spacing w:after="0" w:line="276" w:lineRule="auto"/>
             </w:pPr>
-            <w:r/>
+            <w:r>
+              <w:rPr>
+                <w:rFonts w:ascii="Malgun Gothic" w:hAnsi="Malgun Gothic" w:eastAsia="Malgun Gothic"/>
+                <w:sz w:val="16"/>
+              </w:rPr>
+            </w:r>
             <w:r>
               <w:rPr>
                 <w:rFonts w:ascii="Malgun Gothic" w:hAnsi="Malgun Gothic" w:eastAsia="Malgun Gothic"/>
@@ -9609,7 +11481,12 @@
             <w:pPr>
               <w:spacing w:after="0" w:line="276" w:lineRule="auto"/>
             </w:pPr>
-            <w:r/>
+            <w:r>
+              <w:rPr>
+                <w:rFonts w:ascii="Malgun Gothic" w:hAnsi="Malgun Gothic" w:eastAsia="Malgun Gothic"/>
+                <w:sz w:val="16"/>
+              </w:rPr>
+            </w:r>
             <w:r>
               <w:rPr>
                 <w:rFonts w:ascii="Malgun Gothic" w:hAnsi="Malgun Gothic" w:eastAsia="Malgun Gothic"/>
@@ -9632,7 +11509,12 @@
             <w:pPr>
               <w:spacing w:after="0" w:line="276" w:lineRule="auto"/>
             </w:pPr>
-            <w:r/>
+            <w:r>
+              <w:rPr>
+                <w:rFonts w:ascii="Malgun Gothic" w:hAnsi="Malgun Gothic" w:eastAsia="Malgun Gothic"/>
+                <w:sz w:val="16"/>
+              </w:rPr>
+            </w:r>
             <w:r>
               <w:rPr>
                 <w:rFonts w:ascii="Malgun Gothic" w:hAnsi="Malgun Gothic" w:eastAsia="Malgun Gothic"/>
@@ -9653,7 +11535,12 @@
             <w:pPr>
               <w:spacing w:after="0" w:line="276" w:lineRule="auto"/>
             </w:pPr>
-            <w:r/>
+            <w:r>
+              <w:rPr>
+                <w:rFonts w:ascii="Malgun Gothic" w:hAnsi="Malgun Gothic" w:eastAsia="Malgun Gothic"/>
+                <w:sz w:val="16"/>
+              </w:rPr>
+            </w:r>
             <w:r>
               <w:rPr>
                 <w:rFonts w:ascii="Malgun Gothic" w:hAnsi="Malgun Gothic" w:eastAsia="Malgun Gothic"/>
@@ -9674,7 +11561,12 @@
             <w:pPr>
               <w:spacing w:after="0" w:line="276" w:lineRule="auto"/>
             </w:pPr>
-            <w:r/>
+            <w:r>
+              <w:rPr>
+                <w:rFonts w:ascii="Malgun Gothic" w:hAnsi="Malgun Gothic" w:eastAsia="Malgun Gothic"/>
+                <w:sz w:val="16"/>
+              </w:rPr>
+            </w:r>
             <w:r>
               <w:rPr>
                 <w:rFonts w:ascii="Malgun Gothic" w:hAnsi="Malgun Gothic" w:eastAsia="Malgun Gothic"/>
@@ -9695,7 +11587,12 @@
             <w:pPr>
               <w:spacing w:after="0" w:line="276" w:lineRule="auto"/>
             </w:pPr>
-            <w:r/>
+            <w:r>
+              <w:rPr>
+                <w:rFonts w:ascii="Malgun Gothic" w:hAnsi="Malgun Gothic" w:eastAsia="Malgun Gothic"/>
+                <w:sz w:val="16"/>
+              </w:rPr>
+            </w:r>
             <w:r>
               <w:rPr>
                 <w:rFonts w:ascii="Malgun Gothic" w:hAnsi="Malgun Gothic" w:eastAsia="Malgun Gothic"/>
@@ -9718,7 +11615,12 @@
             <w:pPr>
               <w:spacing w:after="0" w:line="276" w:lineRule="auto"/>
             </w:pPr>
-            <w:r/>
+            <w:r>
+              <w:rPr>
+                <w:rFonts w:ascii="Malgun Gothic" w:hAnsi="Malgun Gothic" w:eastAsia="Malgun Gothic"/>
+                <w:sz w:val="16"/>
+              </w:rPr>
+            </w:r>
             <w:r>
               <w:rPr>
                 <w:rFonts w:ascii="Malgun Gothic" w:hAnsi="Malgun Gothic" w:eastAsia="Malgun Gothic"/>
@@ -9739,7 +11641,12 @@
             <w:pPr>
               <w:spacing w:after="0" w:line="276" w:lineRule="auto"/>
             </w:pPr>
-            <w:r/>
+            <w:r>
+              <w:rPr>
+                <w:rFonts w:ascii="Malgun Gothic" w:hAnsi="Malgun Gothic" w:eastAsia="Malgun Gothic"/>
+                <w:sz w:val="16"/>
+              </w:rPr>
+            </w:r>
             <w:r>
               <w:rPr>
                 <w:rFonts w:ascii="Malgun Gothic" w:hAnsi="Malgun Gothic" w:eastAsia="Malgun Gothic"/>
@@ -9760,7 +11667,12 @@
             <w:pPr>
               <w:spacing w:after="0" w:line="276" w:lineRule="auto"/>
             </w:pPr>
-            <w:r/>
+            <w:r>
+              <w:rPr>
+                <w:rFonts w:ascii="Malgun Gothic" w:hAnsi="Malgun Gothic" w:eastAsia="Malgun Gothic"/>
+                <w:sz w:val="16"/>
+              </w:rPr>
+            </w:r>
             <w:r>
               <w:rPr>
                 <w:rFonts w:ascii="Malgun Gothic" w:hAnsi="Malgun Gothic" w:eastAsia="Malgun Gothic"/>
@@ -9781,7 +11693,12 @@
             <w:pPr>
               <w:spacing w:after="0" w:line="276" w:lineRule="auto"/>
             </w:pPr>
-            <w:r/>
+            <w:r>
+              <w:rPr>
+                <w:rFonts w:ascii="Malgun Gothic" w:hAnsi="Malgun Gothic" w:eastAsia="Malgun Gothic"/>
+                <w:sz w:val="16"/>
+              </w:rPr>
+            </w:r>
             <w:r>
               <w:rPr>
                 <w:rFonts w:ascii="Malgun Gothic" w:hAnsi="Malgun Gothic" w:eastAsia="Malgun Gothic"/>
@@ -9804,7 +11721,12 @@
             <w:pPr>
               <w:spacing w:after="0" w:line="276" w:lineRule="auto"/>
             </w:pPr>
-            <w:r/>
+            <w:r>
+              <w:rPr>
+                <w:rFonts w:ascii="Malgun Gothic" w:hAnsi="Malgun Gothic" w:eastAsia="Malgun Gothic"/>
+                <w:sz w:val="16"/>
+              </w:rPr>
+            </w:r>
             <w:r>
               <w:rPr>
                 <w:rFonts w:ascii="Malgun Gothic" w:hAnsi="Malgun Gothic" w:eastAsia="Malgun Gothic"/>
@@ -9825,7 +11747,12 @@
             <w:pPr>
               <w:spacing w:after="0" w:line="276" w:lineRule="auto"/>
             </w:pPr>
-            <w:r/>
+            <w:r>
+              <w:rPr>
+                <w:rFonts w:ascii="Malgun Gothic" w:hAnsi="Malgun Gothic" w:eastAsia="Malgun Gothic"/>
+                <w:sz w:val="16"/>
+              </w:rPr>
+            </w:r>
             <w:r>
               <w:rPr>
                 <w:rFonts w:ascii="Malgun Gothic" w:hAnsi="Malgun Gothic" w:eastAsia="Malgun Gothic"/>
@@ -9846,7 +11773,12 @@
             <w:pPr>
               <w:spacing w:after="0" w:line="276" w:lineRule="auto"/>
             </w:pPr>
-            <w:r/>
+            <w:r>
+              <w:rPr>
+                <w:rFonts w:ascii="Malgun Gothic" w:hAnsi="Malgun Gothic" w:eastAsia="Malgun Gothic"/>
+                <w:sz w:val="16"/>
+              </w:rPr>
+            </w:r>
             <w:r>
               <w:rPr>
                 <w:rFonts w:ascii="Malgun Gothic" w:hAnsi="Malgun Gothic" w:eastAsia="Malgun Gothic"/>
@@ -9867,7 +11799,12 @@
             <w:pPr>
               <w:spacing w:after="0" w:line="276" w:lineRule="auto"/>
             </w:pPr>
-            <w:r/>
+            <w:r>
+              <w:rPr>
+                <w:rFonts w:ascii="Malgun Gothic" w:hAnsi="Malgun Gothic" w:eastAsia="Malgun Gothic"/>
+                <w:sz w:val="16"/>
+              </w:rPr>
+            </w:r>
             <w:r>
               <w:rPr>
                 <w:rFonts w:ascii="Malgun Gothic" w:hAnsi="Malgun Gothic" w:eastAsia="Malgun Gothic"/>
@@ -9890,7 +11827,12 @@
             <w:pPr>
               <w:spacing w:after="0" w:line="276" w:lineRule="auto"/>
             </w:pPr>
-            <w:r/>
+            <w:r>
+              <w:rPr>
+                <w:rFonts w:ascii="Malgun Gothic" w:hAnsi="Malgun Gothic" w:eastAsia="Malgun Gothic"/>
+                <w:sz w:val="16"/>
+              </w:rPr>
+            </w:r>
             <w:r>
               <w:rPr>
                 <w:rFonts w:ascii="Malgun Gothic" w:hAnsi="Malgun Gothic" w:eastAsia="Malgun Gothic"/>
@@ -9911,7 +11853,12 @@
             <w:pPr>
               <w:spacing w:after="0" w:line="276" w:lineRule="auto"/>
             </w:pPr>
-            <w:r/>
+            <w:r>
+              <w:rPr>
+                <w:rFonts w:ascii="Malgun Gothic" w:hAnsi="Malgun Gothic" w:eastAsia="Malgun Gothic"/>
+                <w:sz w:val="16"/>
+              </w:rPr>
+            </w:r>
             <w:r>
               <w:rPr>
                 <w:rFonts w:ascii="Malgun Gothic" w:hAnsi="Malgun Gothic" w:eastAsia="Malgun Gothic"/>
@@ -9932,7 +11879,12 @@
             <w:pPr>
               <w:spacing w:after="0" w:line="276" w:lineRule="auto"/>
             </w:pPr>
-            <w:r/>
+            <w:r>
+              <w:rPr>
+                <w:rFonts w:ascii="Malgun Gothic" w:hAnsi="Malgun Gothic" w:eastAsia="Malgun Gothic"/>
+                <w:sz w:val="16"/>
+              </w:rPr>
+            </w:r>
             <w:r>
               <w:rPr>
                 <w:rFonts w:ascii="Malgun Gothic" w:hAnsi="Malgun Gothic" w:eastAsia="Malgun Gothic"/>
@@ -9953,7 +11905,12 @@
             <w:pPr>
               <w:spacing w:after="0" w:line="276" w:lineRule="auto"/>
             </w:pPr>
-            <w:r/>
+            <w:r>
+              <w:rPr>
+                <w:rFonts w:ascii="Malgun Gothic" w:hAnsi="Malgun Gothic" w:eastAsia="Malgun Gothic"/>
+                <w:sz w:val="16"/>
+              </w:rPr>
+            </w:r>
             <w:r>
               <w:rPr>
                 <w:rFonts w:ascii="Malgun Gothic" w:hAnsi="Malgun Gothic" w:eastAsia="Malgun Gothic"/>
@@ -9976,7 +11933,12 @@
             <w:pPr>
               <w:spacing w:after="0" w:line="276" w:lineRule="auto"/>
             </w:pPr>
-            <w:r/>
+            <w:r>
+              <w:rPr>
+                <w:rFonts w:ascii="Malgun Gothic" w:hAnsi="Malgun Gothic" w:eastAsia="Malgun Gothic"/>
+                <w:sz w:val="16"/>
+              </w:rPr>
+            </w:r>
             <w:r>
               <w:rPr>
                 <w:rFonts w:ascii="Malgun Gothic" w:hAnsi="Malgun Gothic" w:eastAsia="Malgun Gothic"/>
@@ -9997,7 +11959,12 @@
             <w:pPr>
               <w:spacing w:after="0" w:line="276" w:lineRule="auto"/>
             </w:pPr>
-            <w:r/>
+            <w:r>
+              <w:rPr>
+                <w:rFonts w:ascii="Malgun Gothic" w:hAnsi="Malgun Gothic" w:eastAsia="Malgun Gothic"/>
+                <w:sz w:val="16"/>
+              </w:rPr>
+            </w:r>
             <w:r>
               <w:rPr>
                 <w:rFonts w:ascii="Malgun Gothic" w:hAnsi="Malgun Gothic" w:eastAsia="Malgun Gothic"/>
@@ -10018,7 +11985,12 @@
             <w:pPr>
               <w:spacing w:after="0" w:line="276" w:lineRule="auto"/>
             </w:pPr>
-            <w:r/>
+            <w:r>
+              <w:rPr>
+                <w:rFonts w:ascii="Malgun Gothic" w:hAnsi="Malgun Gothic" w:eastAsia="Malgun Gothic"/>
+                <w:sz w:val="16"/>
+              </w:rPr>
+            </w:r>
             <w:r>
               <w:rPr>
                 <w:rFonts w:ascii="Malgun Gothic" w:hAnsi="Malgun Gothic" w:eastAsia="Malgun Gothic"/>
@@ -10039,7 +12011,12 @@
             <w:pPr>
               <w:spacing w:after="0" w:line="276" w:lineRule="auto"/>
             </w:pPr>
-            <w:r/>
+            <w:r>
+              <w:rPr>
+                <w:rFonts w:ascii="Malgun Gothic" w:hAnsi="Malgun Gothic" w:eastAsia="Malgun Gothic"/>
+                <w:sz w:val="16"/>
+              </w:rPr>
+            </w:r>
             <w:r>
               <w:rPr>
                 <w:rFonts w:ascii="Malgun Gothic" w:hAnsi="Malgun Gothic" w:eastAsia="Malgun Gothic"/>
@@ -10062,7 +12039,12 @@
             <w:pPr>
               <w:spacing w:after="0" w:line="276" w:lineRule="auto"/>
             </w:pPr>
-            <w:r/>
+            <w:r>
+              <w:rPr>
+                <w:rFonts w:ascii="Malgun Gothic" w:hAnsi="Malgun Gothic" w:eastAsia="Malgun Gothic"/>
+                <w:sz w:val="16"/>
+              </w:rPr>
+            </w:r>
             <w:r>
               <w:rPr>
                 <w:rFonts w:ascii="Malgun Gothic" w:hAnsi="Malgun Gothic" w:eastAsia="Malgun Gothic"/>
@@ -10083,7 +12065,12 @@
             <w:pPr>
               <w:spacing w:after="0" w:line="276" w:lineRule="auto"/>
             </w:pPr>
-            <w:r/>
+            <w:r>
+              <w:rPr>
+                <w:rFonts w:ascii="Malgun Gothic" w:hAnsi="Malgun Gothic" w:eastAsia="Malgun Gothic"/>
+                <w:sz w:val="16"/>
+              </w:rPr>
+            </w:r>
             <w:r>
               <w:rPr>
                 <w:rFonts w:ascii="Malgun Gothic" w:hAnsi="Malgun Gothic" w:eastAsia="Malgun Gothic"/>
@@ -10104,7 +12091,12 @@
             <w:pPr>
               <w:spacing w:after="0" w:line="276" w:lineRule="auto"/>
             </w:pPr>
-            <w:r/>
+            <w:r>
+              <w:rPr>
+                <w:rFonts w:ascii="Malgun Gothic" w:hAnsi="Malgun Gothic" w:eastAsia="Malgun Gothic"/>
+                <w:sz w:val="16"/>
+              </w:rPr>
+            </w:r>
             <w:r>
               <w:rPr>
                 <w:rFonts w:ascii="Malgun Gothic" w:hAnsi="Malgun Gothic" w:eastAsia="Malgun Gothic"/>
@@ -10125,7 +12117,12 @@
             <w:pPr>
               <w:spacing w:after="0" w:line="276" w:lineRule="auto"/>
             </w:pPr>
-            <w:r/>
+            <w:r>
+              <w:rPr>
+                <w:rFonts w:ascii="Malgun Gothic" w:hAnsi="Malgun Gothic" w:eastAsia="Malgun Gothic"/>
+                <w:sz w:val="16"/>
+              </w:rPr>
+            </w:r>
             <w:r>
               <w:rPr>
                 <w:rFonts w:ascii="Malgun Gothic" w:hAnsi="Malgun Gothic" w:eastAsia="Malgun Gothic"/>
@@ -10148,7 +12145,12 @@
             <w:pPr>
               <w:spacing w:after="0" w:line="276" w:lineRule="auto"/>
             </w:pPr>
-            <w:r/>
+            <w:r>
+              <w:rPr>
+                <w:rFonts w:ascii="Malgun Gothic" w:hAnsi="Malgun Gothic" w:eastAsia="Malgun Gothic"/>
+                <w:sz w:val="16"/>
+              </w:rPr>
+            </w:r>
             <w:r>
               <w:rPr>
                 <w:rFonts w:ascii="Malgun Gothic" w:hAnsi="Malgun Gothic" w:eastAsia="Malgun Gothic"/>
@@ -10169,7 +12171,12 @@
             <w:pPr>
               <w:spacing w:after="0" w:line="276" w:lineRule="auto"/>
             </w:pPr>
-            <w:r/>
+            <w:r>
+              <w:rPr>
+                <w:rFonts w:ascii="Malgun Gothic" w:hAnsi="Malgun Gothic" w:eastAsia="Malgun Gothic"/>
+                <w:sz w:val="16"/>
+              </w:rPr>
+            </w:r>
             <w:r>
               <w:rPr>
                 <w:rFonts w:ascii="Malgun Gothic" w:hAnsi="Malgun Gothic" w:eastAsia="Malgun Gothic"/>
@@ -10190,7 +12197,12 @@
             <w:pPr>
               <w:spacing w:after="0" w:line="276" w:lineRule="auto"/>
             </w:pPr>
-            <w:r/>
+            <w:r>
+              <w:rPr>
+                <w:rFonts w:ascii="Malgun Gothic" w:hAnsi="Malgun Gothic" w:eastAsia="Malgun Gothic"/>
+                <w:sz w:val="16"/>
+              </w:rPr>
+            </w:r>
             <w:r>
               <w:rPr>
                 <w:rFonts w:ascii="Malgun Gothic" w:hAnsi="Malgun Gothic" w:eastAsia="Malgun Gothic"/>
@@ -10211,7 +12223,12 @@
             <w:pPr>
               <w:spacing w:after="0" w:line="276" w:lineRule="auto"/>
             </w:pPr>
-            <w:r/>
+            <w:r>
+              <w:rPr>
+                <w:rFonts w:ascii="Malgun Gothic" w:hAnsi="Malgun Gothic" w:eastAsia="Malgun Gothic"/>
+                <w:sz w:val="16"/>
+              </w:rPr>
+            </w:r>
             <w:r>
               <w:rPr>
                 <w:rFonts w:ascii="Malgun Gothic" w:hAnsi="Malgun Gothic" w:eastAsia="Malgun Gothic"/>
@@ -10234,7 +12251,12 @@
             <w:pPr>
               <w:spacing w:after="0" w:line="276" w:lineRule="auto"/>
             </w:pPr>
-            <w:r/>
+            <w:r>
+              <w:rPr>
+                <w:rFonts w:ascii="Malgun Gothic" w:hAnsi="Malgun Gothic" w:eastAsia="Malgun Gothic"/>
+                <w:sz w:val="16"/>
+              </w:rPr>
+            </w:r>
             <w:r>
               <w:rPr>
                 <w:rFonts w:ascii="Malgun Gothic" w:hAnsi="Malgun Gothic" w:eastAsia="Malgun Gothic"/>
@@ -10255,7 +12277,12 @@
             <w:pPr>
               <w:spacing w:after="0" w:line="276" w:lineRule="auto"/>
             </w:pPr>
-            <w:r/>
+            <w:r>
+              <w:rPr>
+                <w:rFonts w:ascii="Malgun Gothic" w:hAnsi="Malgun Gothic" w:eastAsia="Malgun Gothic"/>
+                <w:sz w:val="16"/>
+              </w:rPr>
+            </w:r>
             <w:r>
               <w:rPr>
                 <w:rFonts w:ascii="Malgun Gothic" w:hAnsi="Malgun Gothic" w:eastAsia="Malgun Gothic"/>
@@ -10276,7 +12303,12 @@
             <w:pPr>
               <w:spacing w:after="0" w:line="276" w:lineRule="auto"/>
             </w:pPr>
-            <w:r/>
+            <w:r>
+              <w:rPr>
+                <w:rFonts w:ascii="Malgun Gothic" w:hAnsi="Malgun Gothic" w:eastAsia="Malgun Gothic"/>
+                <w:sz w:val="16"/>
+              </w:rPr>
+            </w:r>
             <w:r>
               <w:rPr>
                 <w:rFonts w:ascii="Malgun Gothic" w:hAnsi="Malgun Gothic" w:eastAsia="Malgun Gothic"/>
@@ -10297,7 +12329,12 @@
             <w:pPr>
               <w:spacing w:after="0" w:line="276" w:lineRule="auto"/>
             </w:pPr>
-            <w:r/>
+            <w:r>
+              <w:rPr>
+                <w:rFonts w:ascii="Malgun Gothic" w:hAnsi="Malgun Gothic" w:eastAsia="Malgun Gothic"/>
+                <w:sz w:val="16"/>
+              </w:rPr>
+            </w:r>
             <w:r>
               <w:rPr>
                 <w:rFonts w:ascii="Malgun Gothic" w:hAnsi="Malgun Gothic" w:eastAsia="Malgun Gothic"/>
@@ -10320,7 +12357,12 @@
             <w:pPr>
               <w:spacing w:after="0" w:line="276" w:lineRule="auto"/>
             </w:pPr>
-            <w:r/>
+            <w:r>
+              <w:rPr>
+                <w:rFonts w:ascii="Malgun Gothic" w:hAnsi="Malgun Gothic" w:eastAsia="Malgun Gothic"/>
+                <w:sz w:val="16"/>
+              </w:rPr>
+            </w:r>
             <w:r>
               <w:rPr>
                 <w:rFonts w:ascii="Malgun Gothic" w:hAnsi="Malgun Gothic" w:eastAsia="Malgun Gothic"/>
@@ -10341,7 +12383,12 @@
             <w:pPr>
               <w:spacing w:after="0" w:line="276" w:lineRule="auto"/>
             </w:pPr>
-            <w:r/>
+            <w:r>
+              <w:rPr>
+                <w:rFonts w:ascii="Malgun Gothic" w:hAnsi="Malgun Gothic" w:eastAsia="Malgun Gothic"/>
+                <w:sz w:val="16"/>
+              </w:rPr>
+            </w:r>
             <w:r>
               <w:rPr>
                 <w:rFonts w:ascii="Malgun Gothic" w:hAnsi="Malgun Gothic" w:eastAsia="Malgun Gothic"/>
@@ -10362,7 +12409,12 @@
             <w:pPr>
               <w:spacing w:after="0" w:line="276" w:lineRule="auto"/>
             </w:pPr>
-            <w:r/>
+            <w:r>
+              <w:rPr>
+                <w:rFonts w:ascii="Malgun Gothic" w:hAnsi="Malgun Gothic" w:eastAsia="Malgun Gothic"/>
+                <w:sz w:val="16"/>
+              </w:rPr>
+            </w:r>
             <w:r>
               <w:rPr>
                 <w:rFonts w:ascii="Malgun Gothic" w:hAnsi="Malgun Gothic" w:eastAsia="Malgun Gothic"/>
@@ -10383,7 +12435,12 @@
             <w:pPr>
               <w:spacing w:after="0" w:line="276" w:lineRule="auto"/>
             </w:pPr>
-            <w:r/>
+            <w:r>
+              <w:rPr>
+                <w:rFonts w:ascii="Malgun Gothic" w:hAnsi="Malgun Gothic" w:eastAsia="Malgun Gothic"/>
+                <w:sz w:val="16"/>
+              </w:rPr>
+            </w:r>
             <w:r>
               <w:rPr>
                 <w:rFonts w:ascii="Malgun Gothic" w:hAnsi="Malgun Gothic" w:eastAsia="Malgun Gothic"/>
@@ -10406,7 +12463,12 @@
             <w:pPr>
               <w:spacing w:after="0" w:line="276" w:lineRule="auto"/>
             </w:pPr>
-            <w:r/>
+            <w:r>
+              <w:rPr>
+                <w:rFonts w:ascii="Malgun Gothic" w:hAnsi="Malgun Gothic" w:eastAsia="Malgun Gothic"/>
+                <w:sz w:val="16"/>
+              </w:rPr>
+            </w:r>
             <w:r>
               <w:rPr>
                 <w:rFonts w:ascii="Malgun Gothic" w:hAnsi="Malgun Gothic" w:eastAsia="Malgun Gothic"/>
@@ -10427,7 +12489,12 @@
             <w:pPr>
               <w:spacing w:after="0" w:line="276" w:lineRule="auto"/>
             </w:pPr>
-            <w:r/>
+            <w:r>
+              <w:rPr>
+                <w:rFonts w:ascii="Malgun Gothic" w:hAnsi="Malgun Gothic" w:eastAsia="Malgun Gothic"/>
+                <w:sz w:val="16"/>
+              </w:rPr>
+            </w:r>
             <w:r>
               <w:rPr>
                 <w:rFonts w:ascii="Malgun Gothic" w:hAnsi="Malgun Gothic" w:eastAsia="Malgun Gothic"/>
@@ -10448,7 +12515,12 @@
             <w:pPr>
               <w:spacing w:after="0" w:line="276" w:lineRule="auto"/>
             </w:pPr>
-            <w:r/>
+            <w:r>
+              <w:rPr>
+                <w:rFonts w:ascii="Malgun Gothic" w:hAnsi="Malgun Gothic" w:eastAsia="Malgun Gothic"/>
+                <w:sz w:val="16"/>
+              </w:rPr>
+            </w:r>
             <w:r>
               <w:rPr>
                 <w:rFonts w:ascii="Malgun Gothic" w:hAnsi="Malgun Gothic" w:eastAsia="Malgun Gothic"/>
@@ -10469,7 +12541,12 @@
             <w:pPr>
               <w:spacing w:after="0" w:line="276" w:lineRule="auto"/>
             </w:pPr>
-            <w:r/>
+            <w:r>
+              <w:rPr>
+                <w:rFonts w:ascii="Malgun Gothic" w:hAnsi="Malgun Gothic" w:eastAsia="Malgun Gothic"/>
+                <w:sz w:val="16"/>
+              </w:rPr>
+            </w:r>
             <w:r>
               <w:rPr>
                 <w:rFonts w:ascii="Malgun Gothic" w:hAnsi="Malgun Gothic" w:eastAsia="Malgun Gothic"/>
@@ -10523,7 +12600,12 @@
             <w:pPr>
               <w:spacing w:after="0" w:line="276" w:lineRule="auto"/>
             </w:pPr>
-            <w:r/>
+            <w:r>
+              <w:rPr>
+                <w:rFonts w:ascii="Malgun Gothic" w:hAnsi="Malgun Gothic" w:eastAsia="Malgun Gothic"/>
+                <w:sz w:val="16"/>
+              </w:rPr>
+            </w:r>
             <w:r>
               <w:rPr>
                 <w:rFonts w:ascii="Malgun Gothic" w:hAnsi="Malgun Gothic" w:eastAsia="Malgun Gothic"/>
@@ -10545,7 +12627,12 @@
             <w:pPr>
               <w:spacing w:after="0" w:line="276" w:lineRule="auto"/>
             </w:pPr>
-            <w:r/>
+            <w:r>
+              <w:rPr>
+                <w:rFonts w:ascii="Malgun Gothic" w:hAnsi="Malgun Gothic" w:eastAsia="Malgun Gothic"/>
+                <w:sz w:val="16"/>
+              </w:rPr>
+            </w:r>
             <w:r>
               <w:rPr>
                 <w:rFonts w:ascii="Malgun Gothic" w:hAnsi="Malgun Gothic" w:eastAsia="Malgun Gothic"/>
@@ -10567,7 +12654,12 @@
             <w:pPr>
               <w:spacing w:after="0" w:line="276" w:lineRule="auto"/>
             </w:pPr>
-            <w:r/>
+            <w:r>
+              <w:rPr>
+                <w:rFonts w:ascii="Malgun Gothic" w:hAnsi="Malgun Gothic" w:eastAsia="Malgun Gothic"/>
+                <w:sz w:val="16"/>
+              </w:rPr>
+            </w:r>
             <w:r>
               <w:rPr>
                 <w:rFonts w:ascii="Malgun Gothic" w:hAnsi="Malgun Gothic" w:eastAsia="Malgun Gothic"/>
@@ -10589,7 +12681,12 @@
             <w:pPr>
               <w:spacing w:after="0" w:line="276" w:lineRule="auto"/>
             </w:pPr>
-            <w:r/>
+            <w:r>
+              <w:rPr>
+                <w:rFonts w:ascii="Malgun Gothic" w:hAnsi="Malgun Gothic" w:eastAsia="Malgun Gothic"/>
+                <w:sz w:val="16"/>
+              </w:rPr>
+            </w:r>
             <w:r>
               <w:rPr>
                 <w:rFonts w:ascii="Malgun Gothic" w:hAnsi="Malgun Gothic" w:eastAsia="Malgun Gothic"/>
@@ -10612,7 +12709,12 @@
             <w:pPr>
               <w:spacing w:after="0" w:line="276" w:lineRule="auto"/>
             </w:pPr>
-            <w:r/>
+            <w:r>
+              <w:rPr>
+                <w:rFonts w:ascii="Malgun Gothic" w:hAnsi="Malgun Gothic" w:eastAsia="Malgun Gothic"/>
+                <w:sz w:val="16"/>
+              </w:rPr>
+            </w:r>
             <w:r>
               <w:rPr>
                 <w:rFonts w:ascii="Malgun Gothic" w:hAnsi="Malgun Gothic" w:eastAsia="Malgun Gothic"/>
@@ -10633,7 +12735,12 @@
             <w:pPr>
               <w:spacing w:after="0" w:line="276" w:lineRule="auto"/>
             </w:pPr>
-            <w:r/>
+            <w:r>
+              <w:rPr>
+                <w:rFonts w:ascii="Malgun Gothic" w:hAnsi="Malgun Gothic" w:eastAsia="Malgun Gothic"/>
+                <w:sz w:val="16"/>
+              </w:rPr>
+            </w:r>
             <w:r>
               <w:rPr>
                 <w:rFonts w:ascii="Malgun Gothic" w:hAnsi="Malgun Gothic" w:eastAsia="Malgun Gothic"/>
@@ -10654,7 +12761,12 @@
             <w:pPr>
               <w:spacing w:after="0" w:line="276" w:lineRule="auto"/>
             </w:pPr>
-            <w:r/>
+            <w:r>
+              <w:rPr>
+                <w:rFonts w:ascii="Malgun Gothic" w:hAnsi="Malgun Gothic" w:eastAsia="Malgun Gothic"/>
+                <w:sz w:val="16"/>
+              </w:rPr>
+            </w:r>
             <w:r>
               <w:rPr>
                 <w:rFonts w:ascii="Malgun Gothic" w:hAnsi="Malgun Gothic" w:eastAsia="Malgun Gothic"/>
@@ -10675,7 +12787,12 @@
             <w:pPr>
               <w:spacing w:after="0" w:line="276" w:lineRule="auto"/>
             </w:pPr>
-            <w:r/>
+            <w:r>
+              <w:rPr>
+                <w:rFonts w:ascii="Malgun Gothic" w:hAnsi="Malgun Gothic" w:eastAsia="Malgun Gothic"/>
+                <w:sz w:val="16"/>
+              </w:rPr>
+            </w:r>
             <w:r>
               <w:rPr>
                 <w:rFonts w:ascii="Malgun Gothic" w:hAnsi="Malgun Gothic" w:eastAsia="Malgun Gothic"/>
@@ -10698,7 +12815,12 @@
             <w:pPr>
               <w:spacing w:after="0" w:line="276" w:lineRule="auto"/>
             </w:pPr>
-            <w:r/>
+            <w:r>
+              <w:rPr>
+                <w:rFonts w:ascii="Malgun Gothic" w:hAnsi="Malgun Gothic" w:eastAsia="Malgun Gothic"/>
+                <w:sz w:val="16"/>
+              </w:rPr>
+            </w:r>
             <w:r>
               <w:rPr>
                 <w:rFonts w:ascii="Malgun Gothic" w:hAnsi="Malgun Gothic" w:eastAsia="Malgun Gothic"/>
@@ -10719,7 +12841,12 @@
             <w:pPr>
               <w:spacing w:after="0" w:line="276" w:lineRule="auto"/>
             </w:pPr>
-            <w:r/>
+            <w:r>
+              <w:rPr>
+                <w:rFonts w:ascii="Malgun Gothic" w:hAnsi="Malgun Gothic" w:eastAsia="Malgun Gothic"/>
+                <w:sz w:val="16"/>
+              </w:rPr>
+            </w:r>
             <w:r>
               <w:rPr>
                 <w:rFonts w:ascii="Malgun Gothic" w:hAnsi="Malgun Gothic" w:eastAsia="Malgun Gothic"/>
@@ -10740,7 +12867,12 @@
             <w:pPr>
               <w:spacing w:after="0" w:line="276" w:lineRule="auto"/>
             </w:pPr>
-            <w:r/>
+            <w:r>
+              <w:rPr>
+                <w:rFonts w:ascii="Malgun Gothic" w:hAnsi="Malgun Gothic" w:eastAsia="Malgun Gothic"/>
+                <w:sz w:val="16"/>
+              </w:rPr>
+            </w:r>
             <w:r>
               <w:rPr>
                 <w:rFonts w:ascii="Malgun Gothic" w:hAnsi="Malgun Gothic" w:eastAsia="Malgun Gothic"/>
@@ -10761,7 +12893,12 @@
             <w:pPr>
               <w:spacing w:after="0" w:line="276" w:lineRule="auto"/>
             </w:pPr>
-            <w:r/>
+            <w:r>
+              <w:rPr>
+                <w:rFonts w:ascii="Malgun Gothic" w:hAnsi="Malgun Gothic" w:eastAsia="Malgun Gothic"/>
+                <w:sz w:val="16"/>
+              </w:rPr>
+            </w:r>
             <w:r>
               <w:rPr>
                 <w:rFonts w:ascii="Malgun Gothic" w:hAnsi="Malgun Gothic" w:eastAsia="Malgun Gothic"/>
@@ -10815,7 +12952,12 @@
             <w:pPr>
               <w:spacing w:after="0" w:line="276" w:lineRule="auto"/>
             </w:pPr>
-            <w:r/>
+            <w:r>
+              <w:rPr>
+                <w:rFonts w:ascii="Malgun Gothic" w:hAnsi="Malgun Gothic" w:eastAsia="Malgun Gothic"/>
+                <w:sz w:val="16"/>
+              </w:rPr>
+            </w:r>
             <w:r>
               <w:rPr>
                 <w:rFonts w:ascii="Malgun Gothic" w:hAnsi="Malgun Gothic" w:eastAsia="Malgun Gothic"/>
@@ -10837,7 +12979,12 @@
             <w:pPr>
               <w:spacing w:after="0" w:line="276" w:lineRule="auto"/>
             </w:pPr>
-            <w:r/>
+            <w:r>
+              <w:rPr>
+                <w:rFonts w:ascii="Malgun Gothic" w:hAnsi="Malgun Gothic" w:eastAsia="Malgun Gothic"/>
+                <w:sz w:val="16"/>
+              </w:rPr>
+            </w:r>
             <w:r>
               <w:rPr>
                 <w:rFonts w:ascii="Malgun Gothic" w:hAnsi="Malgun Gothic" w:eastAsia="Malgun Gothic"/>
@@ -10859,7 +13006,12 @@
             <w:pPr>
               <w:spacing w:after="0" w:line="276" w:lineRule="auto"/>
             </w:pPr>
-            <w:r/>
+            <w:r>
+              <w:rPr>
+                <w:rFonts w:ascii="Malgun Gothic" w:hAnsi="Malgun Gothic" w:eastAsia="Malgun Gothic"/>
+                <w:sz w:val="16"/>
+              </w:rPr>
+            </w:r>
             <w:r>
               <w:rPr>
                 <w:rFonts w:ascii="Malgun Gothic" w:hAnsi="Malgun Gothic" w:eastAsia="Malgun Gothic"/>
@@ -10881,7 +13033,12 @@
             <w:pPr>
               <w:spacing w:after="0" w:line="276" w:lineRule="auto"/>
             </w:pPr>
-            <w:r/>
+            <w:r>
+              <w:rPr>
+                <w:rFonts w:ascii="Malgun Gothic" w:hAnsi="Malgun Gothic" w:eastAsia="Malgun Gothic"/>
+                <w:sz w:val="16"/>
+              </w:rPr>
+            </w:r>
             <w:r>
               <w:rPr>
                 <w:rFonts w:ascii="Malgun Gothic" w:hAnsi="Malgun Gothic" w:eastAsia="Malgun Gothic"/>
@@ -10904,7 +13061,12 @@
             <w:pPr>
               <w:spacing w:after="0" w:line="276" w:lineRule="auto"/>
             </w:pPr>
-            <w:r/>
+            <w:r>
+              <w:rPr>
+                <w:rFonts w:ascii="Malgun Gothic" w:hAnsi="Malgun Gothic" w:eastAsia="Malgun Gothic"/>
+                <w:sz w:val="16"/>
+              </w:rPr>
+            </w:r>
             <w:r>
               <w:rPr>
                 <w:rFonts w:ascii="Malgun Gothic" w:hAnsi="Malgun Gothic" w:eastAsia="Malgun Gothic"/>
@@ -10925,7 +13087,12 @@
             <w:pPr>
               <w:spacing w:after="0" w:line="276" w:lineRule="auto"/>
             </w:pPr>
-            <w:r/>
+            <w:r>
+              <w:rPr>
+                <w:rFonts w:ascii="Malgun Gothic" w:hAnsi="Malgun Gothic" w:eastAsia="Malgun Gothic"/>
+                <w:sz w:val="16"/>
+              </w:rPr>
+            </w:r>
             <w:r>
               <w:rPr>
                 <w:rFonts w:ascii="Malgun Gothic" w:hAnsi="Malgun Gothic" w:eastAsia="Malgun Gothic"/>
@@ -10946,7 +13113,12 @@
             <w:pPr>
               <w:spacing w:after="0" w:line="276" w:lineRule="auto"/>
             </w:pPr>
-            <w:r/>
+            <w:r>
+              <w:rPr>
+                <w:rFonts w:ascii="Malgun Gothic" w:hAnsi="Malgun Gothic" w:eastAsia="Malgun Gothic"/>
+                <w:sz w:val="16"/>
+              </w:rPr>
+            </w:r>
             <w:r>
               <w:rPr>
                 <w:rFonts w:ascii="Malgun Gothic" w:hAnsi="Malgun Gothic" w:eastAsia="Malgun Gothic"/>
@@ -10967,7 +13139,12 @@
             <w:pPr>
               <w:spacing w:after="0" w:line="276" w:lineRule="auto"/>
             </w:pPr>
-            <w:r/>
+            <w:r>
+              <w:rPr>
+                <w:rFonts w:ascii="Malgun Gothic" w:hAnsi="Malgun Gothic" w:eastAsia="Malgun Gothic"/>
+                <w:sz w:val="16"/>
+              </w:rPr>
+            </w:r>
             <w:r>
               <w:rPr>
                 <w:rFonts w:ascii="Malgun Gothic" w:hAnsi="Malgun Gothic" w:eastAsia="Malgun Gothic"/>
@@ -10990,7 +13167,12 @@
             <w:pPr>
               <w:spacing w:after="0" w:line="276" w:lineRule="auto"/>
             </w:pPr>
-            <w:r/>
+            <w:r>
+              <w:rPr>
+                <w:rFonts w:ascii="Malgun Gothic" w:hAnsi="Malgun Gothic" w:eastAsia="Malgun Gothic"/>
+                <w:sz w:val="16"/>
+              </w:rPr>
+            </w:r>
             <w:r>
               <w:rPr>
                 <w:rFonts w:ascii="Malgun Gothic" w:hAnsi="Malgun Gothic" w:eastAsia="Malgun Gothic"/>
@@ -11011,7 +13193,12 @@
             <w:pPr>
               <w:spacing w:after="0" w:line="276" w:lineRule="auto"/>
             </w:pPr>
-            <w:r/>
+            <w:r>
+              <w:rPr>
+                <w:rFonts w:ascii="Malgun Gothic" w:hAnsi="Malgun Gothic" w:eastAsia="Malgun Gothic"/>
+                <w:sz w:val="16"/>
+              </w:rPr>
+            </w:r>
             <w:r>
               <w:rPr>
                 <w:rFonts w:ascii="Malgun Gothic" w:hAnsi="Malgun Gothic" w:eastAsia="Malgun Gothic"/>
@@ -11032,7 +13219,12 @@
             <w:pPr>
               <w:spacing w:after="0" w:line="276" w:lineRule="auto"/>
             </w:pPr>
-            <w:r/>
+            <w:r>
+              <w:rPr>
+                <w:rFonts w:ascii="Malgun Gothic" w:hAnsi="Malgun Gothic" w:eastAsia="Malgun Gothic"/>
+                <w:sz w:val="16"/>
+              </w:rPr>
+            </w:r>
             <w:r>
               <w:rPr>
                 <w:rFonts w:ascii="Malgun Gothic" w:hAnsi="Malgun Gothic" w:eastAsia="Malgun Gothic"/>
@@ -11053,7 +13245,12 @@
             <w:pPr>
               <w:spacing w:after="0" w:line="276" w:lineRule="auto"/>
             </w:pPr>
-            <w:r/>
+            <w:r>
+              <w:rPr>
+                <w:rFonts w:ascii="Malgun Gothic" w:hAnsi="Malgun Gothic" w:eastAsia="Malgun Gothic"/>
+                <w:sz w:val="16"/>
+              </w:rPr>
+            </w:r>
             <w:r>
               <w:rPr>
                 <w:rFonts w:ascii="Malgun Gothic" w:hAnsi="Malgun Gothic" w:eastAsia="Malgun Gothic"/>
@@ -11076,7 +13273,12 @@
             <w:pPr>
               <w:spacing w:after="0" w:line="276" w:lineRule="auto"/>
             </w:pPr>
-            <w:r/>
+            <w:r>
+              <w:rPr>
+                <w:rFonts w:ascii="Malgun Gothic" w:hAnsi="Malgun Gothic" w:eastAsia="Malgun Gothic"/>
+                <w:sz w:val="16"/>
+              </w:rPr>
+            </w:r>
             <w:r>
               <w:rPr>
                 <w:rFonts w:ascii="Malgun Gothic" w:hAnsi="Malgun Gothic" w:eastAsia="Malgun Gothic"/>
@@ -11097,7 +13299,12 @@
             <w:pPr>
               <w:spacing w:after="0" w:line="276" w:lineRule="auto"/>
             </w:pPr>
-            <w:r/>
+            <w:r>
+              <w:rPr>
+                <w:rFonts w:ascii="Malgun Gothic" w:hAnsi="Malgun Gothic" w:eastAsia="Malgun Gothic"/>
+                <w:sz w:val="16"/>
+              </w:rPr>
+            </w:r>
             <w:r>
               <w:rPr>
                 <w:rFonts w:ascii="Malgun Gothic" w:hAnsi="Malgun Gothic" w:eastAsia="Malgun Gothic"/>
@@ -11118,7 +13325,12 @@
             <w:pPr>
               <w:spacing w:after="0" w:line="276" w:lineRule="auto"/>
             </w:pPr>
-            <w:r/>
+            <w:r>
+              <w:rPr>
+                <w:rFonts w:ascii="Malgun Gothic" w:hAnsi="Malgun Gothic" w:eastAsia="Malgun Gothic"/>
+                <w:sz w:val="16"/>
+              </w:rPr>
+            </w:r>
             <w:r>
               <w:rPr>
                 <w:rFonts w:ascii="Malgun Gothic" w:hAnsi="Malgun Gothic" w:eastAsia="Malgun Gothic"/>
@@ -11139,7 +13351,12 @@
             <w:pPr>
               <w:spacing w:after="0" w:line="276" w:lineRule="auto"/>
             </w:pPr>
-            <w:r/>
+            <w:r>
+              <w:rPr>
+                <w:rFonts w:ascii="Malgun Gothic" w:hAnsi="Malgun Gothic" w:eastAsia="Malgun Gothic"/>
+                <w:sz w:val="16"/>
+              </w:rPr>
+            </w:r>
             <w:r>
               <w:rPr>
                 <w:rFonts w:ascii="Malgun Gothic" w:hAnsi="Malgun Gothic" w:eastAsia="Malgun Gothic"/>
@@ -11162,7 +13379,12 @@
             <w:pPr>
               <w:spacing w:after="0" w:line="276" w:lineRule="auto"/>
             </w:pPr>
-            <w:r/>
+            <w:r>
+              <w:rPr>
+                <w:rFonts w:ascii="Malgun Gothic" w:hAnsi="Malgun Gothic" w:eastAsia="Malgun Gothic"/>
+                <w:sz w:val="16"/>
+              </w:rPr>
+            </w:r>
             <w:r>
               <w:rPr>
                 <w:rFonts w:ascii="Malgun Gothic" w:hAnsi="Malgun Gothic" w:eastAsia="Malgun Gothic"/>
@@ -11183,7 +13405,12 @@
             <w:pPr>
               <w:spacing w:after="0" w:line="276" w:lineRule="auto"/>
             </w:pPr>
-            <w:r/>
+            <w:r>
+              <w:rPr>
+                <w:rFonts w:ascii="Malgun Gothic" w:hAnsi="Malgun Gothic" w:eastAsia="Malgun Gothic"/>
+                <w:sz w:val="16"/>
+              </w:rPr>
+            </w:r>
             <w:r>
               <w:rPr>
                 <w:rFonts w:ascii="Malgun Gothic" w:hAnsi="Malgun Gothic" w:eastAsia="Malgun Gothic"/>
@@ -11204,7 +13431,12 @@
             <w:pPr>
               <w:spacing w:after="0" w:line="276" w:lineRule="auto"/>
             </w:pPr>
-            <w:r/>
+            <w:r>
+              <w:rPr>
+                <w:rFonts w:ascii="Malgun Gothic" w:hAnsi="Malgun Gothic" w:eastAsia="Malgun Gothic"/>
+                <w:sz w:val="16"/>
+              </w:rPr>
+            </w:r>
             <w:r>
               <w:rPr>
                 <w:rFonts w:ascii="Malgun Gothic" w:hAnsi="Malgun Gothic" w:eastAsia="Malgun Gothic"/>
@@ -11225,7 +13457,12 @@
             <w:pPr>
               <w:spacing w:after="0" w:line="276" w:lineRule="auto"/>
             </w:pPr>
-            <w:r/>
+            <w:r>
+              <w:rPr>
+                <w:rFonts w:ascii="Malgun Gothic" w:hAnsi="Malgun Gothic" w:eastAsia="Malgun Gothic"/>
+                <w:sz w:val="16"/>
+              </w:rPr>
+            </w:r>
             <w:r>
               <w:rPr>
                 <w:rFonts w:ascii="Malgun Gothic" w:hAnsi="Malgun Gothic" w:eastAsia="Malgun Gothic"/>
@@ -11248,7 +13485,12 @@
             <w:pPr>
               <w:spacing w:after="0" w:line="276" w:lineRule="auto"/>
             </w:pPr>
-            <w:r/>
+            <w:r>
+              <w:rPr>
+                <w:rFonts w:ascii="Malgun Gothic" w:hAnsi="Malgun Gothic" w:eastAsia="Malgun Gothic"/>
+                <w:sz w:val="16"/>
+              </w:rPr>
+            </w:r>
             <w:r>
               <w:rPr>
                 <w:rFonts w:ascii="Malgun Gothic" w:hAnsi="Malgun Gothic" w:eastAsia="Malgun Gothic"/>
@@ -11269,7 +13511,12 @@
             <w:pPr>
               <w:spacing w:after="0" w:line="276" w:lineRule="auto"/>
             </w:pPr>
-            <w:r/>
+            <w:r>
+              <w:rPr>
+                <w:rFonts w:ascii="Malgun Gothic" w:hAnsi="Malgun Gothic" w:eastAsia="Malgun Gothic"/>
+                <w:sz w:val="16"/>
+              </w:rPr>
+            </w:r>
             <w:r>
               <w:rPr>
                 <w:rFonts w:ascii="Malgun Gothic" w:hAnsi="Malgun Gothic" w:eastAsia="Malgun Gothic"/>
@@ -11290,7 +13537,12 @@
             <w:pPr>
               <w:spacing w:after="0" w:line="276" w:lineRule="auto"/>
             </w:pPr>
-            <w:r/>
+            <w:r>
+              <w:rPr>
+                <w:rFonts w:ascii="Malgun Gothic" w:hAnsi="Malgun Gothic" w:eastAsia="Malgun Gothic"/>
+                <w:sz w:val="16"/>
+              </w:rPr>
+            </w:r>
             <w:r>
               <w:rPr>
                 <w:rFonts w:ascii="Malgun Gothic" w:hAnsi="Malgun Gothic" w:eastAsia="Malgun Gothic"/>
@@ -11311,7 +13563,12 @@
             <w:pPr>
               <w:spacing w:after="0" w:line="276" w:lineRule="auto"/>
             </w:pPr>
-            <w:r/>
+            <w:r>
+              <w:rPr>
+                <w:rFonts w:ascii="Malgun Gothic" w:hAnsi="Malgun Gothic" w:eastAsia="Malgun Gothic"/>
+                <w:sz w:val="16"/>
+              </w:rPr>
+            </w:r>
             <w:r>
               <w:rPr>
                 <w:rFonts w:ascii="Malgun Gothic" w:hAnsi="Malgun Gothic" w:eastAsia="Malgun Gothic"/>
@@ -11334,7 +13591,12 @@
             <w:pPr>
               <w:spacing w:after="0" w:line="276" w:lineRule="auto"/>
             </w:pPr>
-            <w:r/>
+            <w:r>
+              <w:rPr>
+                <w:rFonts w:ascii="Malgun Gothic" w:hAnsi="Malgun Gothic" w:eastAsia="Malgun Gothic"/>
+                <w:sz w:val="16"/>
+              </w:rPr>
+            </w:r>
             <w:r>
               <w:rPr>
                 <w:rFonts w:ascii="Malgun Gothic" w:hAnsi="Malgun Gothic" w:eastAsia="Malgun Gothic"/>
@@ -11352,18 +13614,12 @@
             <w:vAlign w:val="top"/>
           </w:tcPr>
           <w:p>
-            <w:pPr>
-              <w:spacing w:after="0" w:line="276" w:lineRule="auto"/>
-            </w:pPr>
-            <w:r/>
-            <w:r>
-              <w:rPr>
-                <w:rFonts w:ascii="Malgun Gothic" w:hAnsi="Malgun Gothic" w:eastAsia="Malgun Gothic"/>
-                <w:b w:val="0"/>
-                <w:color w:val="0B2545"/>
-                <w:sz w:val="14"/>
-              </w:rPr>
-              <w:t>51</w:t>
+            <w:r>
+              <w:rPr>
+                <w:rFonts w:ascii="Malgun Gothic" w:hAnsi="Malgun Gothic" w:eastAsia="Malgun Gothic"/>
+                <w:sz w:val="16"/>
+              </w:rPr>
+              <w:t>39</w:t>
             </w:r>
           </w:p>
         </w:tc>
@@ -11373,18 +13629,12 @@
             <w:vAlign w:val="top"/>
           </w:tcPr>
           <w:p>
-            <w:pPr>
-              <w:spacing w:after="0" w:line="276" w:lineRule="auto"/>
-            </w:pPr>
-            <w:r/>
-            <w:r>
-              <w:rPr>
-                <w:rFonts w:ascii="Malgun Gothic" w:hAnsi="Malgun Gothic" w:eastAsia="Malgun Gothic"/>
-                <w:b w:val="0"/>
-                <w:color w:val="0B2545"/>
-                <w:sz w:val="14"/>
-              </w:rPr>
-              <w:t>문진 답변 처리 API를 담당한다. 현재 실사용 흐름은 processTranscript이고, uploadAudio/getTranscript는 이전 저장형 흐름 호환 목적이다.</w:t>
+            <w:r>
+              <w:rPr>
+                <w:rFonts w:ascii="Malgun Gothic" w:hAnsi="Malgun Gothic" w:eastAsia="Malgun Gothic"/>
+                <w:sz w:val="16"/>
+              </w:rPr>
+              <w:t>?? ?? ?? API? ????. ??? STT? ??? transcript? /process-answer? ?? ??? ???????? ????.</w:t>
             </w:r>
           </w:p>
         </w:tc>
@@ -11394,18 +13644,12 @@
             <w:vAlign w:val="top"/>
           </w:tcPr>
           <w:p>
-            <w:pPr>
-              <w:spacing w:after="0" w:line="276" w:lineRule="auto"/>
-            </w:pPr>
-            <w:r/>
-            <w:r>
-              <w:rPr>
-                <w:rFonts w:ascii="Malgun Gothic" w:hAnsi="Malgun Gothic" w:eastAsia="Malgun Gothic"/>
-                <w:b w:val="0"/>
-                <w:color w:val="0B2545"/>
-                <w:sz w:val="14"/>
-              </w:rPr>
-              <w:t>import: ./client.js, ./mockResponses.js / function: getTranscript, processTranscript, uploadAudio</w:t>
+            <w:r>
+              <w:rPr>
+                <w:rFonts w:ascii="Malgun Gothic" w:hAnsi="Malgun Gothic" w:eastAsia="Malgun Gothic"/>
+                <w:sz w:val="16"/>
+              </w:rPr>
+              <w:t>import: ./client.js, ./mockResponses.js / function: processTranscript</w:t>
             </w:r>
           </w:p>
         </w:tc>
@@ -11420,7 +13664,12 @@
             <w:pPr>
               <w:spacing w:after="0" w:line="276" w:lineRule="auto"/>
             </w:pPr>
-            <w:r/>
+            <w:r>
+              <w:rPr>
+                <w:rFonts w:ascii="Malgun Gothic" w:hAnsi="Malgun Gothic" w:eastAsia="Malgun Gothic"/>
+                <w:sz w:val="16"/>
+              </w:rPr>
+            </w:r>
             <w:r>
               <w:rPr>
                 <w:rFonts w:ascii="Malgun Gothic" w:hAnsi="Malgun Gothic" w:eastAsia="Malgun Gothic"/>
@@ -11441,7 +13690,12 @@
             <w:pPr>
               <w:spacing w:after="0" w:line="276" w:lineRule="auto"/>
             </w:pPr>
-            <w:r/>
+            <w:r>
+              <w:rPr>
+                <w:rFonts w:ascii="Malgun Gothic" w:hAnsi="Malgun Gothic" w:eastAsia="Malgun Gothic"/>
+                <w:sz w:val="16"/>
+              </w:rPr>
+            </w:r>
             <w:r>
               <w:rPr>
                 <w:rFonts w:ascii="Malgun Gothic" w:hAnsi="Malgun Gothic" w:eastAsia="Malgun Gothic"/>
@@ -11462,7 +13716,12 @@
             <w:pPr>
               <w:spacing w:after="0" w:line="276" w:lineRule="auto"/>
             </w:pPr>
-            <w:r/>
+            <w:r>
+              <w:rPr>
+                <w:rFonts w:ascii="Malgun Gothic" w:hAnsi="Malgun Gothic" w:eastAsia="Malgun Gothic"/>
+                <w:sz w:val="16"/>
+              </w:rPr>
+            </w:r>
             <w:r>
               <w:rPr>
                 <w:rFonts w:ascii="Malgun Gothic" w:hAnsi="Malgun Gothic" w:eastAsia="Malgun Gothic"/>
@@ -11483,7 +13742,12 @@
             <w:pPr>
               <w:spacing w:after="0" w:line="276" w:lineRule="auto"/>
             </w:pPr>
-            <w:r/>
+            <w:r>
+              <w:rPr>
+                <w:rFonts w:ascii="Malgun Gothic" w:hAnsi="Malgun Gothic" w:eastAsia="Malgun Gothic"/>
+                <w:sz w:val="16"/>
+              </w:rPr>
+            </w:r>
             <w:r>
               <w:rPr>
                 <w:rFonts w:ascii="Malgun Gothic" w:hAnsi="Malgun Gothic" w:eastAsia="Malgun Gothic"/>
@@ -11506,7 +13770,12 @@
             <w:pPr>
               <w:spacing w:after="0" w:line="276" w:lineRule="auto"/>
             </w:pPr>
-            <w:r/>
+            <w:r>
+              <w:rPr>
+                <w:rFonts w:ascii="Malgun Gothic" w:hAnsi="Malgun Gothic" w:eastAsia="Malgun Gothic"/>
+                <w:sz w:val="16"/>
+              </w:rPr>
+            </w:r>
             <w:r>
               <w:rPr>
                 <w:rFonts w:ascii="Malgun Gothic" w:hAnsi="Malgun Gothic" w:eastAsia="Malgun Gothic"/>
@@ -11527,7 +13796,12 @@
             <w:pPr>
               <w:spacing w:after="0" w:line="276" w:lineRule="auto"/>
             </w:pPr>
-            <w:r/>
+            <w:r>
+              <w:rPr>
+                <w:rFonts w:ascii="Malgun Gothic" w:hAnsi="Malgun Gothic" w:eastAsia="Malgun Gothic"/>
+                <w:sz w:val="16"/>
+              </w:rPr>
+            </w:r>
             <w:r>
               <w:rPr>
                 <w:rFonts w:ascii="Malgun Gothic" w:hAnsi="Malgun Gothic" w:eastAsia="Malgun Gothic"/>
@@ -11548,7 +13822,12 @@
             <w:pPr>
               <w:spacing w:after="0" w:line="276" w:lineRule="auto"/>
             </w:pPr>
-            <w:r/>
+            <w:r>
+              <w:rPr>
+                <w:rFonts w:ascii="Malgun Gothic" w:hAnsi="Malgun Gothic" w:eastAsia="Malgun Gothic"/>
+                <w:sz w:val="16"/>
+              </w:rPr>
+            </w:r>
             <w:r>
               <w:rPr>
                 <w:rFonts w:ascii="Malgun Gothic" w:hAnsi="Malgun Gothic" w:eastAsia="Malgun Gothic"/>
@@ -11569,7 +13848,12 @@
             <w:pPr>
               <w:spacing w:after="0" w:line="276" w:lineRule="auto"/>
             </w:pPr>
-            <w:r/>
+            <w:r>
+              <w:rPr>
+                <w:rFonts w:ascii="Malgun Gothic" w:hAnsi="Malgun Gothic" w:eastAsia="Malgun Gothic"/>
+                <w:sz w:val="16"/>
+              </w:rPr>
+            </w:r>
             <w:r>
               <w:rPr>
                 <w:rFonts w:ascii="Malgun Gothic" w:hAnsi="Malgun Gothic" w:eastAsia="Malgun Gothic"/>
@@ -11592,7 +13876,12 @@
             <w:pPr>
               <w:spacing w:after="0" w:line="276" w:lineRule="auto"/>
             </w:pPr>
-            <w:r/>
+            <w:r>
+              <w:rPr>
+                <w:rFonts w:ascii="Malgun Gothic" w:hAnsi="Malgun Gothic" w:eastAsia="Malgun Gothic"/>
+                <w:sz w:val="16"/>
+              </w:rPr>
+            </w:r>
             <w:r>
               <w:rPr>
                 <w:rFonts w:ascii="Malgun Gothic" w:hAnsi="Malgun Gothic" w:eastAsia="Malgun Gothic"/>
@@ -11613,7 +13902,12 @@
             <w:pPr>
               <w:spacing w:after="0" w:line="276" w:lineRule="auto"/>
             </w:pPr>
-            <w:r/>
+            <w:r>
+              <w:rPr>
+                <w:rFonts w:ascii="Malgun Gothic" w:hAnsi="Malgun Gothic" w:eastAsia="Malgun Gothic"/>
+                <w:sz w:val="16"/>
+              </w:rPr>
+            </w:r>
             <w:r>
               <w:rPr>
                 <w:rFonts w:ascii="Malgun Gothic" w:hAnsi="Malgun Gothic" w:eastAsia="Malgun Gothic"/>
@@ -11634,7 +13928,12 @@
             <w:pPr>
               <w:spacing w:after="0" w:line="276" w:lineRule="auto"/>
             </w:pPr>
-            <w:r/>
+            <w:r>
+              <w:rPr>
+                <w:rFonts w:ascii="Malgun Gothic" w:hAnsi="Malgun Gothic" w:eastAsia="Malgun Gothic"/>
+                <w:sz w:val="16"/>
+              </w:rPr>
+            </w:r>
             <w:r>
               <w:rPr>
                 <w:rFonts w:ascii="Malgun Gothic" w:hAnsi="Malgun Gothic" w:eastAsia="Malgun Gothic"/>
@@ -11655,7 +13954,12 @@
             <w:pPr>
               <w:spacing w:after="0" w:line="276" w:lineRule="auto"/>
             </w:pPr>
-            <w:r/>
+            <w:r>
+              <w:rPr>
+                <w:rFonts w:ascii="Malgun Gothic" w:hAnsi="Malgun Gothic" w:eastAsia="Malgun Gothic"/>
+                <w:sz w:val="16"/>
+              </w:rPr>
+            </w:r>
             <w:r>
               <w:rPr>
                 <w:rFonts w:ascii="Malgun Gothic" w:hAnsi="Malgun Gothic" w:eastAsia="Malgun Gothic"/>
@@ -11678,7 +13982,12 @@
             <w:pPr>
               <w:spacing w:after="0" w:line="276" w:lineRule="auto"/>
             </w:pPr>
-            <w:r/>
+            <w:r>
+              <w:rPr>
+                <w:rFonts w:ascii="Malgun Gothic" w:hAnsi="Malgun Gothic" w:eastAsia="Malgun Gothic"/>
+                <w:sz w:val="16"/>
+              </w:rPr>
+            </w:r>
             <w:r>
               <w:rPr>
                 <w:rFonts w:ascii="Malgun Gothic" w:hAnsi="Malgun Gothic" w:eastAsia="Malgun Gothic"/>
@@ -11699,7 +14008,12 @@
             <w:pPr>
               <w:spacing w:after="0" w:line="276" w:lineRule="auto"/>
             </w:pPr>
-            <w:r/>
+            <w:r>
+              <w:rPr>
+                <w:rFonts w:ascii="Malgun Gothic" w:hAnsi="Malgun Gothic" w:eastAsia="Malgun Gothic"/>
+                <w:sz w:val="16"/>
+              </w:rPr>
+            </w:r>
             <w:r>
               <w:rPr>
                 <w:rFonts w:ascii="Malgun Gothic" w:hAnsi="Malgun Gothic" w:eastAsia="Malgun Gothic"/>
@@ -11720,7 +14034,12 @@
             <w:pPr>
               <w:spacing w:after="0" w:line="276" w:lineRule="auto"/>
             </w:pPr>
-            <w:r/>
+            <w:r>
+              <w:rPr>
+                <w:rFonts w:ascii="Malgun Gothic" w:hAnsi="Malgun Gothic" w:eastAsia="Malgun Gothic"/>
+                <w:sz w:val="16"/>
+              </w:rPr>
+            </w:r>
             <w:r>
               <w:rPr>
                 <w:rFonts w:ascii="Malgun Gothic" w:hAnsi="Malgun Gothic" w:eastAsia="Malgun Gothic"/>
@@ -11741,7 +14060,12 @@
             <w:pPr>
               <w:spacing w:after="0" w:line="276" w:lineRule="auto"/>
             </w:pPr>
-            <w:r/>
+            <w:r>
+              <w:rPr>
+                <w:rFonts w:ascii="Malgun Gothic" w:hAnsi="Malgun Gothic" w:eastAsia="Malgun Gothic"/>
+                <w:sz w:val="16"/>
+              </w:rPr>
+            </w:r>
             <w:r>
               <w:rPr>
                 <w:rFonts w:ascii="Malgun Gothic" w:hAnsi="Malgun Gothic" w:eastAsia="Malgun Gothic"/>
@@ -11795,7 +14119,12 @@
             <w:pPr>
               <w:spacing w:after="0" w:line="276" w:lineRule="auto"/>
             </w:pPr>
-            <w:r/>
+            <w:r>
+              <w:rPr>
+                <w:rFonts w:ascii="Malgun Gothic" w:hAnsi="Malgun Gothic" w:eastAsia="Malgun Gothic"/>
+                <w:sz w:val="16"/>
+              </w:rPr>
+            </w:r>
             <w:r>
               <w:rPr>
                 <w:rFonts w:ascii="Malgun Gothic" w:hAnsi="Malgun Gothic" w:eastAsia="Malgun Gothic"/>
@@ -11817,7 +14146,12 @@
             <w:pPr>
               <w:spacing w:after="0" w:line="276" w:lineRule="auto"/>
             </w:pPr>
-            <w:r/>
+            <w:r>
+              <w:rPr>
+                <w:rFonts w:ascii="Malgun Gothic" w:hAnsi="Malgun Gothic" w:eastAsia="Malgun Gothic"/>
+                <w:sz w:val="16"/>
+              </w:rPr>
+            </w:r>
             <w:r>
               <w:rPr>
                 <w:rFonts w:ascii="Malgun Gothic" w:hAnsi="Malgun Gothic" w:eastAsia="Malgun Gothic"/>
@@ -11839,7 +14173,12 @@
             <w:pPr>
               <w:spacing w:after="0" w:line="276" w:lineRule="auto"/>
             </w:pPr>
-            <w:r/>
+            <w:r>
+              <w:rPr>
+                <w:rFonts w:ascii="Malgun Gothic" w:hAnsi="Malgun Gothic" w:eastAsia="Malgun Gothic"/>
+                <w:sz w:val="16"/>
+              </w:rPr>
+            </w:r>
             <w:r>
               <w:rPr>
                 <w:rFonts w:ascii="Malgun Gothic" w:hAnsi="Malgun Gothic" w:eastAsia="Malgun Gothic"/>
@@ -11861,7 +14200,12 @@
             <w:pPr>
               <w:spacing w:after="0" w:line="276" w:lineRule="auto"/>
             </w:pPr>
-            <w:r/>
+            <w:r>
+              <w:rPr>
+                <w:rFonts w:ascii="Malgun Gothic" w:hAnsi="Malgun Gothic" w:eastAsia="Malgun Gothic"/>
+                <w:sz w:val="16"/>
+              </w:rPr>
+            </w:r>
             <w:r>
               <w:rPr>
                 <w:rFonts w:ascii="Malgun Gothic" w:hAnsi="Malgun Gothic" w:eastAsia="Malgun Gothic"/>
@@ -11884,7 +14228,12 @@
             <w:pPr>
               <w:spacing w:after="0" w:line="276" w:lineRule="auto"/>
             </w:pPr>
-            <w:r/>
+            <w:r>
+              <w:rPr>
+                <w:rFonts w:ascii="Malgun Gothic" w:hAnsi="Malgun Gothic" w:eastAsia="Malgun Gothic"/>
+                <w:sz w:val="16"/>
+              </w:rPr>
+            </w:r>
             <w:r>
               <w:rPr>
                 <w:rFonts w:ascii="Malgun Gothic" w:hAnsi="Malgun Gothic" w:eastAsia="Malgun Gothic"/>
@@ -11905,7 +14254,12 @@
             <w:pPr>
               <w:spacing w:after="0" w:line="276" w:lineRule="auto"/>
             </w:pPr>
-            <w:r/>
+            <w:r>
+              <w:rPr>
+                <w:rFonts w:ascii="Malgun Gothic" w:hAnsi="Malgun Gothic" w:eastAsia="Malgun Gothic"/>
+                <w:sz w:val="16"/>
+              </w:rPr>
+            </w:r>
             <w:r>
               <w:rPr>
                 <w:rFonts w:ascii="Malgun Gothic" w:hAnsi="Malgun Gothic" w:eastAsia="Malgun Gothic"/>
@@ -11926,7 +14280,12 @@
             <w:pPr>
               <w:spacing w:after="0" w:line="276" w:lineRule="auto"/>
             </w:pPr>
-            <w:r/>
+            <w:r>
+              <w:rPr>
+                <w:rFonts w:ascii="Malgun Gothic" w:hAnsi="Malgun Gothic" w:eastAsia="Malgun Gothic"/>
+                <w:sz w:val="16"/>
+              </w:rPr>
+            </w:r>
             <w:r>
               <w:rPr>
                 <w:rFonts w:ascii="Malgun Gothic" w:hAnsi="Malgun Gothic" w:eastAsia="Malgun Gothic"/>
@@ -11947,7 +14306,12 @@
             <w:pPr>
               <w:spacing w:after="0" w:line="276" w:lineRule="auto"/>
             </w:pPr>
-            <w:r/>
+            <w:r>
+              <w:rPr>
+                <w:rFonts w:ascii="Malgun Gothic" w:hAnsi="Malgun Gothic" w:eastAsia="Malgun Gothic"/>
+                <w:sz w:val="16"/>
+              </w:rPr>
+            </w:r>
             <w:r>
               <w:rPr>
                 <w:rFonts w:ascii="Malgun Gothic" w:hAnsi="Malgun Gothic" w:eastAsia="Malgun Gothic"/>
@@ -11970,7 +14334,12 @@
             <w:pPr>
               <w:spacing w:after="0" w:line="276" w:lineRule="auto"/>
             </w:pPr>
-            <w:r/>
+            <w:r>
+              <w:rPr>
+                <w:rFonts w:ascii="Malgun Gothic" w:hAnsi="Malgun Gothic" w:eastAsia="Malgun Gothic"/>
+                <w:sz w:val="16"/>
+              </w:rPr>
+            </w:r>
             <w:r>
               <w:rPr>
                 <w:rFonts w:ascii="Malgun Gothic" w:hAnsi="Malgun Gothic" w:eastAsia="Malgun Gothic"/>
@@ -11991,7 +14360,12 @@
             <w:pPr>
               <w:spacing w:after="0" w:line="276" w:lineRule="auto"/>
             </w:pPr>
-            <w:r/>
+            <w:r>
+              <w:rPr>
+                <w:rFonts w:ascii="Malgun Gothic" w:hAnsi="Malgun Gothic" w:eastAsia="Malgun Gothic"/>
+                <w:sz w:val="16"/>
+              </w:rPr>
+            </w:r>
             <w:r>
               <w:rPr>
                 <w:rFonts w:ascii="Malgun Gothic" w:hAnsi="Malgun Gothic" w:eastAsia="Malgun Gothic"/>
@@ -12012,7 +14386,12 @@
             <w:pPr>
               <w:spacing w:after="0" w:line="276" w:lineRule="auto"/>
             </w:pPr>
-            <w:r/>
+            <w:r>
+              <w:rPr>
+                <w:rFonts w:ascii="Malgun Gothic" w:hAnsi="Malgun Gothic" w:eastAsia="Malgun Gothic"/>
+                <w:sz w:val="16"/>
+              </w:rPr>
+            </w:r>
             <w:r>
               <w:rPr>
                 <w:rFonts w:ascii="Malgun Gothic" w:hAnsi="Malgun Gothic" w:eastAsia="Malgun Gothic"/>
@@ -12033,7 +14412,12 @@
             <w:pPr>
               <w:spacing w:after="0" w:line="276" w:lineRule="auto"/>
             </w:pPr>
-            <w:r/>
+            <w:r>
+              <w:rPr>
+                <w:rFonts w:ascii="Malgun Gothic" w:hAnsi="Malgun Gothic" w:eastAsia="Malgun Gothic"/>
+                <w:sz w:val="16"/>
+              </w:rPr>
+            </w:r>
             <w:r>
               <w:rPr>
                 <w:rFonts w:ascii="Malgun Gothic" w:hAnsi="Malgun Gothic" w:eastAsia="Malgun Gothic"/>
@@ -12056,7 +14440,12 @@
             <w:pPr>
               <w:spacing w:after="0" w:line="276" w:lineRule="auto"/>
             </w:pPr>
-            <w:r/>
+            <w:r>
+              <w:rPr>
+                <w:rFonts w:ascii="Malgun Gothic" w:hAnsi="Malgun Gothic" w:eastAsia="Malgun Gothic"/>
+                <w:sz w:val="16"/>
+              </w:rPr>
+            </w:r>
             <w:r>
               <w:rPr>
                 <w:rFonts w:ascii="Malgun Gothic" w:hAnsi="Malgun Gothic" w:eastAsia="Malgun Gothic"/>
@@ -12077,7 +14466,12 @@
             <w:pPr>
               <w:spacing w:after="0" w:line="276" w:lineRule="auto"/>
             </w:pPr>
-            <w:r/>
+            <w:r>
+              <w:rPr>
+                <w:rFonts w:ascii="Malgun Gothic" w:hAnsi="Malgun Gothic" w:eastAsia="Malgun Gothic"/>
+                <w:sz w:val="16"/>
+              </w:rPr>
+            </w:r>
             <w:r>
               <w:rPr>
                 <w:rFonts w:ascii="Malgun Gothic" w:hAnsi="Malgun Gothic" w:eastAsia="Malgun Gothic"/>
@@ -12098,7 +14492,12 @@
             <w:pPr>
               <w:spacing w:after="0" w:line="276" w:lineRule="auto"/>
             </w:pPr>
-            <w:r/>
+            <w:r>
+              <w:rPr>
+                <w:rFonts w:ascii="Malgun Gothic" w:hAnsi="Malgun Gothic" w:eastAsia="Malgun Gothic"/>
+                <w:sz w:val="16"/>
+              </w:rPr>
+            </w:r>
             <w:r>
               <w:rPr>
                 <w:rFonts w:ascii="Malgun Gothic" w:hAnsi="Malgun Gothic" w:eastAsia="Malgun Gothic"/>
@@ -12119,7 +14518,12 @@
             <w:pPr>
               <w:spacing w:after="0" w:line="276" w:lineRule="auto"/>
             </w:pPr>
-            <w:r/>
+            <w:r>
+              <w:rPr>
+                <w:rFonts w:ascii="Malgun Gothic" w:hAnsi="Malgun Gothic" w:eastAsia="Malgun Gothic"/>
+                <w:sz w:val="16"/>
+              </w:rPr>
+            </w:r>
             <w:r>
               <w:rPr>
                 <w:rFonts w:ascii="Malgun Gothic" w:hAnsi="Malgun Gothic" w:eastAsia="Malgun Gothic"/>
@@ -12142,7 +14546,12 @@
             <w:pPr>
               <w:spacing w:after="0" w:line="276" w:lineRule="auto"/>
             </w:pPr>
-            <w:r/>
+            <w:r>
+              <w:rPr>
+                <w:rFonts w:ascii="Malgun Gothic" w:hAnsi="Malgun Gothic" w:eastAsia="Malgun Gothic"/>
+                <w:sz w:val="16"/>
+              </w:rPr>
+            </w:r>
             <w:r>
               <w:rPr>
                 <w:rFonts w:ascii="Malgun Gothic" w:hAnsi="Malgun Gothic" w:eastAsia="Malgun Gothic"/>
@@ -12163,7 +14572,12 @@
             <w:pPr>
               <w:spacing w:after="0" w:line="276" w:lineRule="auto"/>
             </w:pPr>
-            <w:r/>
+            <w:r>
+              <w:rPr>
+                <w:rFonts w:ascii="Malgun Gothic" w:hAnsi="Malgun Gothic" w:eastAsia="Malgun Gothic"/>
+                <w:sz w:val="16"/>
+              </w:rPr>
+            </w:r>
             <w:r>
               <w:rPr>
                 <w:rFonts w:ascii="Malgun Gothic" w:hAnsi="Malgun Gothic" w:eastAsia="Malgun Gothic"/>
@@ -12184,7 +14598,12 @@
             <w:pPr>
               <w:spacing w:after="0" w:line="276" w:lineRule="auto"/>
             </w:pPr>
-            <w:r/>
+            <w:r>
+              <w:rPr>
+                <w:rFonts w:ascii="Malgun Gothic" w:hAnsi="Malgun Gothic" w:eastAsia="Malgun Gothic"/>
+                <w:sz w:val="16"/>
+              </w:rPr>
+            </w:r>
             <w:r>
               <w:rPr>
                 <w:rFonts w:ascii="Malgun Gothic" w:hAnsi="Malgun Gothic" w:eastAsia="Malgun Gothic"/>
@@ -12205,7 +14624,12 @@
             <w:pPr>
               <w:spacing w:after="0" w:line="276" w:lineRule="auto"/>
             </w:pPr>
-            <w:r/>
+            <w:r>
+              <w:rPr>
+                <w:rFonts w:ascii="Malgun Gothic" w:hAnsi="Malgun Gothic" w:eastAsia="Malgun Gothic"/>
+                <w:sz w:val="16"/>
+              </w:rPr>
+            </w:r>
             <w:r>
               <w:rPr>
                 <w:rFonts w:ascii="Malgun Gothic" w:hAnsi="Malgun Gothic" w:eastAsia="Malgun Gothic"/>
@@ -12228,7 +14652,12 @@
             <w:pPr>
               <w:spacing w:after="0" w:line="276" w:lineRule="auto"/>
             </w:pPr>
-            <w:r/>
+            <w:r>
+              <w:rPr>
+                <w:rFonts w:ascii="Malgun Gothic" w:hAnsi="Malgun Gothic" w:eastAsia="Malgun Gothic"/>
+                <w:sz w:val="16"/>
+              </w:rPr>
+            </w:r>
             <w:r>
               <w:rPr>
                 <w:rFonts w:ascii="Malgun Gothic" w:hAnsi="Malgun Gothic" w:eastAsia="Malgun Gothic"/>
@@ -12249,7 +14678,12 @@
             <w:pPr>
               <w:spacing w:after="0" w:line="276" w:lineRule="auto"/>
             </w:pPr>
-            <w:r/>
+            <w:r>
+              <w:rPr>
+                <w:rFonts w:ascii="Malgun Gothic" w:hAnsi="Malgun Gothic" w:eastAsia="Malgun Gothic"/>
+                <w:sz w:val="16"/>
+              </w:rPr>
+            </w:r>
             <w:r>
               <w:rPr>
                 <w:rFonts w:ascii="Malgun Gothic" w:hAnsi="Malgun Gothic" w:eastAsia="Malgun Gothic"/>
@@ -12270,7 +14704,12 @@
             <w:pPr>
               <w:spacing w:after="0" w:line="276" w:lineRule="auto"/>
             </w:pPr>
-            <w:r/>
+            <w:r>
+              <w:rPr>
+                <w:rFonts w:ascii="Malgun Gothic" w:hAnsi="Malgun Gothic" w:eastAsia="Malgun Gothic"/>
+                <w:sz w:val="16"/>
+              </w:rPr>
+            </w:r>
             <w:r>
               <w:rPr>
                 <w:rFonts w:ascii="Malgun Gothic" w:hAnsi="Malgun Gothic" w:eastAsia="Malgun Gothic"/>
@@ -12291,7 +14730,12 @@
             <w:pPr>
               <w:spacing w:after="0" w:line="276" w:lineRule="auto"/>
             </w:pPr>
-            <w:r/>
+            <w:r>
+              <w:rPr>
+                <w:rFonts w:ascii="Malgun Gothic" w:hAnsi="Malgun Gothic" w:eastAsia="Malgun Gothic"/>
+                <w:sz w:val="16"/>
+              </w:rPr>
+            </w:r>
             <w:r>
               <w:rPr>
                 <w:rFonts w:ascii="Malgun Gothic" w:hAnsi="Malgun Gothic" w:eastAsia="Malgun Gothic"/>
@@ -12314,7 +14758,12 @@
             <w:pPr>
               <w:spacing w:after="0" w:line="276" w:lineRule="auto"/>
             </w:pPr>
-            <w:r/>
+            <w:r>
+              <w:rPr>
+                <w:rFonts w:ascii="Malgun Gothic" w:hAnsi="Malgun Gothic" w:eastAsia="Malgun Gothic"/>
+                <w:sz w:val="16"/>
+              </w:rPr>
+            </w:r>
             <w:r>
               <w:rPr>
                 <w:rFonts w:ascii="Malgun Gothic" w:hAnsi="Malgun Gothic" w:eastAsia="Malgun Gothic"/>
@@ -12335,7 +14784,12 @@
             <w:pPr>
               <w:spacing w:after="0" w:line="276" w:lineRule="auto"/>
             </w:pPr>
-            <w:r/>
+            <w:r>
+              <w:rPr>
+                <w:rFonts w:ascii="Malgun Gothic" w:hAnsi="Malgun Gothic" w:eastAsia="Malgun Gothic"/>
+                <w:sz w:val="16"/>
+              </w:rPr>
+            </w:r>
             <w:r>
               <w:rPr>
                 <w:rFonts w:ascii="Malgun Gothic" w:hAnsi="Malgun Gothic" w:eastAsia="Malgun Gothic"/>
@@ -12356,7 +14810,12 @@
             <w:pPr>
               <w:spacing w:after="0" w:line="276" w:lineRule="auto"/>
             </w:pPr>
-            <w:r/>
+            <w:r>
+              <w:rPr>
+                <w:rFonts w:ascii="Malgun Gothic" w:hAnsi="Malgun Gothic" w:eastAsia="Malgun Gothic"/>
+                <w:sz w:val="16"/>
+              </w:rPr>
+            </w:r>
             <w:r>
               <w:rPr>
                 <w:rFonts w:ascii="Malgun Gothic" w:hAnsi="Malgun Gothic" w:eastAsia="Malgun Gothic"/>
@@ -12377,7 +14836,12 @@
             <w:pPr>
               <w:spacing w:after="0" w:line="276" w:lineRule="auto"/>
             </w:pPr>
-            <w:r/>
+            <w:r>
+              <w:rPr>
+                <w:rFonts w:ascii="Malgun Gothic" w:hAnsi="Malgun Gothic" w:eastAsia="Malgun Gothic"/>
+                <w:sz w:val="16"/>
+              </w:rPr>
+            </w:r>
             <w:r>
               <w:rPr>
                 <w:rFonts w:ascii="Malgun Gothic" w:hAnsi="Malgun Gothic" w:eastAsia="Malgun Gothic"/>
@@ -12400,7 +14864,12 @@
             <w:pPr>
               <w:spacing w:after="0" w:line="276" w:lineRule="auto"/>
             </w:pPr>
-            <w:r/>
+            <w:r>
+              <w:rPr>
+                <w:rFonts w:ascii="Malgun Gothic" w:hAnsi="Malgun Gothic" w:eastAsia="Malgun Gothic"/>
+                <w:sz w:val="16"/>
+              </w:rPr>
+            </w:r>
             <w:r>
               <w:rPr>
                 <w:rFonts w:ascii="Malgun Gothic" w:hAnsi="Malgun Gothic" w:eastAsia="Malgun Gothic"/>
@@ -12421,7 +14890,12 @@
             <w:pPr>
               <w:spacing w:after="0" w:line="276" w:lineRule="auto"/>
             </w:pPr>
-            <w:r/>
+            <w:r>
+              <w:rPr>
+                <w:rFonts w:ascii="Malgun Gothic" w:hAnsi="Malgun Gothic" w:eastAsia="Malgun Gothic"/>
+                <w:sz w:val="16"/>
+              </w:rPr>
+            </w:r>
             <w:r>
               <w:rPr>
                 <w:rFonts w:ascii="Malgun Gothic" w:hAnsi="Malgun Gothic" w:eastAsia="Malgun Gothic"/>
@@ -12442,7 +14916,12 @@
             <w:pPr>
               <w:spacing w:after="0" w:line="276" w:lineRule="auto"/>
             </w:pPr>
-            <w:r/>
+            <w:r>
+              <w:rPr>
+                <w:rFonts w:ascii="Malgun Gothic" w:hAnsi="Malgun Gothic" w:eastAsia="Malgun Gothic"/>
+                <w:sz w:val="16"/>
+              </w:rPr>
+            </w:r>
             <w:r>
               <w:rPr>
                 <w:rFonts w:ascii="Malgun Gothic" w:hAnsi="Malgun Gothic" w:eastAsia="Malgun Gothic"/>
@@ -12463,7 +14942,12 @@
             <w:pPr>
               <w:spacing w:after="0" w:line="276" w:lineRule="auto"/>
             </w:pPr>
-            <w:r/>
+            <w:r>
+              <w:rPr>
+                <w:rFonts w:ascii="Malgun Gothic" w:hAnsi="Malgun Gothic" w:eastAsia="Malgun Gothic"/>
+                <w:sz w:val="16"/>
+              </w:rPr>
+            </w:r>
             <w:r>
               <w:rPr>
                 <w:rFonts w:ascii="Malgun Gothic" w:hAnsi="Malgun Gothic" w:eastAsia="Malgun Gothic"/>
@@ -12486,7 +14970,12 @@
             <w:pPr>
               <w:spacing w:after="0" w:line="276" w:lineRule="auto"/>
             </w:pPr>
-            <w:r/>
+            <w:r>
+              <w:rPr>
+                <w:rFonts w:ascii="Malgun Gothic" w:hAnsi="Malgun Gothic" w:eastAsia="Malgun Gothic"/>
+                <w:sz w:val="16"/>
+              </w:rPr>
+            </w:r>
             <w:r>
               <w:rPr>
                 <w:rFonts w:ascii="Malgun Gothic" w:hAnsi="Malgun Gothic" w:eastAsia="Malgun Gothic"/>
@@ -12507,7 +14996,12 @@
             <w:pPr>
               <w:spacing w:after="0" w:line="276" w:lineRule="auto"/>
             </w:pPr>
-            <w:r/>
+            <w:r>
+              <w:rPr>
+                <w:rFonts w:ascii="Malgun Gothic" w:hAnsi="Malgun Gothic" w:eastAsia="Malgun Gothic"/>
+                <w:sz w:val="16"/>
+              </w:rPr>
+            </w:r>
             <w:r>
               <w:rPr>
                 <w:rFonts w:ascii="Malgun Gothic" w:hAnsi="Malgun Gothic" w:eastAsia="Malgun Gothic"/>
@@ -12528,7 +15022,12 @@
             <w:pPr>
               <w:spacing w:after="0" w:line="276" w:lineRule="auto"/>
             </w:pPr>
-            <w:r/>
+            <w:r>
+              <w:rPr>
+                <w:rFonts w:ascii="Malgun Gothic" w:hAnsi="Malgun Gothic" w:eastAsia="Malgun Gothic"/>
+                <w:sz w:val="16"/>
+              </w:rPr>
+            </w:r>
             <w:r>
               <w:rPr>
                 <w:rFonts w:ascii="Malgun Gothic" w:hAnsi="Malgun Gothic" w:eastAsia="Malgun Gothic"/>
@@ -12549,7 +15048,12 @@
             <w:pPr>
               <w:spacing w:after="0" w:line="276" w:lineRule="auto"/>
             </w:pPr>
-            <w:r/>
+            <w:r>
+              <w:rPr>
+                <w:rFonts w:ascii="Malgun Gothic" w:hAnsi="Malgun Gothic" w:eastAsia="Malgun Gothic"/>
+                <w:sz w:val="16"/>
+              </w:rPr>
+            </w:r>
             <w:r>
               <w:rPr>
                 <w:rFonts w:ascii="Malgun Gothic" w:hAnsi="Malgun Gothic" w:eastAsia="Malgun Gothic"/>
@@ -12572,7 +15076,12 @@
             <w:pPr>
               <w:spacing w:after="0" w:line="276" w:lineRule="auto"/>
             </w:pPr>
-            <w:r/>
+            <w:r>
+              <w:rPr>
+                <w:rFonts w:ascii="Malgun Gothic" w:hAnsi="Malgun Gothic" w:eastAsia="Malgun Gothic"/>
+                <w:sz w:val="16"/>
+              </w:rPr>
+            </w:r>
             <w:r>
               <w:rPr>
                 <w:rFonts w:ascii="Malgun Gothic" w:hAnsi="Malgun Gothic" w:eastAsia="Malgun Gothic"/>
@@ -12593,7 +15102,12 @@
             <w:pPr>
               <w:spacing w:after="0" w:line="276" w:lineRule="auto"/>
             </w:pPr>
-            <w:r/>
+            <w:r>
+              <w:rPr>
+                <w:rFonts w:ascii="Malgun Gothic" w:hAnsi="Malgun Gothic" w:eastAsia="Malgun Gothic"/>
+                <w:sz w:val="16"/>
+              </w:rPr>
+            </w:r>
             <w:r>
               <w:rPr>
                 <w:rFonts w:ascii="Malgun Gothic" w:hAnsi="Malgun Gothic" w:eastAsia="Malgun Gothic"/>
@@ -12614,7 +15128,12 @@
             <w:pPr>
               <w:spacing w:after="0" w:line="276" w:lineRule="auto"/>
             </w:pPr>
-            <w:r/>
+            <w:r>
+              <w:rPr>
+                <w:rFonts w:ascii="Malgun Gothic" w:hAnsi="Malgun Gothic" w:eastAsia="Malgun Gothic"/>
+                <w:sz w:val="16"/>
+              </w:rPr>
+            </w:r>
             <w:r>
               <w:rPr>
                 <w:rFonts w:ascii="Malgun Gothic" w:hAnsi="Malgun Gothic" w:eastAsia="Malgun Gothic"/>
@@ -12635,7 +15154,12 @@
             <w:pPr>
               <w:spacing w:after="0" w:line="276" w:lineRule="auto"/>
             </w:pPr>
-            <w:r/>
+            <w:r>
+              <w:rPr>
+                <w:rFonts w:ascii="Malgun Gothic" w:hAnsi="Malgun Gothic" w:eastAsia="Malgun Gothic"/>
+                <w:sz w:val="16"/>
+              </w:rPr>
+            </w:r>
             <w:r>
               <w:rPr>
                 <w:rFonts w:ascii="Malgun Gothic" w:hAnsi="Malgun Gothic" w:eastAsia="Malgun Gothic"/>
@@ -12884,7 +15408,12 @@
             <w:pPr>
               <w:spacing w:after="0" w:line="276" w:lineRule="auto"/>
             </w:pPr>
-            <w:r/>
+            <w:r>
+              <w:rPr>
+                <w:rFonts w:ascii="Malgun Gothic" w:hAnsi="Malgun Gothic" w:eastAsia="Malgun Gothic"/>
+                <w:sz w:val="16"/>
+              </w:rPr>
+            </w:r>
             <w:r>
               <w:rPr>
                 <w:rFonts w:ascii="Malgun Gothic" w:hAnsi="Malgun Gothic" w:eastAsia="Malgun Gothic"/>
@@ -12906,7 +15435,12 @@
             <w:pPr>
               <w:spacing w:after="0" w:line="276" w:lineRule="auto"/>
             </w:pPr>
-            <w:r/>
+            <w:r>
+              <w:rPr>
+                <w:rFonts w:ascii="Malgun Gothic" w:hAnsi="Malgun Gothic" w:eastAsia="Malgun Gothic"/>
+                <w:sz w:val="16"/>
+              </w:rPr>
+            </w:r>
             <w:r>
               <w:rPr>
                 <w:rFonts w:ascii="Malgun Gothic" w:hAnsi="Malgun Gothic" w:eastAsia="Malgun Gothic"/>
@@ -12929,7 +15463,12 @@
             <w:pPr>
               <w:spacing w:after="0" w:line="276" w:lineRule="auto"/>
             </w:pPr>
-            <w:r/>
+            <w:r>
+              <w:rPr>
+                <w:rFonts w:ascii="Malgun Gothic" w:hAnsi="Malgun Gothic" w:eastAsia="Malgun Gothic"/>
+                <w:sz w:val="16"/>
+              </w:rPr>
+            </w:r>
             <w:r>
               <w:rPr>
                 <w:rFonts w:ascii="Malgun Gothic" w:hAnsi="Malgun Gothic" w:eastAsia="Malgun Gothic"/>
@@ -12950,7 +15489,12 @@
             <w:pPr>
               <w:spacing w:after="0" w:line="276" w:lineRule="auto"/>
             </w:pPr>
-            <w:r/>
+            <w:r>
+              <w:rPr>
+                <w:rFonts w:ascii="Malgun Gothic" w:hAnsi="Malgun Gothic" w:eastAsia="Malgun Gothic"/>
+                <w:sz w:val="16"/>
+              </w:rPr>
+            </w:r>
             <w:r>
               <w:rPr>
                 <w:rFonts w:ascii="Malgun Gothic" w:hAnsi="Malgun Gothic" w:eastAsia="Malgun Gothic"/>
@@ -12973,7 +15517,12 @@
             <w:pPr>
               <w:spacing w:after="0" w:line="276" w:lineRule="auto"/>
             </w:pPr>
-            <w:r/>
+            <w:r>
+              <w:rPr>
+                <w:rFonts w:ascii="Malgun Gothic" w:hAnsi="Malgun Gothic" w:eastAsia="Malgun Gothic"/>
+                <w:sz w:val="16"/>
+              </w:rPr>
+            </w:r>
             <w:r>
               <w:rPr>
                 <w:rFonts w:ascii="Malgun Gothic" w:hAnsi="Malgun Gothic" w:eastAsia="Malgun Gothic"/>
@@ -12994,7 +15543,12 @@
             <w:pPr>
               <w:spacing w:after="0" w:line="276" w:lineRule="auto"/>
             </w:pPr>
-            <w:r/>
+            <w:r>
+              <w:rPr>
+                <w:rFonts w:ascii="Malgun Gothic" w:hAnsi="Malgun Gothic" w:eastAsia="Malgun Gothic"/>
+                <w:sz w:val="16"/>
+              </w:rPr>
+            </w:r>
             <w:r>
               <w:rPr>
                 <w:rFonts w:ascii="Malgun Gothic" w:hAnsi="Malgun Gothic" w:eastAsia="Malgun Gothic"/>
@@ -13017,7 +15571,12 @@
             <w:pPr>
               <w:spacing w:after="0" w:line="276" w:lineRule="auto"/>
             </w:pPr>
-            <w:r/>
+            <w:r>
+              <w:rPr>
+                <w:rFonts w:ascii="Malgun Gothic" w:hAnsi="Malgun Gothic" w:eastAsia="Malgun Gothic"/>
+                <w:sz w:val="16"/>
+              </w:rPr>
+            </w:r>
             <w:r>
               <w:rPr>
                 <w:rFonts w:ascii="Malgun Gothic" w:hAnsi="Malgun Gothic" w:eastAsia="Malgun Gothic"/>
@@ -13038,7 +15597,12 @@
             <w:pPr>
               <w:spacing w:after="0" w:line="276" w:lineRule="auto"/>
             </w:pPr>
-            <w:r/>
+            <w:r>
+              <w:rPr>
+                <w:rFonts w:ascii="Malgun Gothic" w:hAnsi="Malgun Gothic" w:eastAsia="Malgun Gothic"/>
+                <w:sz w:val="16"/>
+              </w:rPr>
+            </w:r>
             <w:r>
               <w:rPr>
                 <w:rFonts w:ascii="Malgun Gothic" w:hAnsi="Malgun Gothic" w:eastAsia="Malgun Gothic"/>
@@ -13061,7 +15625,12 @@
             <w:pPr>
               <w:spacing w:after="0" w:line="276" w:lineRule="auto"/>
             </w:pPr>
-            <w:r/>
+            <w:r>
+              <w:rPr>
+                <w:rFonts w:ascii="Malgun Gothic" w:hAnsi="Malgun Gothic" w:eastAsia="Malgun Gothic"/>
+                <w:sz w:val="16"/>
+              </w:rPr>
+            </w:r>
             <w:r>
               <w:rPr>
                 <w:rFonts w:ascii="Malgun Gothic" w:hAnsi="Malgun Gothic" w:eastAsia="Malgun Gothic"/>
@@ -13082,7 +15651,12 @@
             <w:pPr>
               <w:spacing w:after="0" w:line="276" w:lineRule="auto"/>
             </w:pPr>
-            <w:r/>
+            <w:r>
+              <w:rPr>
+                <w:rFonts w:ascii="Malgun Gothic" w:hAnsi="Malgun Gothic" w:eastAsia="Malgun Gothic"/>
+                <w:sz w:val="16"/>
+              </w:rPr>
+            </w:r>
             <w:r>
               <w:rPr>
                 <w:rFonts w:ascii="Malgun Gothic" w:hAnsi="Malgun Gothic" w:eastAsia="Malgun Gothic"/>
@@ -13105,7 +15679,12 @@
             <w:pPr>
               <w:spacing w:after="0" w:line="276" w:lineRule="auto"/>
             </w:pPr>
-            <w:r/>
+            <w:r>
+              <w:rPr>
+                <w:rFonts w:ascii="Malgun Gothic" w:hAnsi="Malgun Gothic" w:eastAsia="Malgun Gothic"/>
+                <w:sz w:val="16"/>
+              </w:rPr>
+            </w:r>
             <w:r>
               <w:rPr>
                 <w:rFonts w:ascii="Malgun Gothic" w:hAnsi="Malgun Gothic" w:eastAsia="Malgun Gothic"/>
@@ -13126,7 +15705,12 @@
             <w:pPr>
               <w:spacing w:after="0" w:line="276" w:lineRule="auto"/>
             </w:pPr>
-            <w:r/>
+            <w:r>
+              <w:rPr>
+                <w:rFonts w:ascii="Malgun Gothic" w:hAnsi="Malgun Gothic" w:eastAsia="Malgun Gothic"/>
+                <w:sz w:val="16"/>
+              </w:rPr>
+            </w:r>
             <w:r>
               <w:rPr>
                 <w:rFonts w:ascii="Malgun Gothic" w:hAnsi="Malgun Gothic" w:eastAsia="Malgun Gothic"/>
@@ -13186,12 +15770,18 @@
             <w:pPr>
               <w:spacing w:after="80"/>
             </w:pPr>
-            <w:r/>
+            <w:r>
+              <w:rPr>
+                <w:rFonts w:ascii="Malgun Gothic" w:hAnsi="Malgun Gothic" w:eastAsia="Malgun Gothic"/>
+                <w:sz w:val="16"/>
+              </w:rPr>
+            </w:r>
             <w:r>
               <w:rPr>
                 <w:rFonts w:ascii="Malgun Gothic" w:hAnsi="Malgun Gothic" w:eastAsia="Malgun Gothic"/>
                 <w:b/>
                 <w:color w:val="0B5D2A"/>
+                <w:sz w:val="16"/>
               </w:rPr>
               <w:t>누락 검증 결과</w:t>
             </w:r>
